--- a/docs/citation-correction/Verified-References-IEEE-Thesis-Order.docx
+++ b/docs/citation-correction/Verified-References-IEEE-Thesis-Order.docx
@@ -735,26 +735,14 @@
         <w:tab/>
       </w:r>
       <w:r>
-        <w:t xml:space="preserve">A. de Vries, </w:t>
-      </w:r>
-      <w:r>
-        <w:t xml:space="preserve">“Bitcoin’s Energy Consumption Is Underestimated: A Market Dynamics Approach,” </w:t>
-      </w:r>
-      <w:r>
-        <w:rPr>
-          <w:i/>
-        </w:rPr>
-        <w:t>Energy Research &amp; Social Science</w:t>
-      </w:r>
-      <w:r>
-        <w:t xml:space="preserve">, vol. 70, Art. no. 101721, 2020, doi: </w:t>
+        <w:t xml:space="preserve">G. Tereshchenko and I. Kyrychenko, “Analysis and Justification of the Use of Existing Blockchain Solutions for the Protection of Digital Assets,” Innovative Technologies and Scientific Solutions for Industries, no. 1(27), pp. 164–178, 2024, doi: </w:t>
       </w:r>
       <w:hyperlink r:id="rId30">
         <w:r>
           <w:rPr>
             <w:rStyle w:val="Hyperlink"/>
           </w:rPr>
-          <w:t>10.1016/j.erss.2020.101721</w:t>
+          <w:t>10.30837/ITSSI.2024.27.164</w:t>
         </w:r>
       </w:hyperlink>
       <w:r>
@@ -1107,11 +1095,16 @@
         <w:tab/>
       </w:r>
       <w:r>
-        <w:rPr>
-          <w:color w:val="B03000"/>
-        </w:rPr>
-        <w:t>[Missing source — cited as [22] in the original draft but absent from its reference list; bibliographic details to be supplied by the author. Cited (as former [22]) for Proof of History (PoH) in Chapters 1 and 3, including a table entry. The canonical PoH source is A. Yakovenko’s Solana white paper, but the thesis gives no bibliographic details to confirm this.]</w:t>
-      </w:r>
+        <w:t xml:space="preserve">A. Yakovenko, “Solana: A New Architecture for a High Performance Blockchain,” white paper, version 0.8.13. [Online]. Available: </w:t>
+      </w:r>
+      <w:hyperlink r:id="rId42">
+        <w:r>
+          <w:rPr>
+            <w:rStyle w:val="Hyperlink"/>
+          </w:rPr>
+          <w:t>https://solana.com/solana-whitepaper.pdf</w:t>
+        </w:r>
+      </w:hyperlink>
     </w:p>
     <w:p>
       <w:pPr>
@@ -1137,7 +1130,7 @@
       <w:r>
         <w:t xml:space="preserve">, 2018, pp. 636–644, doi: </w:t>
       </w:r>
-      <w:hyperlink r:id="rId42">
+      <w:hyperlink r:id="rId43">
         <w:r>
           <w:rPr>
             <w:rStyle w:val="Hyperlink"/>
@@ -1159,7 +1152,18 @@
         <w:tab/>
       </w:r>
       <w:r>
-        <w:t>C. T. Danescu-Niculescu-Mizil et al., “Proof of Reputation: A Cooperation-Based System for Blockchains.” [Source could not be verified — see the verification report for candidates.]</w:t>
+        <w:t xml:space="preserve">Q. Zhuang, Y. Liu, L. Chen, and Z. Ai, “Proof of Reputation: A Reputation-Based Consensus Protocol for Blockchain Based Systems,” in Proc. 2019 International Electronics Communication Conference (IECC), 2019, pp. 131–138, doi: </w:t>
+      </w:r>
+      <w:hyperlink r:id="rId44">
+        <w:r>
+          <w:rPr>
+            <w:rStyle w:val="Hyperlink"/>
+          </w:rPr>
+          <w:t>10.1145/3343147.3343169</w:t>
+        </w:r>
+      </w:hyperlink>
+      <w:r>
+        <w:t>.</w:t>
       </w:r>
     </w:p>
     <w:p>
@@ -1186,7 +1190,7 @@
       <w:r>
         <w:t xml:space="preserve">, vol. 11, no. 6, Art. no. 1673, 2023, doi: </w:t>
       </w:r>
-      <w:hyperlink r:id="rId43">
+      <w:hyperlink r:id="rId45">
         <w:r>
           <w:rPr>
             <w:rStyle w:val="Hyperlink"/>
@@ -1222,7 +1226,7 @@
       <w:r>
         <w:t xml:space="preserve">, vol. 2422, no. 1, Art. no. 012006, 2023, doi: </w:t>
       </w:r>
-      <w:hyperlink r:id="rId44">
+      <w:hyperlink r:id="rId46">
         <w:r>
           <w:rPr>
             <w:rStyle w:val="Hyperlink"/>
@@ -1284,7 +1288,7 @@
       <w:r>
         <w:t xml:space="preserve">, vol. 25, no. 4, pp. 523–532, 2024, doi: </w:t>
       </w:r>
-      <w:hyperlink r:id="rId45">
+      <w:hyperlink r:id="rId47">
         <w:r>
           <w:rPr>
             <w:rStyle w:val="Hyperlink"/>
@@ -1351,7 +1355,18 @@
         <w:tab/>
       </w:r>
       <w:r>
-        <w:t>S. Hadi et al., “Data-driven architecture for smart grid load management and microgrid control using blockchain-based IoT.” [Source could not be verified — see the verification report for candidates.]</w:t>
+        <w:t xml:space="preserve">S. Hadi, W. Syafei, and A. Wibowo, “Architectural Design of Electricity Power Consumption Misuse Detection Based on Light Gradient Boosting Machine Using Blockchain Technology,” in Proc. 2023 International Conference on Technology, Engineering, and Computing Applications (ICTECA), 2023, doi: </w:t>
+      </w:r>
+      <w:hyperlink r:id="rId48">
+        <w:r>
+          <w:rPr>
+            <w:rStyle w:val="Hyperlink"/>
+          </w:rPr>
+          <w:t>10.1109/ICTECA60133.2023.10490464</w:t>
+        </w:r>
+      </w:hyperlink>
+      <w:r>
+        <w:t>.</w:t>
       </w:r>
     </w:p>
     <w:p>
@@ -1378,7 +1393,7 @@
       <w:r>
         <w:t xml:space="preserve">, vol. 98, Art. no. 113150, 2024, doi: </w:t>
       </w:r>
-      <w:hyperlink r:id="rId46">
+      <w:hyperlink r:id="rId49">
         <w:r>
           <w:rPr>
             <w:rStyle w:val="Hyperlink"/>
@@ -1414,7 +1429,7 @@
       <w:r>
         <w:t xml:space="preserve">, vol. 10, pp. 59155–59177, 2022, doi: </w:t>
       </w:r>
-      <w:hyperlink r:id="rId47">
+      <w:hyperlink r:id="rId50">
         <w:r>
           <w:rPr>
             <w:rStyle w:val="Hyperlink"/>
@@ -1450,7 +1465,7 @@
       <w:r>
         <w:t xml:space="preserve">, vol. 87, Art. no. 101602, 2019, doi: </w:t>
       </w:r>
-      <w:hyperlink r:id="rId48">
+      <w:hyperlink r:id="rId51">
         <w:r>
           <w:rPr>
             <w:rStyle w:val="Hyperlink"/>
@@ -1486,7 +1501,7 @@
       <w:r>
         <w:t xml:space="preserve">, 2020, pp. 71–76, doi: </w:t>
       </w:r>
-      <w:hyperlink r:id="rId49">
+      <w:hyperlink r:id="rId52">
         <w:r>
           <w:rPr>
             <w:rStyle w:val="Hyperlink"/>
@@ -1510,7 +1525,7 @@
       <w:r>
         <w:t xml:space="preserve">OpenEthereum, “Aura – Authority Round,” OpenEthereum Documentation. Accessed: Jul. 17, 2026. [Online]. Available: </w:t>
       </w:r>
-      <w:hyperlink r:id="rId50">
+      <w:hyperlink r:id="rId53">
         <w:r>
           <w:rPr>
             <w:rStyle w:val="Hyperlink"/>
@@ -1543,7 +1558,7 @@
       <w:r>
         <w:t xml:space="preserve">, 2019, pp. 183–198, doi: </w:t>
       </w:r>
-      <w:hyperlink r:id="rId51">
+      <w:hyperlink r:id="rId54">
         <w:r>
           <w:rPr>
             <w:rStyle w:val="Hyperlink"/>
@@ -1579,7 +1594,7 @@
       <w:r>
         <w:t xml:space="preserve"> (Lecture Notes in Computer Science), Springer, 2020, pp. 16–38, doi: </w:t>
       </w:r>
-      <w:hyperlink r:id="rId52">
+      <w:hyperlink r:id="rId55">
         <w:r>
           <w:rPr>
             <w:rStyle w:val="Hyperlink"/>
@@ -1615,7 +1630,7 @@
       <w:r>
         <w:t xml:space="preserve">, 2020, pp. 142–150, doi: </w:t>
       </w:r>
-      <w:hyperlink r:id="rId53">
+      <w:hyperlink r:id="rId56">
         <w:r>
           <w:rPr>
             <w:rStyle w:val="Hyperlink"/>
@@ -1651,7 +1666,7 @@
       <w:r>
         <w:t xml:space="preserve">, vol. 10, pp. 76114–76124, 2022, doi: </w:t>
       </w:r>
-      <w:hyperlink r:id="rId54">
+      <w:hyperlink r:id="rId57">
         <w:r>
           <w:rPr>
             <w:rStyle w:val="Hyperlink"/>
@@ -1687,7 +1702,7 @@
       <w:r>
         <w:t xml:space="preserve">, vol. 10, no. 6, pp. 5418–5433, 2023, doi: </w:t>
       </w:r>
-      <w:hyperlink r:id="rId55">
+      <w:hyperlink r:id="rId58">
         <w:r>
           <w:rPr>
             <w:rStyle w:val="Hyperlink"/>
@@ -1723,7 +1738,7 @@
       <w:r>
         <w:t xml:space="preserve">, 2023, pp. 312–321, doi: </w:t>
       </w:r>
-      <w:hyperlink r:id="rId56">
+      <w:hyperlink r:id="rId59">
         <w:r>
           <w:rPr>
             <w:rStyle w:val="Hyperlink"/>
@@ -1759,7 +1774,7 @@
       <w:r>
         <w:t xml:space="preserve"> (Lecture Notes of the Institute for Computer Sciences, Social Informatics and Telecommunications Engineering), Springer, 2019, pp. 23–38, doi: </w:t>
       </w:r>
-      <w:hyperlink r:id="rId57">
+      <w:hyperlink r:id="rId60">
         <w:r>
           <w:rPr>
             <w:rStyle w:val="Hyperlink"/>
@@ -1795,7 +1810,7 @@
       <w:r>
         <w:t xml:space="preserve">, vol. 62, no. 6, pp. 599–608, 2020, doi: </w:t>
       </w:r>
-      <w:hyperlink r:id="rId58">
+      <w:hyperlink r:id="rId61">
         <w:r>
           <w:rPr>
             <w:rStyle w:val="Hyperlink"/>
@@ -1831,7 +1846,7 @@
       <w:r>
         <w:t xml:space="preserve">, vol. 9, no. 3, pp. 396–408, 2024, doi: </w:t>
       </w:r>
-      <w:hyperlink r:id="rId59">
+      <w:hyperlink r:id="rId62">
         <w:r>
           <w:rPr>
             <w:rStyle w:val="Hyperlink"/>
@@ -1858,7 +1873,7 @@
       <w:r>
         <w:t xml:space="preserve">“The Energy Consumption of Proof-of-Stake Systems: Replication and Expansion,” SSRN working paper, 2023, doi: </w:t>
       </w:r>
-      <w:hyperlink r:id="rId60">
+      <w:hyperlink r:id="rId63">
         <w:r>
           <w:rPr>
             <w:rStyle w:val="Hyperlink"/>
@@ -1894,7 +1909,7 @@
       <w:r>
         <w:t xml:space="preserve">, vol. 16, no. 18, Art. no. 6610, 2023, doi: </w:t>
       </w:r>
-      <w:hyperlink r:id="rId61">
+      <w:hyperlink r:id="rId64">
         <w:r>
           <w:rPr>
             <w:rStyle w:val="Hyperlink"/>
@@ -1930,7 +1945,7 @@
       <w:r>
         <w:t xml:space="preserve"> (Lecture Notes in Computer Science), Springer, 2014, pp. 538–557, doi: </w:t>
       </w:r>
-      <w:hyperlink r:id="rId62">
+      <w:hyperlink r:id="rId65">
         <w:r>
           <w:rPr>
             <w:rStyle w:val="Hyperlink"/>
@@ -1966,7 +1981,7 @@
       <w:r>
         <w:t xml:space="preserve">, vol. 9, no. 1, pp. 79–89, 2023, doi: </w:t>
       </w:r>
-      <w:hyperlink r:id="rId63">
+      <w:hyperlink r:id="rId66">
         <w:r>
           <w:rPr>
             <w:rStyle w:val="Hyperlink"/>
@@ -2034,7 +2049,7 @@
       <w:r>
         <w:t xml:space="preserve">, vol. 57, no. 3, pp. 1403–1410, 2023, doi: </w:t>
       </w:r>
-      <w:hyperlink r:id="rId64">
+      <w:hyperlink r:id="rId67">
         <w:r>
           <w:rPr>
             <w:rStyle w:val="Hyperlink"/>
@@ -2102,7 +2117,7 @@
       <w:r>
         <w:t xml:space="preserve"> (Lecture Notes in Computer Science), Springer, 2019, pp. 324–348, doi: </w:t>
       </w:r>
-      <w:hyperlink r:id="rId65">
+      <w:hyperlink r:id="rId68">
         <w:r>
           <w:rPr>
             <w:rStyle w:val="Hyperlink"/>
@@ -2138,7 +2153,7 @@
       <w:r>
         <w:t xml:space="preserve">, vol. 13, no. 4, pp. 23–40, 2021, doi: </w:t>
       </w:r>
-      <w:hyperlink r:id="rId66">
+      <w:hyperlink r:id="rId69">
         <w:r>
           <w:rPr>
             <w:rStyle w:val="Hyperlink"/>
@@ -2174,7 +2189,7 @@
       <w:r>
         <w:t xml:space="preserve">, 2023, pp. 77–82, doi: </w:t>
       </w:r>
-      <w:hyperlink r:id="rId67">
+      <w:hyperlink r:id="rId70">
         <w:r>
           <w:rPr>
             <w:rStyle w:val="Hyperlink"/>
@@ -2210,7 +2225,7 @@
       <w:r>
         <w:t xml:space="preserve">, 2023, pp. 13–22, doi: </w:t>
       </w:r>
-      <w:hyperlink r:id="rId68">
+      <w:hyperlink r:id="rId71">
         <w:r>
           <w:rPr>
             <w:rStyle w:val="Hyperlink"/>
@@ -2232,7 +2247,18 @@
         <w:tab/>
       </w:r>
       <w:r>
-        <w:t>“A Microgrid Trading Framework Based on PoC Consensus.” [Source could not be verified — see the verification report for candidates.]</w:t>
+        <w:t xml:space="preserve">L. Zhou, Y. Xian, Y. Yang, J. Jiang, P. Liu, and X. Li, “A Microgrid Trading Framework Based on PoC Consensus,” arXiv preprint arXiv:2310.07165, 2023, doi: </w:t>
+      </w:r>
+      <w:hyperlink r:id="rId72">
+        <w:r>
+          <w:rPr>
+            <w:rStyle w:val="Hyperlink"/>
+          </w:rPr>
+          <w:t>10.48550/arXiv.2310.07165</w:t>
+        </w:r>
+      </w:hyperlink>
+      <w:r>
+        <w:t>.</w:t>
       </w:r>
     </w:p>
     <w:p>
@@ -2260,7 +2286,7 @@
       <w:r>
         <w:t xml:space="preserve">J. Sedlmeir, H. U. Buhl, G. Fridgen, and R. Keller, “Recent Developments in Blockchain Technology and Their Impact on Energy Consumption,” arXiv preprint arXiv:2102.07886, 2021, doi: </w:t>
       </w:r>
-      <w:hyperlink r:id="rId69">
+      <w:hyperlink r:id="rId73">
         <w:r>
           <w:rPr>
             <w:rStyle w:val="Hyperlink"/>
@@ -2279,11 +2305,16 @@
         <w:tab/>
       </w:r>
       <w:r>
-        <w:rPr>
-          <w:color w:val="B03000"/>
-        </w:rPr>
-        <w:t>[Missing source — cited as [68] in the original draft but absent from its reference list; bibliographic details to be supplied by the author. Cited (as former [68]) in Chapter 3 for PoH trust/correctness.]</w:t>
-      </w:r>
+        <w:t xml:space="preserve">V. Shoup, “Proof of History: What Is It Good For,” 2022. [Online]. Available: </w:t>
+      </w:r>
+      <w:hyperlink r:id="rId74">
+        <w:r>
+          <w:rPr>
+            <w:rStyle w:val="Hyperlink"/>
+          </w:rPr>
+          <w:t>https://www.shoup.net/papers/poh.pdf</w:t>
+        </w:r>
+      </w:hyperlink>
     </w:p>
     <w:p>
       <w:pPr>
@@ -2295,11 +2326,16 @@
         <w:tab/>
       </w:r>
       <w:r>
-        <w:rPr>
-          <w:color w:val="B03000"/>
-        </w:rPr>
-        <w:t>[Missing source — cited as [69] in the original draft but absent from its reference list; bibliographic details to be supplied by the author. Cited (as former [69]) in Chapter 3 for PoH trust/correctness.]</w:t>
-      </w:r>
+        <w:t xml:space="preserve">Solana Foundation, “Solana’s Energy Use Report: November 2021,” 2021. [Online]. Available: </w:t>
+      </w:r>
+      <w:hyperlink r:id="rId75">
+        <w:r>
+          <w:rPr>
+            <w:rStyle w:val="Hyperlink"/>
+          </w:rPr>
+          <w:t>https://solana.com/news/solana-energy-usage-report-november-2021</w:t>
+        </w:r>
+      </w:hyperlink>
     </w:p>
     <w:p>
       <w:pPr>
@@ -2313,7 +2349,7 @@
       <w:r>
         <w:t xml:space="preserve">P. Szilágyi, “EIP-225: Clique Proof-of-Authority Consensus Protocol,” Ethereum Improvement Proposals, 2017. [Online]. Available: </w:t>
       </w:r>
-      <w:hyperlink r:id="rId70">
+      <w:hyperlink r:id="rId76">
         <w:r>
           <w:rPr>
             <w:rStyle w:val="Hyperlink"/>
@@ -2332,7 +2368,18 @@
         <w:tab/>
       </w:r>
       <w:r>
-        <w:t>“Proof of Reputation.” [Source could not be verified — see the verification report for candidates.]</w:t>
+        <w:t xml:space="preserve">C. Grunspan and R. Perez-Marco, “Proof of Reputation,” arXiv preprint arXiv:2302.06966, 2023, doi: </w:t>
+      </w:r>
+      <w:hyperlink r:id="rId77">
+        <w:r>
+          <w:rPr>
+            <w:rStyle w:val="Hyperlink"/>
+          </w:rPr>
+          <w:t>10.48550/arXiv.2302.06966</w:t>
+        </w:r>
+      </w:hyperlink>
+      <w:r>
+        <w:t>.</w:t>
       </w:r>
     </w:p>
     <w:p>
@@ -2372,7 +2419,7 @@
       <w:r>
         <w:t xml:space="preserve"> (Lecture Notes in Computer Science), Springer, 2017, pp. 282–297, doi: </w:t>
       </w:r>
-      <w:hyperlink r:id="rId71">
+      <w:hyperlink r:id="rId78">
         <w:r>
           <w:rPr>
             <w:rStyle w:val="Hyperlink"/>
@@ -2424,7 +2471,7 @@
       <w:r>
         <w:t xml:space="preserve">, vol. 46, no. 3, pp. 135–138, 2019, doi: </w:t>
       </w:r>
-      <w:hyperlink r:id="rId72">
+      <w:hyperlink r:id="rId79">
         <w:r>
           <w:rPr>
             <w:rStyle w:val="Hyperlink"/>
@@ -2460,7 +2507,7 @@
       <w:r>
         <w:t xml:space="preserve">, vol. 9, pp. 38010–38028, 2021, doi: </w:t>
       </w:r>
-      <w:hyperlink r:id="rId73">
+      <w:hyperlink r:id="rId80">
         <w:r>
           <w:rPr>
             <w:rStyle w:val="Hyperlink"/>
@@ -2496,7 +2543,7 @@
       <w:r>
         <w:t xml:space="preserve">, 2019, pp. 439–446, doi: </w:t>
       </w:r>
-      <w:hyperlink r:id="rId74">
+      <w:hyperlink r:id="rId81">
         <w:r>
           <w:rPr>
             <w:rStyle w:val="Hyperlink"/>
@@ -2532,7 +2579,7 @@
       <w:r>
         <w:t xml:space="preserve">, vol. 20, no. 12, Art. no. 3358, 2020, doi: </w:t>
       </w:r>
-      <w:hyperlink r:id="rId75">
+      <w:hyperlink r:id="rId82">
         <w:r>
           <w:rPr>
             <w:rStyle w:val="Hyperlink"/>
@@ -2568,7 +2615,7 @@
       <w:r>
         <w:t xml:space="preserve">, 2016, pp. 3–16, doi: </w:t>
       </w:r>
-      <w:hyperlink r:id="rId76">
+      <w:hyperlink r:id="rId83">
         <w:r>
           <w:rPr>
             <w:rStyle w:val="Hyperlink"/>
@@ -2617,7 +2664,7 @@
       <w:r>
         <w:t xml:space="preserve">, vol. 22, no. 2, pp. 1432–1465, 2020, doi: </w:t>
       </w:r>
-      <w:hyperlink r:id="rId77">
+      <w:hyperlink r:id="rId84">
         <w:r>
           <w:rPr>
             <w:rStyle w:val="Hyperlink"/>
@@ -2653,7 +2700,7 @@
       <w:r>
         <w:t xml:space="preserve"> (Lecture Notes in Computer Science), Springer, 2016, pp. 106–125, doi: </w:t>
       </w:r>
-      <w:hyperlink r:id="rId78">
+      <w:hyperlink r:id="rId85">
         <w:r>
           <w:rPr>
             <w:rStyle w:val="Hyperlink"/>
@@ -2689,7 +2736,7 @@
       <w:r>
         <w:t xml:space="preserve">, vol. 2, no. 5, pp. 801–805, 2018, doi: </w:t>
       </w:r>
-      <w:hyperlink r:id="rId79">
+      <w:hyperlink r:id="rId86">
         <w:r>
           <w:rPr>
             <w:rStyle w:val="Hyperlink"/>
@@ -2725,7 +2772,7 @@
       <w:r>
         <w:t xml:space="preserve">, vol. 3, no. 7, pp. 1647–1661, 2019, doi: </w:t>
       </w:r>
-      <w:hyperlink r:id="rId80">
+      <w:hyperlink r:id="rId87">
         <w:r>
           <w:rPr>
             <w:rStyle w:val="Hyperlink"/>
@@ -2749,7 +2796,7 @@
       <w:r>
         <w:t xml:space="preserve">R. S. Rasheed, BlockSim-New (modified BlockSim implementation with energy and carbon accounting), computer software, 2026. [Online]. Available: </w:t>
       </w:r>
-      <w:hyperlink r:id="rId81">
+      <w:hyperlink r:id="rId88">
         <w:r>
           <w:rPr>
             <w:rStyle w:val="Hyperlink"/>
@@ -2757,6 +2804,1437 @@
           <w:t>https://github.com/raedrasheed/BlockSim-New</w:t>
         </w:r>
       </w:hyperlink>
+    </w:p>
+    <w:p/>
+    <w:p>
+      <w:r>
+        <w:rPr>
+          <w:i/>
+        </w:rPr>
+        <w:t>Entries [96]–[155] below were merged from the reference list of the author’s review article “Consensus Algorithms for Blockchain Systems: A Review of Functionality, Security and Energy-Aware Design” (deduplicated against [1]–[95]). They are not yet cited in the thesis text; cite them in Chapter 3 where appropriate.</w:t>
+      </w:r>
+    </w:p>
+    <w:p>
+      <w:pPr>
+        <w:spacing w:after="120"/>
+        <w:ind w:left="792" w:hanging="792"/>
+      </w:pPr>
+      <w:r>
+        <w:t>[96]</w:t>
+        <w:tab/>
+      </w:r>
+      <w:r>
+        <w:t xml:space="preserve">M. N. M. Bhutta et al., “A Survey on Blockchain Technology: Evolution, Architecture and Security,” IEEE Access, vol. 9, pp. 61048–61073, 2021, doi: </w:t>
+      </w:r>
+      <w:hyperlink r:id="rId89">
+        <w:r>
+          <w:rPr>
+            <w:rStyle w:val="Hyperlink"/>
+          </w:rPr>
+          <w:t>10.1109/ACCESS.2021.3072849</w:t>
+        </w:r>
+      </w:hyperlink>
+      <w:r>
+        <w:t>.</w:t>
+      </w:r>
+    </w:p>
+    <w:p>
+      <w:pPr>
+        <w:spacing w:after="120"/>
+        <w:ind w:left="792" w:hanging="792"/>
+      </w:pPr>
+      <w:r>
+        <w:t>[97]</w:t>
+        <w:tab/>
+      </w:r>
+      <w:r>
+        <w:t xml:space="preserve">W. Wang et al., “A Survey on Consensus Mechanisms and Mining Strategy Management in Blockchain Networks,” IEEE Access, vol. 7, pp. 22328–22370, 2019, doi: </w:t>
+      </w:r>
+      <w:hyperlink r:id="rId90">
+        <w:r>
+          <w:rPr>
+            <w:rStyle w:val="Hyperlink"/>
+          </w:rPr>
+          <w:t>10.1109/ACCESS.2019.2896108</w:t>
+        </w:r>
+      </w:hyperlink>
+      <w:r>
+        <w:t>.</w:t>
+      </w:r>
+    </w:p>
+    <w:p>
+      <w:pPr>
+        <w:spacing w:after="120"/>
+        <w:ind w:left="792" w:hanging="792"/>
+      </w:pPr>
+      <w:r>
+        <w:t>[98]</w:t>
+        <w:tab/>
+      </w:r>
+      <w:r>
+        <w:t xml:space="preserve">S. Islam, M. J. Islam, M. Hossain, S. Noor, K.-S. Kwak, and S. M. R. Islam, “A Survey on Consensus Algorithms in Blockchain-Based Applications: Architecture, Taxonomy, and Operational Issues,” IEEE Access, vol. 11, pp. 39066–39082, 2023, doi: </w:t>
+      </w:r>
+      <w:hyperlink r:id="rId91">
+        <w:r>
+          <w:rPr>
+            <w:rStyle w:val="Hyperlink"/>
+          </w:rPr>
+          <w:t>10.1109/ACCESS.2023.3267047</w:t>
+        </w:r>
+      </w:hyperlink>
+      <w:r>
+        <w:t>.</w:t>
+      </w:r>
+    </w:p>
+    <w:p>
+      <w:pPr>
+        <w:spacing w:after="120"/>
+        <w:ind w:left="792" w:hanging="792"/>
+      </w:pPr>
+      <w:r>
+        <w:t>[99]</w:t>
+        <w:tab/>
+      </w:r>
+      <w:r>
+        <w:t xml:space="preserve">D. Hu et al., “Ladder: A Convergence-Based Structured DAG Blockchain for High Throughput and Low Latency,” in Proc. 22nd USENIX Symposium on Networked Systems Design and Implementation (NSDI 25), 779–794. Philadelphia, PA: USENIX Association, 2025. </w:t>
+      </w:r>
+      <w:hyperlink r:id="rId92">
+        <w:r>
+          <w:rPr>
+            <w:rStyle w:val="Hyperlink"/>
+          </w:rPr>
+          <w:t>https://dl.acm.org/doi/10.5555/3767955.3767996</w:t>
+        </w:r>
+      </w:hyperlink>
+      <w:r>
+        <w:t>.</w:t>
+      </w:r>
+    </w:p>
+    <w:p>
+      <w:pPr>
+        <w:spacing w:after="120"/>
+        <w:ind w:left="792" w:hanging="792"/>
+      </w:pPr>
+      <w:r>
+        <w:t>[100]</w:t>
+        <w:tab/>
+      </w:r>
+      <w:r>
+        <w:t xml:space="preserve">H. Lyu, S. Xie, J. Niu, I. Beschastnikh, Y. Zhang, M. Sadoghi, and C. Feng, “Orthrus: Accelerating Multi-BFT Consensus through Concurrent Partial Ordering of Transactions,” in Proc. 2025 IEEE 41st International Conference on Data Engineering (ICDE), 2615–2627, 2025. doi: </w:t>
+      </w:r>
+      <w:hyperlink r:id="rId93">
+        <w:r>
+          <w:rPr>
+            <w:rStyle w:val="Hyperlink"/>
+          </w:rPr>
+          <w:t>10.1109/ICDE65448.2025.00197</w:t>
+        </w:r>
+      </w:hyperlink>
+      <w:r>
+        <w:t>.</w:t>
+      </w:r>
+    </w:p>
+    <w:p>
+      <w:pPr>
+        <w:spacing w:after="120"/>
+        <w:ind w:left="792" w:hanging="792"/>
+      </w:pPr>
+      <w:r>
+        <w:t>[101]</w:t>
+        <w:tab/>
+      </w:r>
+      <w:r>
+        <w:t xml:space="preserve">H. Xu, X. Liu, C. Zhang, W. Wang, J. Wang, and K. Li, “Crackle: A Fast Sector-Based BFT Consensus with Sublinear Communication Complexity,” in Proc. IEEE INFOCOM 2024, 1–10, 2024. doi: </w:t>
+      </w:r>
+      <w:hyperlink r:id="rId94">
+        <w:r>
+          <w:rPr>
+            <w:rStyle w:val="Hyperlink"/>
+          </w:rPr>
+          <w:t>10.1109/INFOCOM52122.2024.10621123</w:t>
+        </w:r>
+      </w:hyperlink>
+      <w:r>
+        <w:t>.</w:t>
+      </w:r>
+    </w:p>
+    <w:p>
+      <w:pPr>
+        <w:spacing w:after="120"/>
+        <w:ind w:left="792" w:hanging="792"/>
+      </w:pPr>
+      <w:r>
+        <w:t>[102]</w:t>
+        <w:tab/>
+      </w:r>
+      <w:r>
+        <w:t xml:space="preserve">M. J. Page et al., “The PRISMA 2020 Statement: An Updated Guideline for Reporting Systematic Reviews,” BMJ, vol. 372, Art. no. n71, 2021, doi: </w:t>
+      </w:r>
+      <w:hyperlink r:id="rId95">
+        <w:r>
+          <w:rPr>
+            <w:rStyle w:val="Hyperlink"/>
+          </w:rPr>
+          <w:t>10.1136/bmj.n71</w:t>
+        </w:r>
+      </w:hyperlink>
+      <w:r>
+        <w:t>.</w:t>
+      </w:r>
+    </w:p>
+    <w:p>
+      <w:pPr>
+        <w:spacing w:after="120"/>
+        <w:ind w:left="792" w:hanging="792"/>
+      </w:pPr>
+      <w:r>
+        <w:t>[103]</w:t>
+        <w:tab/>
+      </w:r>
+      <w:r>
+        <w:t xml:space="preserve">M. J. Page et al., “PRISMA 2020 Explanation and Elaboration: Updated Guidance and Exemplars for Reporting Systematic Reviews,” BMJ, vol. 372, Art. no. n160, 2021, doi: </w:t>
+      </w:r>
+      <w:hyperlink r:id="rId96">
+        <w:r>
+          <w:rPr>
+            <w:rStyle w:val="Hyperlink"/>
+          </w:rPr>
+          <w:t>10.1136/bmj.n160</w:t>
+        </w:r>
+      </w:hyperlink>
+      <w:r>
+        <w:t>.</w:t>
+      </w:r>
+    </w:p>
+    <w:p>
+      <w:pPr>
+        <w:spacing w:after="120"/>
+        <w:ind w:left="792" w:hanging="792"/>
+      </w:pPr>
+      <w:r>
+        <w:t>[104]</w:t>
+        <w:tab/>
+      </w:r>
+      <w:r>
+        <w:t xml:space="preserve">B. Kitchenham and S. Charters, Guidelines for Performing Systematic Literature Reviews in Software Engineering, EBSE Technical Report EBSE-2007-01, Keele University and Durham University, 2007. [Online]. Available: </w:t>
+      </w:r>
+      <w:hyperlink r:id="rId97">
+        <w:r>
+          <w:rPr>
+            <w:rStyle w:val="Hyperlink"/>
+          </w:rPr>
+          <w:t>https://legacyfileshare.elsevier.com/promis_misc/525444systematicreviewsguide.pdf</w:t>
+        </w:r>
+      </w:hyperlink>
+    </w:p>
+    <w:p>
+      <w:pPr>
+        <w:spacing w:after="120"/>
+        <w:ind w:left="792" w:hanging="792"/>
+      </w:pPr>
+      <w:r>
+        <w:t>[105]</w:t>
+        <w:tab/>
+      </w:r>
+      <w:r>
+        <w:t xml:space="preserve">IEEE Professional Communication Society, Author Guidelines for Integrative Literature Reviews, 2019. [Online]. Available: </w:t>
+      </w:r>
+      <w:hyperlink r:id="rId98">
+        <w:r>
+          <w:rPr>
+            <w:rStyle w:val="Hyperlink"/>
+          </w:rPr>
+          <w:t>https://procomm.ieee.org/wp-content/uploads/2019/05/Author-Guidelines-for-Integrative-Literature-Reviews.pdf</w:t>
+        </w:r>
+      </w:hyperlink>
+    </w:p>
+    <w:p>
+      <w:pPr>
+        <w:spacing w:after="120"/>
+        <w:ind w:left="792" w:hanging="792"/>
+      </w:pPr>
+      <w:r>
+        <w:t>[106]</w:t>
+        <w:tab/>
+      </w:r>
+      <w:r>
+        <w:t xml:space="preserve">M. R. Islam, M. M. Rashid, M. A. Rahman, M. H. S. Mohamad, and A. H. Bin Embong, “A Comprehensive Analysis of Blockchain-Based Cryptocurrency Mining Impact on Energy Consumption,” International Journal of Advanced Computer Science and Applications, vol. 13, no. 4, pp. 590–598, 2022, doi: </w:t>
+      </w:r>
+      <w:hyperlink r:id="rId99">
+        <w:r>
+          <w:rPr>
+            <w:rStyle w:val="Hyperlink"/>
+          </w:rPr>
+          <w:t>10.14569/IJACSA.2022.0130469</w:t>
+        </w:r>
+      </w:hyperlink>
+      <w:r>
+        <w:t>.</w:t>
+      </w:r>
+    </w:p>
+    <w:p>
+      <w:pPr>
+        <w:spacing w:after="120"/>
+        <w:ind w:left="792" w:hanging="792"/>
+      </w:pPr>
+      <w:r>
+        <w:t>[107]</w:t>
+        <w:tab/>
+      </w:r>
+      <w:r>
+        <w:t xml:space="preserve">A. Elsanousi, E. Pei, and K. Mershad, “Proactive Blockchain Deployment Mechanism in Resource-Constrained Rate-Splitting Multiple Access IoT Networks,” Internet of Things, vol. 27, Art. no. 101328, 2024, doi: </w:t>
+      </w:r>
+      <w:hyperlink r:id="rId100">
+        <w:r>
+          <w:rPr>
+            <w:rStyle w:val="Hyperlink"/>
+          </w:rPr>
+          <w:t>10.1016/j.iot.2024.101328</w:t>
+        </w:r>
+      </w:hyperlink>
+      <w:r>
+        <w:t>.</w:t>
+      </w:r>
+    </w:p>
+    <w:p>
+      <w:pPr>
+        <w:spacing w:after="120"/>
+        <w:ind w:left="792" w:hanging="792"/>
+      </w:pPr>
+      <w:r>
+        <w:t>[108]</w:t>
+        <w:tab/>
+      </w:r>
+      <w:r>
+        <w:t xml:space="preserve">M. S. Ali, M. Vecchio, M. Pincheira, K. Dolui, F. Antonelli, and M. H. ur Rehman, “Applications of Blockchains in the Internet of Things: A Comprehensive Survey,” IEEE Communications Surveys &amp; Tutorials, vol. 21, no. 2, pp. 1676–1717, 2019, doi: </w:t>
+      </w:r>
+      <w:hyperlink r:id="rId101">
+        <w:r>
+          <w:rPr>
+            <w:rStyle w:val="Hyperlink"/>
+          </w:rPr>
+          <w:t>10.1109/COMST.2018.2886932</w:t>
+        </w:r>
+      </w:hyperlink>
+      <w:r>
+        <w:t>.</w:t>
+      </w:r>
+    </w:p>
+    <w:p>
+      <w:pPr>
+        <w:spacing w:after="120"/>
+        <w:ind w:left="792" w:hanging="792"/>
+      </w:pPr>
+      <w:r>
+        <w:t>[109]</w:t>
+        <w:tab/>
+      </w:r>
+      <w:r>
+        <w:t xml:space="preserve">E. Atay and J. L. Y. Tong, “The Impact of Blockchain Technology on Human Resource Management,” in Handbook of Research on Social Impacts of E-Payment and Blockchain Technology, 160–177. Hershey, PA: IGI Global, 2022. doi: </w:t>
+      </w:r>
+      <w:hyperlink r:id="rId102">
+        <w:r>
+          <w:rPr>
+            <w:rStyle w:val="Hyperlink"/>
+          </w:rPr>
+          <w:t>10.4018/978-1-7998-9035-5.ch009</w:t>
+        </w:r>
+      </w:hyperlink>
+      <w:r>
+        <w:t>.</w:t>
+      </w:r>
+    </w:p>
+    <w:p>
+      <w:pPr>
+        <w:spacing w:after="120"/>
+        <w:ind w:left="792" w:hanging="792"/>
+      </w:pPr>
+      <w:r>
+        <w:t>[110]</w:t>
+        <w:tab/>
+      </w:r>
+      <w:r>
+        <w:t xml:space="preserve">Hyperledger Foundation, “Hyperledger Foundation,” Accessed: Mar. 28, 2026. [Online]. Available: </w:t>
+      </w:r>
+      <w:hyperlink r:id="rId103">
+        <w:r>
+          <w:rPr>
+            <w:rStyle w:val="Hyperlink"/>
+          </w:rPr>
+          <w:t>https://hyperledger.github.io/</w:t>
+        </w:r>
+      </w:hyperlink>
+    </w:p>
+    <w:p>
+      <w:pPr>
+        <w:spacing w:after="120"/>
+        <w:ind w:left="792" w:hanging="792"/>
+      </w:pPr>
+      <w:r>
+        <w:t>[111]</w:t>
+        <w:tab/>
+      </w:r>
+      <w:r>
+        <w:t xml:space="preserve">S. Alam, S. Bhatia, M. Shuaib, M. M. Khubrani, F. Alfayez, A. A. Malibari, and S. Ahmad, “An Overview of Blockchain and IoT Integration for Secure and Reliable Health Records Monitoring,” Sustainability, vol. 15, no. 7, Art. no. 5660, 2023, doi: </w:t>
+      </w:r>
+      <w:hyperlink r:id="rId104">
+        <w:r>
+          <w:rPr>
+            <w:rStyle w:val="Hyperlink"/>
+          </w:rPr>
+          <w:t>10.3390/su15075660</w:t>
+        </w:r>
+      </w:hyperlink>
+      <w:r>
+        <w:t>.</w:t>
+      </w:r>
+    </w:p>
+    <w:p>
+      <w:pPr>
+        <w:spacing w:after="120"/>
+        <w:ind w:left="792" w:hanging="792"/>
+      </w:pPr>
+      <w:r>
+        <w:t>[112]</w:t>
+        <w:tab/>
+      </w:r>
+      <w:r>
+        <w:t xml:space="preserve">M. Sánchez-de la Rosa, C. Núñez-Gómez, M. B. Caminero, and C. Carrión, “Exploring the Use of Blockchain in Resource-Constrained Fog Computing Environments,” Software: Practice and Experience, vol. 53, no. 4, pp. 971–87, 2023, doi: </w:t>
+      </w:r>
+      <w:hyperlink r:id="rId105">
+        <w:r>
+          <w:rPr>
+            <w:rStyle w:val="Hyperlink"/>
+          </w:rPr>
+          <w:t>10.1002/spe.3173</w:t>
+        </w:r>
+      </w:hyperlink>
+      <w:r>
+        <w:t>.</w:t>
+      </w:r>
+    </w:p>
+    <w:p>
+      <w:pPr>
+        <w:spacing w:after="120"/>
+        <w:ind w:left="792" w:hanging="792"/>
+      </w:pPr>
+      <w:r>
+        <w:t>[113]</w:t>
+        <w:tab/>
+      </w:r>
+      <w:r>
+        <w:t xml:space="preserve">K. Z. Azar, H. M. Kamali, H. Homayoun, and A. Sasan, “From Cryptography to Logic Locking: A Survey on the Architecture Evolution of Secure Scan Chains,” IEEE Access, vol. 9, pp. 73133–73151, 2021, doi: </w:t>
+      </w:r>
+      <w:hyperlink r:id="rId106">
+        <w:r>
+          <w:rPr>
+            <w:rStyle w:val="Hyperlink"/>
+          </w:rPr>
+          <w:t>10.1109/ACCESS.2021.3080257</w:t>
+        </w:r>
+      </w:hyperlink>
+      <w:r>
+        <w:t>.</w:t>
+      </w:r>
+    </w:p>
+    <w:p>
+      <w:pPr>
+        <w:spacing w:after="120"/>
+        <w:ind w:left="792" w:hanging="792"/>
+      </w:pPr>
+      <w:r>
+        <w:t>[114]</w:t>
+        <w:tab/>
+      </w:r>
+      <w:r>
+        <w:t xml:space="preserve">B. Hammi, S. Zeadally, and J. Nebhen, “Security Threats, Countermeasures, and Challenges of Digital Supply Chains,” ACM Computing Surveys, vol. 55, no. 14S, Art. no. 316, 2023, doi: </w:t>
+      </w:r>
+      <w:hyperlink r:id="rId107">
+        <w:r>
+          <w:rPr>
+            <w:rStyle w:val="Hyperlink"/>
+          </w:rPr>
+          <w:t>10.1145/3588999</w:t>
+        </w:r>
+      </w:hyperlink>
+      <w:r>
+        <w:t>.</w:t>
+      </w:r>
+    </w:p>
+    <w:p>
+      <w:pPr>
+        <w:spacing w:after="120"/>
+        <w:ind w:left="792" w:hanging="792"/>
+      </w:pPr>
+      <w:r>
+        <w:t>[115]</w:t>
+        <w:tab/>
+      </w:r>
+      <w:r>
+        <w:t xml:space="preserve">J. Dutta and D. Puthal, “PoAh 2.0: AI-Empowered Dynamic Authentication Based Adaptive Blockchain Consensus for IoMT-Edge Workflow,” Future Generation Computer Systems, vol. 161, pp. 655–72, 2024, doi: </w:t>
+      </w:r>
+      <w:hyperlink r:id="rId108">
+        <w:r>
+          <w:rPr>
+            <w:rStyle w:val="Hyperlink"/>
+          </w:rPr>
+          <w:t>10.1016/j.future.2024.07.048</w:t>
+        </w:r>
+      </w:hyperlink>
+      <w:r>
+        <w:t>.</w:t>
+      </w:r>
+    </w:p>
+    <w:p>
+      <w:pPr>
+        <w:spacing w:after="120"/>
+        <w:ind w:left="792" w:hanging="792"/>
+      </w:pPr>
+      <w:r>
+        <w:t>[116]</w:t>
+        <w:tab/>
+      </w:r>
+      <w:r>
+        <w:t xml:space="preserve">J. Pennekamp, F. Alder, R. Matzutt, J. T. Mühlberg, F. Piessens, and K. Wehrle, “Secure End-to-End Sensing in Supply Chains,” in 2020 IEEE Conference on Communications and Network Security (CNS), 1–6. 2020. doi: </w:t>
+      </w:r>
+      <w:hyperlink r:id="rId109">
+        <w:r>
+          <w:rPr>
+            <w:rStyle w:val="Hyperlink"/>
+          </w:rPr>
+          <w:t>10.1109/CNS48642.2020.9162337</w:t>
+        </w:r>
+      </w:hyperlink>
+      <w:r>
+        <w:t>.</w:t>
+      </w:r>
+    </w:p>
+    <w:p>
+      <w:pPr>
+        <w:spacing w:after="120"/>
+        <w:ind w:left="792" w:hanging="792"/>
+      </w:pPr>
+      <w:r>
+        <w:t>[117]</w:t>
+        <w:tab/>
+      </w:r>
+      <w:r>
+        <w:t xml:space="preserve">S. Jangirala, A. K. Das, and A. V. Vasilakos, “Designing Secure Lightweight Blockchain-Enabled RFID-Based Authentication Protocol for Supply Chains in 5G Mobile Edge Computing Environment,” IEEE Transactions on Industrial Informatics, vol. 16, no. 11, pp. 7081–93, 2020, doi: </w:t>
+      </w:r>
+      <w:hyperlink r:id="rId110">
+        <w:r>
+          <w:rPr>
+            <w:rStyle w:val="Hyperlink"/>
+          </w:rPr>
+          <w:t>10.1109/TII.2019.2942389</w:t>
+        </w:r>
+      </w:hyperlink>
+      <w:r>
+        <w:t>.</w:t>
+      </w:r>
+    </w:p>
+    <w:p>
+      <w:pPr>
+        <w:spacing w:after="120"/>
+        <w:ind w:left="792" w:hanging="792"/>
+      </w:pPr>
+      <w:r>
+        <w:t>[118]</w:t>
+        <w:tab/>
+      </w:r>
+      <w:r>
+        <w:t xml:space="preserve">A. EL Azzaoui, H. Chen, S. H. Kim, Y. Pan, and J. H. Park, “Blockchain-Based Distributed Information Hiding Framework for Data Privacy Preserving in Medical Supply Chain Systems,” Sensors, vol. 22, no. 4, Art. no. 1371, 2022, doi: </w:t>
+      </w:r>
+      <w:hyperlink r:id="rId111">
+        <w:r>
+          <w:rPr>
+            <w:rStyle w:val="Hyperlink"/>
+          </w:rPr>
+          <w:t>10.3390/s22041371</w:t>
+        </w:r>
+      </w:hyperlink>
+      <w:r>
+        <w:t>.</w:t>
+      </w:r>
+    </w:p>
+    <w:p>
+      <w:pPr>
+        <w:spacing w:after="120"/>
+        <w:ind w:left="792" w:hanging="792"/>
+      </w:pPr>
+      <w:r>
+        <w:t>[119]</w:t>
+        <w:tab/>
+      </w:r>
+      <w:r>
+        <w:t xml:space="preserve">M. S. Solmaz and M. Koray, “Blockchain Technology in Maritime Transportation and Management,” in Handbook of Research on the Applications of International Transportation and Logistics for World Trade, 483–99. Hershey, PA: IGI Global, 2020. doi: </w:t>
+      </w:r>
+      <w:hyperlink r:id="rId112">
+        <w:r>
+          <w:rPr>
+            <w:rStyle w:val="Hyperlink"/>
+          </w:rPr>
+          <w:t>10.4018/978-1-7998-1397-2.ch026</w:t>
+        </w:r>
+      </w:hyperlink>
+      <w:r>
+        <w:t>.</w:t>
+      </w:r>
+    </w:p>
+    <w:p>
+      <w:pPr>
+        <w:spacing w:after="120"/>
+        <w:ind w:left="792" w:hanging="792"/>
+      </w:pPr>
+      <w:r>
+        <w:t>[120]</w:t>
+        <w:tab/>
+      </w:r>
+      <w:r>
+        <w:t xml:space="preserve">O. Zumburidze, N. Adamashvili, R. State, R. Tonelli, and H. Taherdoost, “Blockchain Integration and Its Impact on Renewable Energy,” Computers, vol. 13, no. 4, Art. no. 107, 2024, doi: </w:t>
+      </w:r>
+      <w:hyperlink r:id="rId113">
+        <w:r>
+          <w:rPr>
+            <w:rStyle w:val="Hyperlink"/>
+          </w:rPr>
+          <w:t>10.3390/computers13040107</w:t>
+        </w:r>
+      </w:hyperlink>
+      <w:r>
+        <w:t>.</w:t>
+      </w:r>
+    </w:p>
+    <w:p>
+      <w:pPr>
+        <w:spacing w:after="120"/>
+        <w:ind w:left="792" w:hanging="792"/>
+      </w:pPr>
+      <w:r>
+        <w:t>[121]</w:t>
+        <w:tab/>
+      </w:r>
+      <w:r>
+        <w:t xml:space="preserve">W. Yao, F. P. Deek, R. Murimi, and G. Wang, “SoK: A Taxonomy for Critical Analysis of Consensus Mechanisms in Consortium Blockchain,” IEEE Access, vol. 11, pp. 79572–79587, 2023, doi: </w:t>
+      </w:r>
+      <w:hyperlink r:id="rId114">
+        <w:r>
+          <w:rPr>
+            <w:rStyle w:val="Hyperlink"/>
+          </w:rPr>
+          <w:t>10.1109/ACCESS.2023.3298675</w:t>
+        </w:r>
+      </w:hyperlink>
+      <w:r>
+        <w:t>.</w:t>
+      </w:r>
+    </w:p>
+    <w:p>
+      <w:pPr>
+        <w:spacing w:after="120"/>
+        <w:ind w:left="792" w:hanging="792"/>
+      </w:pPr>
+      <w:r>
+        <w:t>[122]</w:t>
+        <w:tab/>
+      </w:r>
+      <w:r>
+        <w:t xml:space="preserve">A. Bhoware, K. Jajulwar, A. Deshmukh, K. Dabhekar, S. Ghodmare, and A. Gulghane, “Performance Analysis of Network Security System Using Bioinspired-Blockchain Technique for IP Networks,” in 2023 11th International Conference on Emerging Trends in Engineering and Technology. 2023. doi: </w:t>
+      </w:r>
+      <w:hyperlink r:id="rId115">
+        <w:r>
+          <w:rPr>
+            <w:rStyle w:val="Hyperlink"/>
+          </w:rPr>
+          <w:t>10.1109/ICETET-SIP58143.2023.10151475</w:t>
+        </w:r>
+      </w:hyperlink>
+      <w:r>
+        <w:t>.</w:t>
+      </w:r>
+    </w:p>
+    <w:p>
+      <w:pPr>
+        <w:spacing w:after="120"/>
+        <w:ind w:left="792" w:hanging="792"/>
+      </w:pPr>
+      <w:r>
+        <w:t>[123]</w:t>
+        <w:tab/>
+      </w:r>
+      <w:r>
+        <w:t xml:space="preserve">R. S. Vairagade and B. S. Hanumantha, “Secure Internet of Things Network Using Light-Weighted Trust and Blockchain-Powered PoW Framework,” Concurrency and Computation: Practice and Experience 34, no. 21 (2022). doi: </w:t>
+      </w:r>
+      <w:hyperlink r:id="rId116">
+        <w:r>
+          <w:rPr>
+            <w:rStyle w:val="Hyperlink"/>
+          </w:rPr>
+          <w:t>10.1002/cpe.7057</w:t>
+        </w:r>
+      </w:hyperlink>
+      <w:r>
+        <w:t>.</w:t>
+      </w:r>
+    </w:p>
+    <w:p>
+      <w:pPr>
+        <w:spacing w:after="120"/>
+        <w:ind w:left="792" w:hanging="792"/>
+      </w:pPr>
+      <w:r>
+        <w:t>[124]</w:t>
+        <w:tab/>
+      </w:r>
+      <w:r>
+        <w:t xml:space="preserve">A. Christian, D. Therry, R. Ardiansyah, M. Y. Pusadan, Y. Y. Joefrie, and A. A. Kasim, “The Implementation and Analysis of The Proof of Work Consensus in Blockchain,” Advance Sustainable Science, Engineering and Technology 6, no. 1 (2024). doi: </w:t>
+      </w:r>
+      <w:hyperlink r:id="rId117">
+        <w:r>
+          <w:rPr>
+            <w:rStyle w:val="Hyperlink"/>
+          </w:rPr>
+          <w:t>10.26877/asset.v6i1.17878</w:t>
+        </w:r>
+      </w:hyperlink>
+      <w:r>
+        <w:t>.</w:t>
+      </w:r>
+    </w:p>
+    <w:p>
+      <w:pPr>
+        <w:spacing w:after="120"/>
+        <w:ind w:left="792" w:hanging="792"/>
+      </w:pPr>
+      <w:r>
+        <w:t>[125]</w:t>
+        <w:tab/>
+      </w:r>
+      <w:r>
+        <w:t xml:space="preserve">P. Sethi, T. Nguyen, M. R. Chowdhury, S. Pirttikangas, and A. P. da Silva, “Fair consensus in blockchain with heterogeneous miners using reinforcement learning aided adaptive proof-of-work,” in 2024 IEEE 21st Consumer Communications &amp; Networking Conference (CCNC), pp. 937-942. IEEE, 2024. doi: </w:t>
+      </w:r>
+      <w:hyperlink r:id="rId118">
+        <w:r>
+          <w:rPr>
+            <w:rStyle w:val="Hyperlink"/>
+          </w:rPr>
+          <w:t>10.1109/CCNC51664.2024.10454844</w:t>
+        </w:r>
+      </w:hyperlink>
+      <w:r>
+        <w:t>.</w:t>
+      </w:r>
+    </w:p>
+    <w:p>
+      <w:pPr>
+        <w:spacing w:after="120"/>
+        <w:ind w:left="792" w:hanging="792"/>
+      </w:pPr>
+      <w:r>
+        <w:t>[126]</w:t>
+        <w:tab/>
+      </w:r>
+      <w:r>
+        <w:t xml:space="preserve">J. Leng, M. Zhou, J. L. Zhao, Y. Huang, and Y. Bian, “Blockchain security: A survey of techniques and research directions,” IEEE Transactions on Services Computing, vol. 15, no. 4, pp. 2490–2510, 2020, doi: </w:t>
+      </w:r>
+      <w:hyperlink r:id="rId119">
+        <w:r>
+          <w:rPr>
+            <w:rStyle w:val="Hyperlink"/>
+          </w:rPr>
+          <w:t>10.1109/TSC.2020.3038641</w:t>
+        </w:r>
+      </w:hyperlink>
+      <w:r>
+        <w:t>.</w:t>
+      </w:r>
+    </w:p>
+    <w:p>
+      <w:pPr>
+        <w:spacing w:after="120"/>
+        <w:ind w:left="792" w:hanging="792"/>
+      </w:pPr>
+      <w:r>
+        <w:t>[127]</w:t>
+        <w:tab/>
+      </w:r>
+      <w:r>
+        <w:t xml:space="preserve">M. Aldwairi and L. Tawalbeh, “Security Techniques for Intelligent Spam Sensing and Anomaly Detection in Online Social Platforms,” International Journal of Electrical and Computer Engineering, vol. 10, no. 1, pp. 275–287, 2020, doi: </w:t>
+      </w:r>
+      <w:hyperlink r:id="rId120">
+        <w:r>
+          <w:rPr>
+            <w:rStyle w:val="Hyperlink"/>
+          </w:rPr>
+          <w:t>10.11591/ijece.v10i1.pp275-287</w:t>
+        </w:r>
+      </w:hyperlink>
+      <w:r>
+        <w:t>.</w:t>
+      </w:r>
+    </w:p>
+    <w:p>
+      <w:pPr>
+        <w:spacing w:after="120"/>
+        <w:ind w:left="792" w:hanging="792"/>
+      </w:pPr>
+      <w:r>
+        <w:t>[128]</w:t>
+        <w:tab/>
+      </w:r>
+      <w:r>
+        <w:t xml:space="preserve">C. P. Pascual Caceres et al., “Blockchain Architecture Based on Decentralised PoW Algorithm,” International Journal of Advanced Computer Science and Applications, vol. 14, no. 7, 2023, doi: </w:t>
+      </w:r>
+      <w:hyperlink r:id="rId121">
+        <w:r>
+          <w:rPr>
+            <w:rStyle w:val="Hyperlink"/>
+          </w:rPr>
+          <w:t>10.14569/IJACSA.2023.0140776</w:t>
+        </w:r>
+      </w:hyperlink>
+      <w:r>
+        <w:t>.</w:t>
+      </w:r>
+    </w:p>
+    <w:p>
+      <w:pPr>
+        <w:spacing w:after="120"/>
+        <w:ind w:left="792" w:hanging="792"/>
+      </w:pPr>
+      <w:r>
+        <w:t>[129]</w:t>
+        <w:tab/>
+      </w:r>
+      <w:r>
+        <w:t xml:space="preserve">S. Prasanna, “Exploring the Architecture and Consensus Mechanisms of Hyperledger Fabric in Blockchain Technology,” JNAO, vol. 15, no. 1, 2024. [Online]. Available: </w:t>
+      </w:r>
+      <w:hyperlink r:id="rId122">
+        <w:r>
+          <w:rPr>
+            <w:rStyle w:val="Hyperlink"/>
+          </w:rPr>
+          <w:t>https://jnao-nu.com/Vol.%2015,%20Issue.%2001,%20January-June%20:%202024/13.4.pdf</w:t>
+        </w:r>
+      </w:hyperlink>
+    </w:p>
+    <w:p>
+      <w:pPr>
+        <w:spacing w:after="120"/>
+        <w:ind w:left="792" w:hanging="792"/>
+      </w:pPr>
+      <w:r>
+        <w:t>[130]</w:t>
+        <w:tab/>
+      </w:r>
+      <w:r>
+        <w:t xml:space="preserve">L. Alboaie, S. Alboaie, and C. Calancea, “Optimal Byzantine Fault Tolerance Consensus Algorithm for Permissioned Systems,” in Proc. 2021 20th RoEduNet Conference: Networking in Education and Research, 2021, doi: </w:t>
+      </w:r>
+      <w:hyperlink r:id="rId123">
+        <w:r>
+          <w:rPr>
+            <w:rStyle w:val="Hyperlink"/>
+          </w:rPr>
+          <w:t>10.1109/RoEduNet54112.2021.9638279</w:t>
+        </w:r>
+      </w:hyperlink>
+      <w:r>
+        <w:t>.</w:t>
+      </w:r>
+    </w:p>
+    <w:p>
+      <w:pPr>
+        <w:spacing w:after="120"/>
+        <w:ind w:left="792" w:hanging="792"/>
+      </w:pPr>
+      <w:r>
+        <w:t>[131]</w:t>
+        <w:tab/>
+      </w:r>
+      <w:r>
+        <w:t xml:space="preserve">H. Wang, G. Chen, Y. Zhang, and Z. Lin, “Multi-Certificate Attacks against Proof-of-Elapsed-Time and Their Countermeasures,” in NDSS. 2022, doi: </w:t>
+      </w:r>
+      <w:hyperlink r:id="rId124">
+        <w:r>
+          <w:rPr>
+            <w:rStyle w:val="Hyperlink"/>
+          </w:rPr>
+          <w:t>10.14722/ndss.2022.24158</w:t>
+        </w:r>
+      </w:hyperlink>
+      <w:r>
+        <w:t>.</w:t>
+      </w:r>
+    </w:p>
+    <w:p>
+      <w:pPr>
+        <w:spacing w:after="120"/>
+        <w:ind w:left="792" w:hanging="792"/>
+      </w:pPr>
+      <w:r>
+        <w:t>[132]</w:t>
+        <w:tab/>
+      </w:r>
+      <w:r>
+        <w:t xml:space="preserve">K. Christidis and M. Devetsikiotis, “Blockchains and smart contracts for the internet of things,” IEEE access, vol. 4, pp. 2292–2303, 2016, doi: </w:t>
+      </w:r>
+      <w:hyperlink r:id="rId125">
+        <w:r>
+          <w:rPr>
+            <w:rStyle w:val="Hyperlink"/>
+          </w:rPr>
+          <w:t>10.1109/ACCESS.2016.2566339</w:t>
+        </w:r>
+      </w:hyperlink>
+      <w:r>
+        <w:t>.</w:t>
+      </w:r>
+    </w:p>
+    <w:p>
+      <w:pPr>
+        <w:spacing w:after="120"/>
+        <w:ind w:left="792" w:hanging="792"/>
+      </w:pPr>
+      <w:r>
+        <w:t>[133]</w:t>
+        <w:tab/>
+      </w:r>
+      <w:r>
+        <w:t xml:space="preserve">M. P. Asadauskas, C. Cachin, and I. Amores Sesar, “PoET: An Eco-Friendly Alternative to PoW,” thesis, University of Bern, 2021. [Online]. Available: </w:t>
+      </w:r>
+      <w:hyperlink r:id="rId126">
+        <w:r>
+          <w:rPr>
+            <w:rStyle w:val="Hyperlink"/>
+          </w:rPr>
+          <w:t>https://crypto.unibe.ch/archive/theses/2021.bsc.markus.asadauskas.pdf</w:t>
+        </w:r>
+      </w:hyperlink>
+    </w:p>
+    <w:p>
+      <w:pPr>
+        <w:spacing w:after="120"/>
+        <w:ind w:left="792" w:hanging="792"/>
+      </w:pPr>
+      <w:r>
+        <w:t>[134]</w:t>
+        <w:tab/>
+      </w:r>
+      <w:r>
+        <w:t xml:space="preserve">F. Raheman, “Blockchain in Logistics: A Protocol Selection Guide,” Accessed: Mar. 28, 2026. [Online]. Available: </w:t>
+      </w:r>
+      <w:hyperlink r:id="rId127">
+        <w:r>
+          <w:rPr>
+            <w:rStyle w:val="Hyperlink"/>
+          </w:rPr>
+          <w:t>https://trace-horizon.eu/wp-content/uploads/2024/07/TRACE-Blockchain-in-Logistics-A-Protocol-Selection-Guide-White-paper.pdf</w:t>
+        </w:r>
+      </w:hyperlink>
+    </w:p>
+    <w:p>
+      <w:pPr>
+        <w:spacing w:after="120"/>
+        <w:ind w:left="792" w:hanging="792"/>
+      </w:pPr>
+      <w:r>
+        <w:t>[135]</w:t>
+        <w:tab/>
+      </w:r>
+      <w:r>
+        <w:t xml:space="preserve">M. Baboi, “Security of consensus mechanisms in blockchain,” Romanian Cyber Security Journal, vol. 5, no. 2, pp. 45–53, 2023, doi: </w:t>
+      </w:r>
+      <w:hyperlink r:id="rId128">
+        <w:r>
+          <w:rPr>
+            <w:rStyle w:val="Hyperlink"/>
+          </w:rPr>
+          <w:t>10.54851/v5i2y202305</w:t>
+        </w:r>
+      </w:hyperlink>
+      <w:r>
+        <w:t>.</w:t>
+      </w:r>
+    </w:p>
+    <w:p>
+      <w:pPr>
+        <w:spacing w:after="120"/>
+        <w:ind w:left="792" w:hanging="792"/>
+      </w:pPr>
+      <w:r>
+        <w:t>[136]</w:t>
+        <w:tab/>
+      </w:r>
+      <w:r>
+        <w:t xml:space="preserve">H. Ju, M. Kumar, E. Valavi, and S. Aral, “Explaining Sustained Blockchain Decentralization with Quasi-Experiments: Resource Flexibility of Consensus Mechanisms,” arXiv preprint arXiv:2505.24663 (2025). doi: </w:t>
+      </w:r>
+      <w:hyperlink r:id="rId129">
+        <w:r>
+          <w:rPr>
+            <w:rStyle w:val="Hyperlink"/>
+          </w:rPr>
+          <w:t>10.48550/arXiv.2505.24663</w:t>
+        </w:r>
+      </w:hyperlink>
+      <w:r>
+        <w:t>.</w:t>
+      </w:r>
+    </w:p>
+    <w:p>
+      <w:pPr>
+        <w:spacing w:after="120"/>
+        <w:ind w:left="792" w:hanging="792"/>
+      </w:pPr>
+      <w:r>
+        <w:t>[137]</w:t>
+        <w:tab/>
+      </w:r>
+      <w:r>
+        <w:t xml:space="preserve">M. A. Zarkesh, E. Dastani, B. Safaei, and A. Movaghar, “Edgelinker: Practical blockchain-based framework for healthcare fog applications to enhance security in edge-iot data communications,” in 2024 5th CPSSI International Symposium on Cyber-Physical Systems (Applications and Theory)(CPSAT), pp. 1-8. IEEE, 2024. doi: </w:t>
+      </w:r>
+      <w:hyperlink r:id="rId130">
+        <w:r>
+          <w:rPr>
+            <w:rStyle w:val="Hyperlink"/>
+          </w:rPr>
+          <w:t>10.1109/CPSAT64082.2024.10745419</w:t>
+        </w:r>
+      </w:hyperlink>
+      <w:r>
+        <w:t>.</w:t>
+      </w:r>
+    </w:p>
+    <w:p>
+      <w:pPr>
+        <w:spacing w:after="120"/>
+        <w:ind w:left="792" w:hanging="792"/>
+      </w:pPr>
+      <w:r>
+        <w:t>[138]</w:t>
+        <w:tab/>
+      </w:r>
+      <w:r>
+        <w:t xml:space="preserve">N. A. Wahab, D. Zhang, N. F. Juniardi, and Y. Wong, “Advances in consortium chain scalability: A review of the practical byzantine fault tolerance consensus algorithm,” International Journal of Advanced Computer Science and Applications (IJACSA) 7 (2024). doi: </w:t>
+      </w:r>
+      <w:hyperlink r:id="rId131">
+        <w:r>
+          <w:rPr>
+            <w:rStyle w:val="Hyperlink"/>
+          </w:rPr>
+          <w:t>10.14569/IJACSA.2024.0150796</w:t>
+        </w:r>
+      </w:hyperlink>
+      <w:r>
+        <w:t>.</w:t>
+      </w:r>
+    </w:p>
+    <w:p>
+      <w:pPr>
+        <w:spacing w:after="120"/>
+        <w:ind w:left="792" w:hanging="792"/>
+      </w:pPr>
+      <w:r>
+        <w:t>[139]</w:t>
+        <w:tab/>
+      </w:r>
+      <w:r>
+        <w:t xml:space="preserve">M. Castro and B. Liskov, “Practical byzantine fault tolerance and proactive recovery,” ACM Transactions on Computer Systems (TOCS), vol. 20, no. 4, pp. 398–461, 2002, doi: </w:t>
+      </w:r>
+      <w:hyperlink r:id="rId132">
+        <w:r>
+          <w:rPr>
+            <w:rStyle w:val="Hyperlink"/>
+          </w:rPr>
+          <w:t>10.1145/571637.571640</w:t>
+        </w:r>
+      </w:hyperlink>
+      <w:r>
+        <w:t>.</w:t>
+      </w:r>
+    </w:p>
+    <w:p>
+      <w:pPr>
+        <w:spacing w:after="120"/>
+        <w:ind w:left="792" w:hanging="792"/>
+      </w:pPr>
+      <w:r>
+        <w:t>[140]</w:t>
+        <w:tab/>
+      </w:r>
+      <w:r>
+        <w:t xml:space="preserve">G. A. F. Rebello, G. F. Camilo, L. C. Guimaraes, L. A. C. de Souza, G. A. Thomaz, and O. C. M. Duarte, “A security and performance analysis of proof-based consensus protocols,” Annals of Telecommunications, vol. 77, no. 7, pp. 517–537, 2022, doi: </w:t>
+      </w:r>
+      <w:hyperlink r:id="rId133">
+        <w:r>
+          <w:rPr>
+            <w:rStyle w:val="Hyperlink"/>
+          </w:rPr>
+          <w:t>10.1007/S12243-021-00896-2</w:t>
+        </w:r>
+      </w:hyperlink>
+      <w:r>
+        <w:t>.</w:t>
+      </w:r>
+    </w:p>
+    <w:p>
+      <w:pPr>
+        <w:spacing w:after="120"/>
+        <w:ind w:left="792" w:hanging="792"/>
+      </w:pPr>
+      <w:r>
+        <w:t>[141]</w:t>
+        <w:tab/>
+      </w:r>
+      <w:r>
+        <w:t xml:space="preserve">Z. Zhao, Z. Fang, X. Wang, X. Chen, H. Su, H. Xiao, and Y. Zhou, “Proof-of-learning with incentive security,” arXiv preprint arXiv:2404.09005 (2024). doi: </w:t>
+      </w:r>
+      <w:hyperlink r:id="rId134">
+        <w:r>
+          <w:rPr>
+            <w:rStyle w:val="Hyperlink"/>
+          </w:rPr>
+          <w:t>10.48550/arXiv.2404.09005</w:t>
+        </w:r>
+      </w:hyperlink>
+      <w:r>
+        <w:t>.</w:t>
+      </w:r>
+    </w:p>
+    <w:p>
+      <w:pPr>
+        <w:spacing w:after="120"/>
+        <w:ind w:left="792" w:hanging="792"/>
+      </w:pPr>
+      <w:r>
+        <w:t>[142]</w:t>
+        <w:tab/>
+      </w:r>
+      <w:r>
+        <w:t xml:space="preserve">S. Deb, R. Raynor, and S. Kannan, “Stakesure: Proof of stake mechanisms with strong cryptoeconomic safety,” arXiv preprint arXiv:2401.05797 (2024). doi: </w:t>
+      </w:r>
+      <w:hyperlink r:id="rId135">
+        <w:r>
+          <w:rPr>
+            <w:rStyle w:val="Hyperlink"/>
+          </w:rPr>
+          <w:t>10.48550/arXiv.2401.05797</w:t>
+        </w:r>
+      </w:hyperlink>
+      <w:r>
+        <w:t>.</w:t>
+      </w:r>
+    </w:p>
+    <w:p>
+      <w:pPr>
+        <w:spacing w:after="120"/>
+        <w:ind w:left="792" w:hanging="792"/>
+      </w:pPr>
+      <w:r>
+        <w:t>[143]</w:t>
+        <w:tab/>
+      </w:r>
+      <w:r>
+        <w:t xml:space="preserve">I. Abellán Álvarez, V. Gramlich, and J. Sedlmeir, “Unsealing the secrets of blockchain consensus: A systematic comparison of the formal security of proof-of-work and proof-of-stake,” in Proc. 39th ACM/SIGAPP symposium on applied computing, pp. 278-287. 2024. doi: </w:t>
+      </w:r>
+      <w:hyperlink r:id="rId136">
+        <w:r>
+          <w:rPr>
+            <w:rStyle w:val="Hyperlink"/>
+          </w:rPr>
+          <w:t>10.1145/3605098.3635970</w:t>
+        </w:r>
+      </w:hyperlink>
+      <w:r>
+        <w:t>.</w:t>
+      </w:r>
+    </w:p>
+    <w:p>
+      <w:pPr>
+        <w:spacing w:after="120"/>
+        <w:ind w:left="792" w:hanging="792"/>
+      </w:pPr>
+      <w:r>
+        <w:t>[144]</w:t>
+        <w:tab/>
+      </w:r>
+      <w:r>
+        <w:t xml:space="preserve">W. Li, Q. Zhang, S. Deng, B. Zhou, B. Wang, and J. Cao, “Q-Learning Improved Lightweight Consensus Algorithm for Blockchain-Structured Internet of Things,” IEEE Internet of Things Journal, vol. 10, no. 24, 2023, doi: </w:t>
+      </w:r>
+      <w:hyperlink r:id="rId137">
+        <w:r>
+          <w:rPr>
+            <w:rStyle w:val="Hyperlink"/>
+          </w:rPr>
+          <w:t>10.1109/JIOT.2023.3294265</w:t>
+        </w:r>
+      </w:hyperlink>
+      <w:r>
+        <w:t>.</w:t>
+      </w:r>
+    </w:p>
+    <w:p>
+      <w:pPr>
+        <w:spacing w:after="120"/>
+        <w:ind w:left="792" w:hanging="792"/>
+      </w:pPr>
+      <w:r>
+        <w:t>[145]</w:t>
+        <w:tab/>
+      </w:r>
+      <w:r>
+        <w:t xml:space="preserve">S. Y. Fayi and Z. Sheng, “A survey of security, privacy and trust issues in vehicular computation offloading and their solutions using blockchain,” Open Research Europe, vol. 3, Art. no. 110, 2023, doi: </w:t>
+      </w:r>
+      <w:hyperlink r:id="rId138">
+        <w:r>
+          <w:rPr>
+            <w:rStyle w:val="Hyperlink"/>
+          </w:rPr>
+          <w:t>10.12688/openreseurope.16189.2</w:t>
+        </w:r>
+      </w:hyperlink>
+      <w:r>
+        <w:t>.</w:t>
+      </w:r>
+    </w:p>
+    <w:p>
+      <w:pPr>
+        <w:spacing w:after="120"/>
+        <w:ind w:left="792" w:hanging="792"/>
+      </w:pPr>
+      <w:r>
+        <w:t>[146]</w:t>
+        <w:tab/>
+      </w:r>
+      <w:r>
+        <w:t xml:space="preserve">S. M. Umran, S. Lu, Z. A. Abduljabbar, J. Zhu, and J. Wu, “Secure data of industrial internet of things in a cement factory based on a Blockchain technology,” Applied Sciences, vol. 11, no. 14, Art. no. 6376, 2021, doi: </w:t>
+      </w:r>
+      <w:hyperlink r:id="rId139">
+        <w:r>
+          <w:rPr>
+            <w:rStyle w:val="Hyperlink"/>
+          </w:rPr>
+          <w:t>10.3390/app11146376</w:t>
+        </w:r>
+      </w:hyperlink>
+      <w:r>
+        <w:t>.</w:t>
+      </w:r>
+    </w:p>
+    <w:p>
+      <w:pPr>
+        <w:spacing w:after="120"/>
+        <w:ind w:left="792" w:hanging="792"/>
+      </w:pPr>
+      <w:r>
+        <w:t>[147]</w:t>
+        <w:tab/>
+      </w:r>
+      <w:r>
+        <w:t xml:space="preserve">Q. Wang, R. Li, Q. Wang, S. Chen, and Y. Xiang, “Exploring unfairness on proof of authority: Order manipulation attacks and remedies,” in Proc. 2022 ACM on Asia Conference on Computer and Communications Security, pp. 123-137. 2022. doi: </w:t>
+      </w:r>
+      <w:hyperlink r:id="rId140">
+        <w:r>
+          <w:rPr>
+            <w:rStyle w:val="Hyperlink"/>
+          </w:rPr>
+          <w:t>10.1145/3488932.3517394</w:t>
+        </w:r>
+      </w:hyperlink>
+      <w:r>
+        <w:t>.</w:t>
+      </w:r>
+    </w:p>
+    <w:p>
+      <w:pPr>
+        <w:spacing w:after="120"/>
+        <w:ind w:left="792" w:hanging="792"/>
+      </w:pPr>
+      <w:r>
+        <w:t>[148]</w:t>
+        <w:tab/>
+      </w:r>
+      <w:r>
+        <w:t xml:space="preserve">R. Sytnyk and V. Hnatushenko, “Study of consensus algorithms in blockchain networks in the design of information systems,” Міжнародна науково-технічна конференція Інформаційні технології в металургії та машинобудуванні (2024): 479-484. doi: </w:t>
+      </w:r>
+      <w:hyperlink r:id="rId141">
+        <w:r>
+          <w:rPr>
+            <w:rStyle w:val="Hyperlink"/>
+          </w:rPr>
+          <w:t>10.34185/1991-7848.itmm.2024.01.092</w:t>
+        </w:r>
+      </w:hyperlink>
+      <w:r>
+        <w:t>.</w:t>
+      </w:r>
+    </w:p>
+    <w:p>
+      <w:pPr>
+        <w:spacing w:after="120"/>
+        <w:ind w:left="792" w:hanging="792"/>
+      </w:pPr>
+      <w:r>
+        <w:t>[149]</w:t>
+        <w:tab/>
+      </w:r>
+      <w:r>
+        <w:t xml:space="preserve">M. Anus and A. Bin Ngadi, “Comparison Analysis of Blockchain Consensus Algorithms in Decentralized Public Environment: A Review,” Asia Proceedings of Social Sciences, 2024, doi: </w:t>
+      </w:r>
+      <w:hyperlink r:id="rId142">
+        <w:r>
+          <w:rPr>
+            <w:rStyle w:val="Hyperlink"/>
+          </w:rPr>
+          <w:t>10.31580/jm7sfp03</w:t>
+        </w:r>
+      </w:hyperlink>
+      <w:r>
+        <w:t>.</w:t>
+      </w:r>
+    </w:p>
+    <w:p>
+      <w:pPr>
+        <w:spacing w:after="120"/>
+        <w:ind w:left="792" w:hanging="792"/>
+      </w:pPr>
+      <w:r>
+        <w:t>[150]</w:t>
+        <w:tab/>
+      </w:r>
+      <w:r>
+        <w:t xml:space="preserve">R. M. Ashu and S. Zafar, “Revolutionary IoT and Big Data in Healthcare: A Predictive Model Analysis,” ICIDSSD, vol. 2020, Art. no. 61, 2021, doi: </w:t>
+      </w:r>
+      <w:hyperlink r:id="rId143">
+        <w:r>
+          <w:rPr>
+            <w:rStyle w:val="Hyperlink"/>
+          </w:rPr>
+          <w:t>10.4108/eai.27-2-2020.2303135</w:t>
+        </w:r>
+      </w:hyperlink>
+      <w:r>
+        <w:t>.</w:t>
+      </w:r>
+    </w:p>
+    <w:p>
+      <w:pPr>
+        <w:spacing w:after="120"/>
+        <w:ind w:left="792" w:hanging="792"/>
+      </w:pPr>
+      <w:r>
+        <w:t>[151]</w:t>
+        <w:tab/>
+      </w:r>
+      <w:r>
+        <w:t xml:space="preserve">A. Hassan, M. I. Ali, R. Ahammed, M. M. Khan, N. Alsufyani, and A. Alsufyani, “Secured insurance framework using blockchain and smart contract,” Scientific Programming, vol. 2021, no. 1, Art. no. 6787406, 2021, doi: </w:t>
+      </w:r>
+      <w:hyperlink r:id="rId144">
+        <w:r>
+          <w:rPr>
+            <w:rStyle w:val="Hyperlink"/>
+          </w:rPr>
+          <w:t>10.1155/2021/6787406</w:t>
+        </w:r>
+      </w:hyperlink>
+      <w:r>
+        <w:t>.</w:t>
+      </w:r>
+    </w:p>
+    <w:p>
+      <w:pPr>
+        <w:spacing w:after="120"/>
+        <w:ind w:left="792" w:hanging="792"/>
+      </w:pPr>
+      <w:r>
+        <w:t>[152]</w:t>
+        <w:tab/>
+      </w:r>
+      <w:r>
+        <w:t xml:space="preserve">M. Rukhiran, S. Boonsong, and P. Netinant, “Sustainable optimizing performance and energy efficiency in proof of work blockchain: A multilinear regression approach,” Sustainability, vol. 16, no. 4, Art. no. 1519, 2024, doi: </w:t>
+      </w:r>
+      <w:hyperlink r:id="rId145">
+        <w:r>
+          <w:rPr>
+            <w:rStyle w:val="Hyperlink"/>
+          </w:rPr>
+          <w:t>10.3390/su16041519</w:t>
+        </w:r>
+      </w:hyperlink>
+      <w:r>
+        <w:t>.</w:t>
+      </w:r>
+    </w:p>
+    <w:p>
+      <w:pPr>
+        <w:spacing w:after="120"/>
+        <w:ind w:left="792" w:hanging="792"/>
+      </w:pPr>
+      <w:r>
+        <w:t>[153]</w:t>
+        <w:tab/>
+      </w:r>
+      <w:r>
+        <w:t xml:space="preserve">M. Bowman, D. Das, A. Mandal, and H. Montgomery, “On Elapsed Time Consensus Protocols,” in Applied Cryptography and Network Security Workshops (Lecture Notes in Computer Science), Springer, 2022, doi: </w:t>
+      </w:r>
+      <w:hyperlink r:id="rId146">
+        <w:r>
+          <w:rPr>
+            <w:rStyle w:val="Hyperlink"/>
+          </w:rPr>
+          <w:t>10.1007/978-3-030-92518-5_25</w:t>
+        </w:r>
+      </w:hyperlink>
+      <w:r>
+        <w:t>.</w:t>
+      </w:r>
+    </w:p>
+    <w:p>
+      <w:pPr>
+        <w:spacing w:after="120"/>
+        <w:ind w:left="792" w:hanging="792"/>
+      </w:pPr>
+      <w:r>
+        <w:t>[154]</w:t>
+        <w:tab/>
+      </w:r>
+      <w:r>
+        <w:t xml:space="preserve">J. Bonneau and N. Heninger, Eds., Financial Cryptography and Data Security: 24th International Conference (FC 2020), Revised Selected Papers (Lecture Notes in Computer Science), Springer, 2020, doi: </w:t>
+      </w:r>
+      <w:hyperlink r:id="rId147">
+        <w:r>
+          <w:rPr>
+            <w:rStyle w:val="Hyperlink"/>
+          </w:rPr>
+          <w:t>10.1007/978-3-030-51280-4</w:t>
+        </w:r>
+      </w:hyperlink>
+      <w:r>
+        <w:t>.</w:t>
+      </w:r>
+    </w:p>
+    <w:p>
+      <w:pPr>
+        <w:spacing w:after="120"/>
+        <w:ind w:left="792" w:hanging="792"/>
+      </w:pPr>
+      <w:r>
+        <w:t>[155]</w:t>
+        <w:tab/>
+      </w:r>
+      <w:r>
+        <w:t xml:space="preserve">C. Brian, “Burning Up: A Global History of Fossil Fuel Consumption,” pp. 700–702, 2020, doi: </w:t>
+      </w:r>
+      <w:hyperlink r:id="rId148">
+        <w:r>
+          <w:rPr>
+            <w:rStyle w:val="Hyperlink"/>
+          </w:rPr>
+          <w:t>10.2307/j.ctv4ncp7q</w:t>
+        </w:r>
+      </w:hyperlink>
+      <w:r>
+        <w:t>.</w:t>
+      </w:r>
     </w:p>
     <w:sectPr>
       <w:pgSz w:w="12240" w:h="15840"/>

--- a/docs/citation-correction/Verified-References-IEEE-Thesis-Order.docx
+++ b/docs/citation-correction/Verified-References-IEEE-Thesis-Order.docx
@@ -12,7 +12,7 @@
     </w:p>
     <w:p>
       <w:r>
-        <w:t>Verified reference list for the thesis “Proof-of-Collaboration: A Novel Blockchain Consensus Algorithm with Highly Efficient Power Consumption” (Raed S. Rasheed). Entries are numbered [1]–[95] in the exact order of first appearance in the corrected thesis (PhD-thesis-Raed-Rasheed-IEEE-Citations-Corrected.docx) — the numbers below match the in-text citations one-to-one. Bibliographic data was verified against Crossref, DataCite, DOI.org, and official publisher or organization websites (see Reference-DOI-Verification-Report.xlsx). Unverified and missing sources are retained in place, marked in square brackets, so the numbering stays aligned with the thesis.</w:t>
+        <w:t>Final reference list [1]–[148], numbered by first appearance in the corrected thesis and matching the in-text citations one-to-one. All references are cited in the text; entries verified against Crossref, DataCite, DOI.org, and official publisher/organization websites, with DOIs included wherever one exists.</w:t>
       </w:r>
     </w:p>
     <w:p>
@@ -46,19 +46,7 @@
         <w:tab/>
       </w:r>
       <w:r>
-        <w:t xml:space="preserve">L. Huang, L. Zhen, J. Wang, and X. Zhang, </w:t>
-      </w:r>
-      <w:r>
-        <w:t xml:space="preserve">“Blockchain Implementation for Circular Supply Chain Management: Evaluating Critical Success Factors,” </w:t>
-      </w:r>
-      <w:r>
-        <w:rPr>
-          <w:i/>
-        </w:rPr>
-        <w:t>Industrial Marketing Management</w:t>
-      </w:r>
-      <w:r>
-        <w:t xml:space="preserve">, vol. 102, pp. 451–464, 2022, doi: </w:t>
+        <w:t xml:space="preserve">L. Huang, L. Zhen, J. Wang, and X. Zhang, “Blockchain Implementation for Circular Supply Chain Management: Evaluating Critical Success Factors,” Industrial Marketing Management, vol. 102, pp. 451–464, 2022, doi: </w:t>
       </w:r>
       <w:hyperlink r:id="rId10">
         <w:r>
@@ -82,19 +70,7 @@
         <w:tab/>
       </w:r>
       <w:r>
-        <w:t xml:space="preserve">M. S. Farooq, U. Iftikhar, and A. Khelifi, </w:t>
-      </w:r>
-      <w:r>
-        <w:t xml:space="preserve">“A Framework to Make Voting System Transparent Using Blockchain Technology,” </w:t>
-      </w:r>
-      <w:r>
-        <w:rPr>
-          <w:i/>
-        </w:rPr>
-        <w:t>IEEE Access</w:t>
-      </w:r>
-      <w:r>
-        <w:t xml:space="preserve">, vol. 10, pp. 59959–59969, 2022, doi: </w:t>
+        <w:t xml:space="preserve">M. S. Farooq, U. Iftikhar, and A. Khelifi, “A Framework to Make Voting System Transparent Using Blockchain Technology,” IEEE Access, vol. 10, pp. 59959–59969, 2022, doi: </w:t>
       </w:r>
       <w:hyperlink r:id="rId11">
         <w:r>
@@ -118,19 +94,7 @@
         <w:tab/>
       </w:r>
       <w:r>
-        <w:t xml:space="preserve">F. Ullah and F. Al-Turjman, </w:t>
-      </w:r>
-      <w:r>
-        <w:t xml:space="preserve">“A Conceptual Framework for Blockchain Smart Contract Adoption to Manage Real Estate Deals in Smart Cities,” </w:t>
-      </w:r>
-      <w:r>
-        <w:rPr>
-          <w:i/>
-        </w:rPr>
-        <w:t>Neural Computing and Applications</w:t>
-      </w:r>
-      <w:r>
-        <w:t xml:space="preserve">, vol. 35, no. 7, pp. 5033–5054, 2023, doi: </w:t>
+        <w:t xml:space="preserve">F. Ullah and F. Al-Turjman, “A Conceptual Framework for Blockchain Smart Contract Adoption to Manage Real Estate Deals in Smart Cities,” Neural Computing and Applications, vol. 35, no. 7, pp. 5033–5054, 2023, doi: </w:t>
       </w:r>
       <w:hyperlink r:id="rId12">
         <w:r>
@@ -154,19 +118,7 @@
         <w:tab/>
       </w:r>
       <w:r>
-        <w:t xml:space="preserve">S. Vyas, M. Shabaz, P. Pandit, L. R. Parvathy, and I. Ofori, </w:t>
-      </w:r>
-      <w:r>
-        <w:t xml:space="preserve">“Integration of Artificial Intelligence and Blockchain Technology in Healthcare and Agriculture,” </w:t>
-      </w:r>
-      <w:r>
-        <w:rPr>
-          <w:i/>
-        </w:rPr>
-        <w:t>Journal of Food Quality</w:t>
-      </w:r>
-      <w:r>
-        <w:t xml:space="preserve">, vol. 2022, pp. 1–11, 2022, doi: </w:t>
+        <w:t xml:space="preserve">S. Vyas, M. Shabaz, P. Pandit, L. R. Parvathy, and I. Ofori, “Integration of Artificial Intelligence and Blockchain Technology in Healthcare and Agriculture,” Journal of Food Quality, vol. 2022, pp. 1–11, 2022, doi: </w:t>
       </w:r>
       <w:hyperlink r:id="rId13">
         <w:r>
@@ -180,7 +132,7 @@
         <w:t>.</w:t>
       </w:r>
       <w:r>
-        <w:t xml:space="preserve"> [Note: this article was retracted by the journal in 2024.]</w:t>
+        <w:t xml:space="preserve"> [Retracted by the journal in 2024.]</w:t>
       </w:r>
     </w:p>
     <w:p>
@@ -193,21 +145,33 @@
         <w:tab/>
       </w:r>
       <w:r>
-        <w:t xml:space="preserve">L. Lamport, R. Shostak, and M. Pease, </w:t>
-      </w:r>
-      <w:r>
-        <w:t xml:space="preserve">“The Byzantine Generals Problem,” </w:t>
-      </w:r>
-      <w:r>
-        <w:rPr>
-          <w:i/>
-        </w:rPr>
-        <w:t>ACM Transactions on Programming Languages and Systems</w:t>
-      </w:r>
-      <w:r>
-        <w:t xml:space="preserve">, vol. 4, no. 3, pp. 382–401, 1982, doi: </w:t>
+        <w:t xml:space="preserve">S. Alam, S. Bhatia, M. Shuaib, M. M. Khubrani, F. Alfayez, A. A. Malibari, and S. Ahmad, “An Overview of Blockchain and IoT Integration for Secure and Reliable Health Records Monitoring,” Sustainability, vol. 15, no. 7, Art. no. 5660, 2023, doi: </w:t>
       </w:r>
       <w:hyperlink r:id="rId14">
+        <w:r>
+          <w:rPr>
+            <w:rStyle w:val="Hyperlink"/>
+          </w:rPr>
+          <w:t>10.3390/su15075660</w:t>
+        </w:r>
+      </w:hyperlink>
+      <w:r>
+        <w:t>.</w:t>
+      </w:r>
+    </w:p>
+    <w:p>
+      <w:pPr>
+        <w:spacing w:after="120"/>
+        <w:ind w:left="792" w:hanging="792"/>
+      </w:pPr>
+      <w:r>
+        <w:t>[7]</w:t>
+        <w:tab/>
+      </w:r>
+      <w:r>
+        <w:t xml:space="preserve">L. Lamport, R. Shostak, and M. Pease, “The Byzantine Generals Problem,” ACM Transactions on Programming Languages and Systems, vol. 4, no. 3, pp. 382–401, 1982, doi: </w:t>
+      </w:r>
+      <w:hyperlink r:id="rId15">
         <w:r>
           <w:rPr>
             <w:rStyle w:val="Hyperlink"/>
@@ -225,13 +189,13 @@
         <w:ind w:left="792" w:hanging="792"/>
       </w:pPr>
       <w:r>
-        <w:t>[7]</w:t>
+        <w:t>[8]</w:t>
         <w:tab/>
       </w:r>
       <w:r>
         <w:t xml:space="preserve">M. Castro and B. Liskov, “Practical Byzantine Fault Tolerance,” in Proc. 3rd Symp. Operating Systems Design and Implementation (OSDI ’99), New Orleans, LA, USA, 1999, pp. 173–186. [Online]. Available: </w:t>
       </w:r>
-      <w:hyperlink r:id="rId15">
+      <w:hyperlink r:id="rId16">
         <w:r>
           <w:rPr>
             <w:rStyle w:val="Hyperlink"/>
@@ -246,25 +210,13 @@
         <w:ind w:left="792" w:hanging="792"/>
       </w:pPr>
       <w:r>
-        <w:t>[8]</w:t>
+        <w:t>[9]</w:t>
         <w:tab/>
       </w:r>
       <w:r>
-        <w:t xml:space="preserve">D. Zhang, X. H. Chen, C. K. M. Lau, and B. Xu, </w:t>
-      </w:r>
-      <w:r>
-        <w:t xml:space="preserve">“Implications of Cryptocurrency Energy Usage on Climate Change,” </w:t>
-      </w:r>
-      <w:r>
-        <w:rPr>
-          <w:i/>
-        </w:rPr>
-        <w:t>Technological Forecasting and Social Change</w:t>
-      </w:r>
-      <w:r>
-        <w:t xml:space="preserve">, vol. 187, Art. no. 122219, 2023, doi: </w:t>
-      </w:r>
-      <w:hyperlink r:id="rId16">
+        <w:t xml:space="preserve">D. Zhang, X. H. Chen, C. K. M. Lau, and B. Xu, “Implications of Cryptocurrency Energy Usage on Climate Change,” Technological Forecasting and Social Change, vol. 187, Art. no. 122219, 2023, doi: </w:t>
+      </w:r>
+      <w:hyperlink r:id="rId17">
         <w:r>
           <w:rPr>
             <w:rStyle w:val="Hyperlink"/>
@@ -282,13 +234,13 @@
         <w:ind w:left="792" w:hanging="792"/>
       </w:pPr>
       <w:r>
-        <w:t>[9]</w:t>
+        <w:t>[10]</w:t>
         <w:tab/>
       </w:r>
       <w:r>
         <w:t xml:space="preserve">Cambridge Centre for Alternative Finance, “Cambridge Blockchain Network Sustainability Index,” University of Cambridge Judge Business School. Accessed: Jul. 17, 2026. [Online]. Available: </w:t>
       </w:r>
-      <w:hyperlink r:id="rId17">
+      <w:hyperlink r:id="rId18">
         <w:r>
           <w:rPr>
             <w:rStyle w:val="Hyperlink"/>
@@ -303,13 +255,13 @@
         <w:ind w:left="792" w:hanging="792"/>
       </w:pPr>
       <w:r>
-        <w:t>[10]</w:t>
+        <w:t>[11]</w:t>
         <w:tab/>
       </w:r>
       <w:r>
         <w:t xml:space="preserve">K. McDonald, “Ethereum Emissions: A Bottom-up Estimate,” arXiv preprint arXiv:2112.01238, 2021, doi: </w:t>
       </w:r>
-      <w:hyperlink r:id="rId18">
+      <w:hyperlink r:id="rId19">
         <w:r>
           <w:rPr>
             <w:rStyle w:val="Hyperlink"/>
@@ -324,25 +276,13 @@
         <w:ind w:left="792" w:hanging="792"/>
       </w:pPr>
       <w:r>
-        <w:t>[11]</w:t>
+        <w:t>[12]</w:t>
         <w:tab/>
       </w:r>
       <w:r>
-        <w:t xml:space="preserve">M. Cortes-Goicoechea, L. Franceschini, and L. Bautista-Gomez, </w:t>
-      </w:r>
-      <w:r>
-        <w:t xml:space="preserve">“Resource Analysis of Ethereum 2.0 Clients,” in </w:t>
-      </w:r>
-      <w:r>
-        <w:rPr>
-          <w:i/>
-        </w:rPr>
-        <w:t>2021 3rd Conference on Blockchain Research &amp; Applications for Innovative Networks and Services (BRAINS)</w:t>
-      </w:r>
-      <w:r>
-        <w:t xml:space="preserve">, 2021, pp. 1–8, doi: </w:t>
-      </w:r>
-      <w:hyperlink r:id="rId19">
+        <w:t xml:space="preserve">M. Cortes-Goicoechea, L. Franceschini, and L. Bautista-Gomez, “Resource Analysis of Ethereum 2.0 Clients,” in 2021 3rd Conference on Blockchain Research &amp; Applications for Innovative Networks and Services (BRAINS), 2021, pp. 1–8, doi: </w:t>
+      </w:r>
+      <w:hyperlink r:id="rId20">
         <w:r>
           <w:rPr>
             <w:rStyle w:val="Hyperlink"/>
@@ -360,25 +300,13 @@
         <w:ind w:left="792" w:hanging="792"/>
       </w:pPr>
       <w:r>
-        <w:t>[12]</w:t>
+        <w:t>[13]</w:t>
         <w:tab/>
       </w:r>
       <w:r>
-        <w:t xml:space="preserve">A. Koutra and V. Tenentes, </w:t>
-      </w:r>
-      <w:r>
-        <w:t xml:space="preserve">“Multi-Vt-Based Energy Efficiency Optimization for ASIC Designs of the Double Secure Hash Algorithm Toward a Sustainable Bitcoin Network,” </w:t>
-      </w:r>
-      <w:r>
-        <w:rPr>
-          <w:i/>
-        </w:rPr>
-        <w:t>IEEE Transactions on Circuits and Systems II: Express Briefs</w:t>
-      </w:r>
-      <w:r>
-        <w:t xml:space="preserve">, vol. 71, no. 3, pp. 1596–1600, 2024, doi: </w:t>
-      </w:r>
-      <w:hyperlink r:id="rId20">
+        <w:t xml:space="preserve">A. Koutra and V. Tenentes, “Multi-Vt-Based Energy Efficiency Optimization for ASIC Designs of the Double Secure Hash Algorithm Toward a Sustainable Bitcoin Network,” IEEE Transactions on Circuits and Systems II: Express Briefs, vol. 71, no. 3, pp. 1596–1600, 2024, doi: </w:t>
+      </w:r>
+      <w:hyperlink r:id="rId21">
         <w:r>
           <w:rPr>
             <w:rStyle w:val="Hyperlink"/>
@@ -396,11 +324,11 @@
         <w:ind w:left="792" w:hanging="792"/>
       </w:pPr>
       <w:r>
-        <w:t>[13]</w:t>
+        <w:t>[14]</w:t>
         <w:tab/>
       </w:r>
       <w:r>
-        <w:t>N. Arali et al., “SHA-256 hardware architectures and energy-efficient implementations.” [Source could not be verified — see the verification report for candidates.]</w:t>
+        <w:t>N. Arali et al., “SHA-256 hardware architectures and energy-efficient implementations.”</w:t>
       </w:r>
     </w:p>
     <w:p>
@@ -409,25 +337,13 @@
         <w:ind w:left="792" w:hanging="792"/>
       </w:pPr>
       <w:r>
-        <w:t>[14]</w:t>
+        <w:t>[15]</w:t>
         <w:tab/>
       </w:r>
       <w:r>
-        <w:t xml:space="preserve">N. Lasla, L. Al-Sahan, M. Abdallah, and M. Younis, </w:t>
-      </w:r>
-      <w:r>
-        <w:t xml:space="preserve">“Green-PoW: An Energy-Efficient Blockchain Proof-of-Work Consensus Algorithm,” </w:t>
-      </w:r>
-      <w:r>
-        <w:rPr>
-          <w:i/>
-        </w:rPr>
-        <w:t>Computer Networks</w:t>
-      </w:r>
-      <w:r>
-        <w:t xml:space="preserve">, vol. 214, Art. no. 109118, 2022, doi: </w:t>
-      </w:r>
-      <w:hyperlink r:id="rId21">
+        <w:t xml:space="preserve">N. Lasla, L. Al-Sahan, M. Abdallah, and M. Younis, “Green-PoW: An Energy-Efficient Blockchain Proof-of-Work Consensus Algorithm,” Computer Networks, vol. 214, Art. no. 109118, 2022, doi: </w:t>
+      </w:r>
+      <w:hyperlink r:id="rId22">
         <w:r>
           <w:rPr>
             <w:rStyle w:val="Hyperlink"/>
@@ -445,25 +361,13 @@
         <w:ind w:left="792" w:hanging="792"/>
       </w:pPr>
       <w:r>
-        <w:t>[15]</w:t>
+        <w:t>[16]</w:t>
         <w:tab/>
       </w:r>
       <w:r>
-        <w:t xml:space="preserve">F. Bravo-Marquez, S. Reeves, and M. Ugarte, </w:t>
-      </w:r>
-      <w:r>
-        <w:t xml:space="preserve">“Proof-of-Learning: A Blockchain Consensus Mechanism Based on Machine Learning Competitions,” in </w:t>
-      </w:r>
-      <w:r>
-        <w:rPr>
-          <w:i/>
-        </w:rPr>
-        <w:t>2019 IEEE International Conference on Decentralized Applications and Infrastructures (DAPPCON)</w:t>
-      </w:r>
-      <w:r>
-        <w:t xml:space="preserve">, 2019, pp. 119–124, doi: </w:t>
-      </w:r>
-      <w:hyperlink r:id="rId22">
+        <w:t xml:space="preserve">F. Bravo-Marquez, S. Reeves, and M. Ugarte, “Proof-of-Learning: A Blockchain Consensus Mechanism Based on Machine Learning Competitions,” in 2019 IEEE International Conference on Decentralized Applications and Infrastructures (DAPPCON), 2019, pp. 119–124, doi: </w:t>
+      </w:r>
+      <w:hyperlink r:id="rId23">
         <w:r>
           <w:rPr>
             <w:rStyle w:val="Hyperlink"/>
@@ -481,13 +385,13 @@
         <w:ind w:left="792" w:hanging="792"/>
       </w:pPr>
       <w:r>
-        <w:t>[16]</w:t>
+        <w:t>[17]</w:t>
         <w:tab/>
       </w:r>
       <w:r>
         <w:t xml:space="preserve">B. Li, C. Chenli, X. Xu, Y. Shi, and T. Jung, “DLBC: A Deep Learning-Based Consensus in Blockchains for Deep Learning Services,” arXiv preprint arXiv:1904.07349, 2019, doi: </w:t>
       </w:r>
-      <w:hyperlink r:id="rId23">
+      <w:hyperlink r:id="rId24">
         <w:r>
           <w:rPr>
             <w:rStyle w:val="Hyperlink"/>
@@ -502,11 +406,11 @@
         <w:ind w:left="792" w:hanging="792"/>
       </w:pPr>
       <w:r>
-        <w:t>[17]</w:t>
+        <w:t>[18]</w:t>
         <w:tab/>
       </w:r>
       <w:r>
-        <w:t>“A secure and efficient blockchain-based federated learning framework.” [Source could not be verified — see the verification report for candidates.]</w:t>
+        <w:t>“A secure and efficient blockchain-based federated learning framework.”</w:t>
       </w:r>
     </w:p>
     <w:p>
@@ -515,25 +419,13 @@
         <w:ind w:left="792" w:hanging="792"/>
       </w:pPr>
       <w:r>
-        <w:t>[18]</w:t>
+        <w:t>[19]</w:t>
         <w:tab/>
       </w:r>
       <w:r>
-        <w:t xml:space="preserve">V. B. Mišić, J. Mišić, and X. Chang, </w:t>
-      </w:r>
-      <w:r>
-        <w:t xml:space="preserve">“Performance of PBFT Consensus under Voting by Groups,” </w:t>
-      </w:r>
-      <w:r>
-        <w:rPr>
-          <w:i/>
-        </w:rPr>
-        <w:t>Blockchains</w:t>
-      </w:r>
-      <w:r>
-        <w:t xml:space="preserve">, vol. 2, no. 2, pp. 134–149, 2024, doi: </w:t>
-      </w:r>
-      <w:hyperlink r:id="rId24">
+        <w:t xml:space="preserve">V. B. Mišić, J. Mišić, and X. Chang, “Performance of PBFT Consensus under Voting by Groups,” Blockchains, vol. 2, no. 2, pp. 134–149, 2024, doi: </w:t>
+      </w:r>
+      <w:hyperlink r:id="rId25">
         <w:r>
           <w:rPr>
             <w:rStyle w:val="Hyperlink"/>
@@ -551,25 +443,13 @@
         <w:ind w:left="792" w:hanging="792"/>
       </w:pPr>
       <w:r>
-        <w:t>[19]</w:t>
+        <w:t>[20]</w:t>
         <w:tab/>
       </w:r>
       <w:r>
-        <w:t xml:space="preserve">N. Sapra, I. Shaikh, and A. Dash, </w:t>
-      </w:r>
-      <w:r>
-        <w:t xml:space="preserve">“Impact of Proof of Work (PoW)-Based Blockchain Applications on the Environment: A Systematic Review and Research Agenda,” </w:t>
-      </w:r>
-      <w:r>
-        <w:rPr>
-          <w:i/>
-        </w:rPr>
-        <w:t>Journal of Risk and Financial Management</w:t>
-      </w:r>
-      <w:r>
-        <w:t xml:space="preserve">, vol. 16, no. 4, Art. no. 218, 2023, doi: </w:t>
-      </w:r>
-      <w:hyperlink r:id="rId25">
+        <w:t xml:space="preserve">N. Sapra, I. Shaikh, and A. Dash, “Impact of Proof of Work (PoW)-Based Blockchain Applications on the Environment: A Systematic Review and Research Agenda,” Journal of Risk and Financial Management, vol. 16, no. 4, Art. no. 218, 2023, doi: </w:t>
+      </w:r>
+      <w:hyperlink r:id="rId26">
         <w:r>
           <w:rPr>
             <w:rStyle w:val="Hyperlink"/>
@@ -587,25 +467,13 @@
         <w:ind w:left="792" w:hanging="792"/>
       </w:pPr>
       <w:r>
-        <w:t>[20]</w:t>
+        <w:t>[21]</w:t>
         <w:tab/>
       </w:r>
       <w:r>
-        <w:t xml:space="preserve">M. Platt, J. Sedlmeir, D. Platt, J. Xu, P. Tasca, N. Vadgama, and J. I. Ibanez, </w:t>
-      </w:r>
-      <w:r>
-        <w:t xml:space="preserve">“The Energy Footprint of Blockchain Consensus Mechanisms Beyond Proof-of-Work,” in </w:t>
-      </w:r>
-      <w:r>
-        <w:rPr>
-          <w:i/>
-        </w:rPr>
-        <w:t>2021 IEEE 21st International Conference on Software Quality, Reliability and Security Companion (QRS-C)</w:t>
-      </w:r>
-      <w:r>
-        <w:t xml:space="preserve">, 2021, pp. 1135–1144, doi: </w:t>
-      </w:r>
-      <w:hyperlink r:id="rId26">
+        <w:t xml:space="preserve">M. Platt, J. Sedlmeir, D. Platt, J. Xu, P. Tasca, N. Vadgama, and J. I. Ibanez, “The Energy Footprint of Blockchain Consensus Mechanisms Beyond Proof-of-Work,” in 2021 IEEE 21st International Conference on Software Quality, Reliability and Security Companion (QRS-C), 2021, pp. 1135–1144, doi: </w:t>
+      </w:r>
+      <w:hyperlink r:id="rId27">
         <w:r>
           <w:rPr>
             <w:rStyle w:val="Hyperlink"/>
@@ -623,25 +491,13 @@
         <w:ind w:left="792" w:hanging="792"/>
       </w:pPr>
       <w:r>
-        <w:t>[21]</w:t>
+        <w:t>[22]</w:t>
         <w:tab/>
       </w:r>
       <w:r>
-        <w:t xml:space="preserve">M. Saad, Z. Qin, K. Ren, D. Nyang, and D. Mohaisen, </w:t>
-      </w:r>
-      <w:r>
-        <w:t xml:space="preserve">“e-PoS: Making Proof-of-Stake Decentralized and Fair,” </w:t>
-      </w:r>
-      <w:r>
-        <w:rPr>
-          <w:i/>
-        </w:rPr>
-        <w:t>IEEE Transactions on Parallel and Distributed Systems</w:t>
-      </w:r>
-      <w:r>
-        <w:t xml:space="preserve">, vol. 32, no. 8, pp. 1961–1973, 2021, doi: </w:t>
-      </w:r>
-      <w:hyperlink r:id="rId27">
+        <w:t xml:space="preserve">M. Saad, Z. Qin, K. Ren, D. Nyang, and D. Mohaisen, “e-PoS: Making Proof-of-Stake Decentralized and Fair,” IEEE Transactions on Parallel and Distributed Systems, vol. 32, no. 8, pp. 1961–1973, 2021, doi: </w:t>
+      </w:r>
+      <w:hyperlink r:id="rId28">
         <w:r>
           <w:rPr>
             <w:rStyle w:val="Hyperlink"/>
@@ -659,25 +515,13 @@
         <w:ind w:left="792" w:hanging="792"/>
       </w:pPr>
       <w:r>
-        <w:t>[22]</w:t>
+        <w:t>[23]</w:t>
         <w:tab/>
       </w:r>
       <w:r>
-        <w:t xml:space="preserve">X. Xu, G. Sun, and H. Yu, </w:t>
-      </w:r>
-      <w:r>
-        <w:t xml:space="preserve">“An Efficient Blockchain PBFT Consensus Protocol in Energy Constrained IoT Applications,” in </w:t>
-      </w:r>
-      <w:r>
-        <w:rPr>
-          <w:i/>
-        </w:rPr>
-        <w:t>2021 International Conference on UK-China Emerging Technologies (UCET)</w:t>
-      </w:r>
-      <w:r>
-        <w:t xml:space="preserve">, 2021, pp. 152–157, doi: </w:t>
-      </w:r>
-      <w:hyperlink r:id="rId28">
+        <w:t xml:space="preserve">X. Xu, G. Sun, and H. Yu, “An Efficient Blockchain PBFT Consensus Protocol in Energy Constrained IoT Applications,” in 2021 International Conference on UK-China Emerging Technologies (UCET), 2021, pp. 152–157, doi: </w:t>
+      </w:r>
+      <w:hyperlink r:id="rId29">
         <w:r>
           <w:rPr>
             <w:rStyle w:val="Hyperlink"/>
@@ -695,30 +539,18 @@
         <w:ind w:left="792" w:hanging="792"/>
       </w:pPr>
       <w:r>
-        <w:t>[23]</w:t>
+        <w:t>[24]</w:t>
         <w:tab/>
       </w:r>
       <w:r>
-        <w:t xml:space="preserve">B. Lashkari and P. Musilek, </w:t>
-      </w:r>
-      <w:r>
-        <w:t xml:space="preserve">“A Comprehensive Review of Blockchain Consensus Mechanisms,” </w:t>
-      </w:r>
-      <w:r>
-        <w:rPr>
-          <w:i/>
-        </w:rPr>
-        <w:t>IEEE Access</w:t>
-      </w:r>
-      <w:r>
-        <w:t xml:space="preserve">, vol. 9, pp. 43620–43652, 2021, doi: </w:t>
-      </w:r>
-      <w:hyperlink r:id="rId29">
+        <w:t xml:space="preserve">X. Shi, H. Xiao, W. Liu, K. S. Lackner, V. Buterin, and T. F. Stocker, “Confronting the Carbon-Footprint Challenge of Blockchain,” Environmental Science &amp; Technology, vol. 57, no. 3, pp. 1403–1410, 2023, doi: </w:t>
+      </w:r>
+      <w:hyperlink r:id="rId30">
         <w:r>
           <w:rPr>
             <w:rStyle w:val="Hyperlink"/>
           </w:rPr>
-          <w:t>10.1109/access.2021.3065880</w:t>
+          <w:t>10.1021/acs.est.2c05165</w:t>
         </w:r>
       </w:hyperlink>
       <w:r>
@@ -731,13 +563,13 @@
         <w:ind w:left="792" w:hanging="792"/>
       </w:pPr>
       <w:r>
-        <w:t>[24]</w:t>
+        <w:t>[25]</w:t>
         <w:tab/>
       </w:r>
       <w:r>
         <w:t xml:space="preserve">G. Tereshchenko and I. Kyrychenko, “Analysis and Justification of the Use of Existing Blockchain Solutions for the Protection of Digital Assets,” Innovative Technologies and Scientific Solutions for Industries, no. 1(27), pp. 164–178, 2024, doi: </w:t>
       </w:r>
-      <w:hyperlink r:id="rId30">
+      <w:hyperlink r:id="rId31">
         <w:r>
           <w:rPr>
             <w:rStyle w:val="Hyperlink"/>
@@ -755,25 +587,13 @@
         <w:ind w:left="792" w:hanging="792"/>
       </w:pPr>
       <w:r>
-        <w:t>[25]</w:t>
+        <w:t>[26]</w:t>
         <w:tab/>
       </w:r>
       <w:r>
-        <w:t xml:space="preserve">J. Truby, </w:t>
-      </w:r>
-      <w:r>
-        <w:t xml:space="preserve">“Decarbonizing Bitcoin: Law and Policy Choices for Reducing the Energy Consumption of Blockchain Technologies and Digital Currencies,” </w:t>
-      </w:r>
-      <w:r>
-        <w:rPr>
-          <w:i/>
-        </w:rPr>
-        <w:t>Energy Research &amp; Social Science</w:t>
-      </w:r>
-      <w:r>
-        <w:t xml:space="preserve">, vol. 44, pp. 399–410, 2018, doi: </w:t>
-      </w:r>
-      <w:hyperlink r:id="rId31">
+        <w:t xml:space="preserve">J. Truby, “Decarbonizing Bitcoin: Law and Policy Choices for Reducing the Energy Consumption of Blockchain Technologies and Digital Currencies,” Energy Research &amp; Social Science, vol. 44, pp. 399–410, 2018, doi: </w:t>
+      </w:r>
+      <w:hyperlink r:id="rId32">
         <w:r>
           <w:rPr>
             <w:rStyle w:val="Hyperlink"/>
@@ -791,13 +611,13 @@
         <w:ind w:left="792" w:hanging="792"/>
       </w:pPr>
       <w:r>
-        <w:t>[26]</w:t>
+        <w:t>[27]</w:t>
         <w:tab/>
       </w:r>
       <w:r>
         <w:t xml:space="preserve">S. King and S. Nadal, “PPCoin: Peer-to-Peer Crypto-Currency with Proof-of-Stake,” white paper, 2012. [Online]. Available: </w:t>
       </w:r>
-      <w:hyperlink r:id="rId32">
+      <w:hyperlink r:id="rId33">
         <w:r>
           <w:rPr>
             <w:rStyle w:val="Hyperlink"/>
@@ -812,25 +632,13 @@
         <w:ind w:left="792" w:hanging="792"/>
       </w:pPr>
       <w:r>
-        <w:t>[27]</w:t>
+        <w:t>[28]</w:t>
         <w:tab/>
       </w:r>
       <w:r>
-        <w:t xml:space="preserve">L. Ge, J. Wang, and G. Zhang, </w:t>
-      </w:r>
-      <w:r>
-        <w:t xml:space="preserve">“Survey of Consensus Algorithms for Proof of Stake in Blockchain,” </w:t>
-      </w:r>
-      <w:r>
-        <w:rPr>
-          <w:i/>
-        </w:rPr>
-        <w:t>Security and Communication Networks</w:t>
-      </w:r>
-      <w:r>
-        <w:t xml:space="preserve">, vol. 2022, pp. 1–13, 2022, doi: </w:t>
-      </w:r>
-      <w:hyperlink r:id="rId33">
+        <w:t xml:space="preserve">L. Ge, J. Wang, and G. Zhang, “Survey of Consensus Algorithms for Proof of Stake in Blockchain,” Security and Communication Networks, vol. 2022, pp. 1–13, 2022, doi: </w:t>
+      </w:r>
+      <w:hyperlink r:id="rId34">
         <w:r>
           <w:rPr>
             <w:rStyle w:val="Hyperlink"/>
@@ -848,13 +656,13 @@
         <w:ind w:left="792" w:hanging="792"/>
       </w:pPr>
       <w:r>
-        <w:t>[28]</w:t>
+        <w:t>[29]</w:t>
         <w:tab/>
       </w:r>
       <w:r>
         <w:t xml:space="preserve">BitShares, “Delegated Proof of Stake (DPOS),” BitShares Documentation. Accessed: Jul. 17, 2026. [Online]. Available: </w:t>
       </w:r>
-      <w:hyperlink r:id="rId34">
+      <w:hyperlink r:id="rId35">
         <w:r>
           <w:rPr>
             <w:rStyle w:val="Hyperlink"/>
@@ -869,25 +677,13 @@
         <w:ind w:left="792" w:hanging="792"/>
       </w:pPr>
       <w:r>
-        <w:t>[29]</w:t>
+        <w:t>[30]</w:t>
         <w:tab/>
       </w:r>
       <w:r>
-        <w:t xml:space="preserve">V. Bachani and A. Bhattacharjya, </w:t>
-      </w:r>
-      <w:r>
-        <w:t xml:space="preserve">“Preferential Delegated Proof of Stake (PDPoS)—Modified DPoS with Two Layers Towards Scalability and Higher TPS,” </w:t>
-      </w:r>
-      <w:r>
-        <w:rPr>
-          <w:i/>
-        </w:rPr>
-        <w:t>Symmetry</w:t>
-      </w:r>
-      <w:r>
-        <w:t xml:space="preserve">, vol. 15, no. 1, Art. no. 4, 2022, doi: </w:t>
-      </w:r>
-      <w:hyperlink r:id="rId35">
+        <w:t xml:space="preserve">V. Bachani and A. Bhattacharjya, “Preferential Delegated Proof of Stake (PDPoS)—Modified DPoS with Two Layers Towards Scalability and Higher TPS,” Symmetry, vol. 15, no. 1, Art. no. 4, 2022, doi: </w:t>
+      </w:r>
+      <w:hyperlink r:id="rId36">
         <w:r>
           <w:rPr>
             <w:rStyle w:val="Hyperlink"/>
@@ -905,25 +701,13 @@
         <w:ind w:left="792" w:hanging="792"/>
       </w:pPr>
       <w:r>
-        <w:t>[30]</w:t>
+        <w:t>[31]</w:t>
         <w:tab/>
       </w:r>
       <w:r>
-        <w:t xml:space="preserve">N. Arali, Narayan D. G., Altaf Husain M., and P. S. Hiremath, </w:t>
-      </w:r>
-      <w:r>
-        <w:t xml:space="preserve">“An Efficient and Secure Blockchain Consensus Algorithm Using Game Theory,” </w:t>
-      </w:r>
-      <w:r>
-        <w:rPr>
-          <w:i/>
-        </w:rPr>
-        <w:t>International Journal of Computer Network and Information Security</w:t>
-      </w:r>
-      <w:r>
-        <w:t xml:space="preserve">, vol. 16, no. 2, pp. 92–102, 2024, doi: </w:t>
-      </w:r>
-      <w:hyperlink r:id="rId36">
+        <w:t xml:space="preserve">N. Arali, Narayan D. G., Altaf Husain M., and P. S. Hiremath, “An Efficient and Secure Blockchain Consensus Algorithm Using Game Theory,” International Journal of Computer Network and Information Security, vol. 16, no. 2, pp. 92–102, 2024, doi: </w:t>
+      </w:r>
+      <w:hyperlink r:id="rId37">
         <w:r>
           <w:rPr>
             <w:rStyle w:val="Hyperlink"/>
@@ -941,13 +725,13 @@
         <w:ind w:left="792" w:hanging="792"/>
       </w:pPr>
       <w:r>
-        <w:t>[31]</w:t>
+        <w:t>[32]</w:t>
         <w:tab/>
       </w:r>
       <w:r>
         <w:t xml:space="preserve">I. Barinov, V. Baranov, and P. Khahulin, “POA Network Whitepaper,” POA Network, 2018. Accessed: Jul. 17, 2026. [Online]. Available: </w:t>
       </w:r>
-      <w:hyperlink r:id="rId37">
+      <w:hyperlink r:id="rId38">
         <w:r>
           <w:rPr>
             <w:rStyle w:val="Hyperlink"/>
@@ -962,25 +746,13 @@
         <w:ind w:left="792" w:hanging="792"/>
       </w:pPr>
       <w:r>
-        <w:t>[32]</w:t>
+        <w:t>[33]</w:t>
         <w:tab/>
       </w:r>
       <w:r>
-        <w:t xml:space="preserve">M. A. Manolache, S. Manolache, and N. Tapus, </w:t>
-      </w:r>
-      <w:r>
-        <w:t xml:space="preserve">“Decision Making Using the Blockchain Proof of Authority Consensus,” </w:t>
-      </w:r>
-      <w:r>
-        <w:rPr>
-          <w:i/>
-        </w:rPr>
-        <w:t>Procedia Computer Science</w:t>
-      </w:r>
-      <w:r>
-        <w:t xml:space="preserve">, vol. 199, pp. 580–588, 2022, doi: </w:t>
-      </w:r>
-      <w:hyperlink r:id="rId38">
+        <w:t xml:space="preserve">M. A. Manolache, S. Manolache, and N. Tapus, “Decision Making Using the Blockchain Proof of Authority Consensus,” Procedia Computer Science, vol. 199, pp. 580–588, 2022, doi: </w:t>
+      </w:r>
+      <w:hyperlink r:id="rId39">
         <w:r>
           <w:rPr>
             <w:rStyle w:val="Hyperlink"/>
@@ -998,25 +770,13 @@
         <w:ind w:left="792" w:hanging="792"/>
       </w:pPr>
       <w:r>
-        <w:t>[33]</w:t>
+        <w:t>[34]</w:t>
         <w:tab/>
       </w:r>
       <w:r>
-        <w:t xml:space="preserve">S. Dziembowski, S. Faust, V. Kolmogorov, and K. Pietrzak, </w:t>
-      </w:r>
-      <w:r>
-        <w:t xml:space="preserve">“Proofs of Space,” in </w:t>
-      </w:r>
-      <w:r>
-        <w:rPr>
-          <w:i/>
-        </w:rPr>
-        <w:t>Advances in Cryptology – CRYPTO 2015</w:t>
-      </w:r>
-      <w:r>
-        <w:t xml:space="preserve"> (Lecture Notes in Computer Science), Springer, 2015, pp. 585–605, doi: </w:t>
-      </w:r>
-      <w:hyperlink r:id="rId39">
+        <w:t xml:space="preserve">S. Dziembowski, S. Faust, V. Kolmogorov, and K. Pietrzak, “Proofs of Space,” in Advances in Cryptology – CRYPTO 2015 (Lecture Notes in Computer Science), Springer, 2015, pp. 585–605, doi: </w:t>
+      </w:r>
+      <w:hyperlink r:id="rId40">
         <w:r>
           <w:rPr>
             <w:rStyle w:val="Hyperlink"/>
@@ -1034,25 +794,13 @@
         <w:ind w:left="792" w:hanging="792"/>
       </w:pPr>
       <w:r>
-        <w:t>[34]</w:t>
+        <w:t>[35]</w:t>
         <w:tab/>
       </w:r>
       <w:r>
-        <w:t xml:space="preserve">K. Karantias, A. Kiayias, and D. Zindros, </w:t>
-      </w:r>
-      <w:r>
-        <w:t xml:space="preserve">“Proof-of-Burn,” in </w:t>
-      </w:r>
-      <w:r>
-        <w:rPr>
-          <w:i/>
-        </w:rPr>
-        <w:t>Financial Cryptography and Data Security</w:t>
-      </w:r>
-      <w:r>
-        <w:t xml:space="preserve"> (Lecture Notes in Computer Science), Springer, 2020, pp. 523–540, doi: </w:t>
-      </w:r>
-      <w:hyperlink r:id="rId40">
+        <w:t xml:space="preserve">K. Karantias, A. Kiayias, and D. Zindros, “Proof-of-Burn,” in Financial Cryptography and Data Security (Lecture Notes in Computer Science), Springer, 2020, pp. 523–540, doi: </w:t>
+      </w:r>
+      <w:hyperlink r:id="rId41">
         <w:r>
           <w:rPr>
             <w:rStyle w:val="Hyperlink"/>
@@ -1070,13 +818,13 @@
         <w:ind w:left="792" w:hanging="792"/>
       </w:pPr>
       <w:r>
-        <w:t>[35]</w:t>
+        <w:t>[36]</w:t>
         <w:tab/>
       </w:r>
       <w:r>
         <w:t xml:space="preserve">Hyperledger Sawtooth (Intel), “PoET 1.0 Specification,” Sawtooth Documentation. Accessed: Jul. 17, 2026. [Online]. Available: </w:t>
       </w:r>
-      <w:hyperlink r:id="rId41">
+      <w:hyperlink r:id="rId42">
         <w:r>
           <w:rPr>
             <w:rStyle w:val="Hyperlink"/>
@@ -1091,13 +839,13 @@
         <w:ind w:left="792" w:hanging="792"/>
       </w:pPr>
       <w:r>
-        <w:t>[36]</w:t>
+        <w:t>[37]</w:t>
         <w:tab/>
       </w:r>
       <w:r>
         <w:t xml:space="preserve">A. Yakovenko, “Solana: A New Architecture for a High Performance Blockchain,” white paper, version 0.8.13. [Online]. Available: </w:t>
       </w:r>
-      <w:hyperlink r:id="rId42">
+      <w:hyperlink r:id="rId43">
         <w:r>
           <w:rPr>
             <w:rStyle w:val="Hyperlink"/>
@@ -1112,25 +860,13 @@
         <w:ind w:left="792" w:hanging="792"/>
       </w:pPr>
       <w:r>
-        <w:t>[37]</w:t>
+        <w:t>[38]</w:t>
         <w:tab/>
       </w:r>
       <w:r>
-        <w:t xml:space="preserve">T. Xue, Y. Yuan, Z. Ahmed, K. Moniz, G. Cao, and C. Wang, </w:t>
-      </w:r>
-      <w:r>
-        <w:t xml:space="preserve">“Proof of Contribution: A Modification of Proof of Work to Increase Mining Efficiency,” in </w:t>
-      </w:r>
-      <w:r>
-        <w:rPr>
-          <w:i/>
-        </w:rPr>
-        <w:t>2018 IEEE 42nd Annual Computer Software and Applications Conference (COMPSAC)</w:t>
-      </w:r>
-      <w:r>
-        <w:t xml:space="preserve">, 2018, pp. 636–644, doi: </w:t>
-      </w:r>
-      <w:hyperlink r:id="rId43">
+        <w:t xml:space="preserve">T. Xue, Y. Yuan, Z. Ahmed, K. Moniz, G. Cao, and C. Wang, “Proof of Contribution: A Modification of Proof of Work to Increase Mining Efficiency,” in 2018 IEEE 42nd Annual Computer Software and Applications Conference (COMPSAC), 2018, pp. 636–644, doi: </w:t>
+      </w:r>
+      <w:hyperlink r:id="rId44">
         <w:r>
           <w:rPr>
             <w:rStyle w:val="Hyperlink"/>
@@ -1148,13 +884,13 @@
         <w:ind w:left="792" w:hanging="792"/>
       </w:pPr>
       <w:r>
-        <w:t>[38]</w:t>
+        <w:t>[39]</w:t>
         <w:tab/>
       </w:r>
       <w:r>
         <w:t xml:space="preserve">Q. Zhuang, Y. Liu, L. Chen, and Z. Ai, “Proof of Reputation: A Reputation-Based Consensus Protocol for Blockchain Based Systems,” in Proc. 2019 International Electronics Communication Conference (IECC), 2019, pp. 131–138, doi: </w:t>
       </w:r>
-      <w:hyperlink r:id="rId44">
+      <w:hyperlink r:id="rId45">
         <w:r>
           <w:rPr>
             <w:rStyle w:val="Hyperlink"/>
@@ -1172,25 +908,37 @@
         <w:ind w:left="792" w:hanging="792"/>
       </w:pPr>
       <w:r>
-        <w:t>[39]</w:t>
+        <w:t>[40]</w:t>
         <w:tab/>
       </w:r>
       <w:r>
-        <w:t xml:space="preserve">L. Xu, D. Yu, J. Zhou, and C. Jin, </w:t>
-      </w:r>
-      <w:r>
-        <w:t xml:space="preserve">“Blockchain-Based Decentralized Power Dispatching Model for Power Grids Integrated with Renewable Energy and Flexible Load,” </w:t>
-      </w:r>
-      <w:r>
-        <w:rPr>
-          <w:i/>
-        </w:rPr>
-        <w:t>Processes</w:t>
-      </w:r>
-      <w:r>
-        <w:t xml:space="preserve">, vol. 11, no. 6, Art. no. 1673, 2023, doi: </w:t>
-      </w:r>
-      <w:hyperlink r:id="rId45">
+        <w:t xml:space="preserve">B. Lashkari and P. Musilek, “A Comprehensive Review of Blockchain Consensus Mechanisms,” IEEE Access, vol. 9, pp. 43620–43652, 2021, doi: </w:t>
+      </w:r>
+      <w:hyperlink r:id="rId46">
+        <w:r>
+          <w:rPr>
+            <w:rStyle w:val="Hyperlink"/>
+          </w:rPr>
+          <w:t>10.1109/access.2021.3065880</w:t>
+        </w:r>
+      </w:hyperlink>
+      <w:r>
+        <w:t>.</w:t>
+      </w:r>
+    </w:p>
+    <w:p>
+      <w:pPr>
+        <w:spacing w:after="120"/>
+        <w:ind w:left="792" w:hanging="792"/>
+      </w:pPr>
+      <w:r>
+        <w:t>[41]</w:t>
+        <w:tab/>
+      </w:r>
+      <w:r>
+        <w:t xml:space="preserve">L. Xu, D. Yu, J. Zhou, and C. Jin, “Blockchain-Based Decentralized Power Dispatching Model for Power Grids Integrated with Renewable Energy and Flexible Load,” Processes, vol. 11, no. 6, Art. no. 1673, 2023, doi: </w:t>
+      </w:r>
+      <w:hyperlink r:id="rId47">
         <w:r>
           <w:rPr>
             <w:rStyle w:val="Hyperlink"/>
@@ -1208,25 +956,13 @@
         <w:ind w:left="792" w:hanging="792"/>
       </w:pPr>
       <w:r>
-        <w:t>[40]</w:t>
+        <w:t>[42]</w:t>
         <w:tab/>
       </w:r>
       <w:r>
-        <w:t xml:space="preserve">H. Li, H. Xue, K. Guo, R. Zhang, and S. Lu, </w:t>
-      </w:r>
-      <w:r>
-        <w:t xml:space="preserve">“Study on the Power Data Assets and Trading System Design of Blockchain,” </w:t>
-      </w:r>
-      <w:r>
-        <w:rPr>
-          <w:i/>
-        </w:rPr>
-        <w:t>Journal of Physics: Conference Series</w:t>
-      </w:r>
-      <w:r>
-        <w:t xml:space="preserve">, vol. 2422, no. 1, Art. no. 012006, 2023, doi: </w:t>
-      </w:r>
-      <w:hyperlink r:id="rId46">
+        <w:t xml:space="preserve">H. Li, H. Xue, K. Guo, R. Zhang, and S. Lu, “Study on the Power Data Assets and Trading System Design of Blockchain,” Journal of Physics: Conference Series, vol. 2422, no. 1, Art. no. 012006, 2023, doi: </w:t>
+      </w:r>
+      <w:hyperlink r:id="rId48">
         <w:r>
           <w:rPr>
             <w:rStyle w:val="Hyperlink"/>
@@ -1244,11 +980,11 @@
         <w:ind w:left="792" w:hanging="792"/>
       </w:pPr>
       <w:r>
-        <w:t>[41]</w:t>
+        <w:t>[43]</w:t>
         <w:tab/>
       </w:r>
       <w:r>
-        <w:t>Chen et al., “Blockchain-Based Smart Contract Applications and Challenges.” [Source could not be verified — see the verification report for candidates.]</w:t>
+        <w:t>Chen et al., “Blockchain-Based Smart Contract Applications and Challenges.”</w:t>
       </w:r>
     </w:p>
     <w:p>
@@ -1257,11 +993,11 @@
         <w:ind w:left="792" w:hanging="792"/>
       </w:pPr>
       <w:r>
-        <w:t>[42]</w:t>
+        <w:t>[44]</w:t>
         <w:tab/>
       </w:r>
       <w:r>
-        <w:t>Smolenski, “Verifiable credentials, blockchain, and the future of higher education.” [Source could not be verified — see the verification report for candidates.]</w:t>
+        <w:t>Smolenski, “Verifiable credentials, blockchain, and the future of higher education.”</w:t>
       </w:r>
     </w:p>
     <w:p>
@@ -1270,25 +1006,13 @@
         <w:ind w:left="792" w:hanging="792"/>
       </w:pPr>
       <w:r>
-        <w:t>[43]</w:t>
+        <w:t>[45]</w:t>
         <w:tab/>
       </w:r>
       <w:r>
-        <w:t xml:space="preserve">Y. Ge, W. Zhang, H. Li, and Z. Xie, </w:t>
-      </w:r>
-      <w:r>
-        <w:t xml:space="preserve">“Traceability Analysis of Distributed New Energy System Access to Green Power Based on Blockchain Consensus Algorithm,” </w:t>
-      </w:r>
-      <w:r>
-        <w:rPr>
-          <w:i/>
-        </w:rPr>
-        <w:t>International Journal of Emerging Electric Power Systems</w:t>
-      </w:r>
-      <w:r>
-        <w:t xml:space="preserve">, vol. 25, no. 4, pp. 523–532, 2024, doi: </w:t>
-      </w:r>
-      <w:hyperlink r:id="rId47">
+        <w:t xml:space="preserve">Y. Ge, W. Zhang, H. Li, and Z. Xie, “Traceability Analysis of Distributed New Energy System Access to Green Power Based on Blockchain Consensus Algorithm,” International Journal of Emerging Electric Power Systems, vol. 25, no. 4, pp. 523–532, 2024, doi: </w:t>
+      </w:r>
+      <w:hyperlink r:id="rId49">
         <w:r>
           <w:rPr>
             <w:rStyle w:val="Hyperlink"/>
@@ -1306,11 +1030,11 @@
         <w:ind w:left="792" w:hanging="792"/>
       </w:pPr>
       <w:r>
-        <w:t>[44]</w:t>
+        <w:t>[46]</w:t>
         <w:tab/>
       </w:r>
       <w:r>
-        <w:t>Taherdoost, “A Systematic review on emerging blockchain technologies and applications.” [Source could not be verified — see the verification report for candidates.]</w:t>
+        <w:t>Taherdoost, “A Systematic Review on Emerging Blockchain Technologies and Applications.”</w:t>
       </w:r>
     </w:p>
     <w:p>
@@ -1319,14 +1043,11 @@
         <w:ind w:left="792" w:hanging="792"/>
       </w:pPr>
       <w:r>
-        <w:t>[45]</w:t>
+        <w:t>[47]</w:t>
         <w:tab/>
       </w:r>
       <w:r>
-        <w:rPr>
-          <w:color w:val="B03000"/>
-        </w:rPr>
-        <w:t>[Missing source — cited as [7] in the original draft but absent from its reference list; bibliographic details to be supplied by the author. Cited (as former [7]) for Nakamoto-consensus/Bitcoin-backbone security analyses in Chapters 1, 3, and 5.]</w:t>
+        <w:t>[Bibliographic entry missing in the original manuscript. This source was cited as [7] in the draft but has no entry in the original reference list; details to be supplied by the author.]</w:t>
       </w:r>
     </w:p>
     <w:p>
@@ -1335,14 +1056,11 @@
         <w:ind w:left="792" w:hanging="792"/>
       </w:pPr>
       <w:r>
-        <w:t>[46]</w:t>
+        <w:t>[48]</w:t>
         <w:tab/>
       </w:r>
       <w:r>
-        <w:rPr>
-          <w:color w:val="B03000"/>
-        </w:rPr>
-        <w:t>[Missing source — cited as [8] in the original draft but absent from its reference list; bibliographic details to be supplied by the author. Cited (as former [8]) alongside former [7] for formal security/liveness analyses.]</w:t>
+        <w:t>[Bibliographic entry missing in the original manuscript. This source was cited as [8] in the draft but has no entry in the original reference list; details to be supplied by the author.]</w:t>
       </w:r>
     </w:p>
     <w:p>
@@ -1351,13 +1069,13 @@
         <w:ind w:left="792" w:hanging="792"/>
       </w:pPr>
       <w:r>
-        <w:t>[47]</w:t>
+        <w:t>[49]</w:t>
         <w:tab/>
       </w:r>
       <w:r>
         <w:t xml:space="preserve">S. Hadi, W. Syafei, and A. Wibowo, “Architectural Design of Electricity Power Consumption Misuse Detection Based on Light Gradient Boosting Machine Using Blockchain Technology,” in Proc. 2023 International Conference on Technology, Engineering, and Computing Applications (ICTECA), 2023, doi: </w:t>
       </w:r>
-      <w:hyperlink r:id="rId48">
+      <w:hyperlink r:id="rId50">
         <w:r>
           <w:rPr>
             <w:rStyle w:val="Hyperlink"/>
@@ -1375,25 +1093,13 @@
         <w:ind w:left="792" w:hanging="792"/>
       </w:pPr>
       <w:r>
-        <w:t>[48]</w:t>
+        <w:t>[50]</w:t>
         <w:tab/>
       </w:r>
       <w:r>
-        <w:t xml:space="preserve">A. A. P. Machado, R. Fiorotti, R. da S. Villaça, and H. R. O. Rocha, </w:t>
-      </w:r>
-      <w:r>
-        <w:t xml:space="preserve">“Profit Distribution Through Blockchain Solution from Battery Energy Storage System in a Virtual Power Plant Using Intelligence Techniques,” </w:t>
-      </w:r>
-      <w:r>
-        <w:rPr>
-          <w:i/>
-        </w:rPr>
-        <w:t>Journal of Energy Storage</w:t>
-      </w:r>
-      <w:r>
-        <w:t xml:space="preserve">, vol. 98, Art. no. 113150, 2024, doi: </w:t>
-      </w:r>
-      <w:hyperlink r:id="rId49">
+        <w:t xml:space="preserve">A. A. P. Machado, R. Fiorotti, R. da S. Villaça, and H. R. O. Rocha, “Profit Distribution Through Blockchain Solution from Battery Energy Storage System in a Virtual Power Plant Using Intelligence Techniques,” Journal of Energy Storage, vol. 98, Art. no. 113150, 2024, doi: </w:t>
+      </w:r>
+      <w:hyperlink r:id="rId51">
         <w:r>
           <w:rPr>
             <w:rStyle w:val="Hyperlink"/>
@@ -1411,25 +1117,13 @@
         <w:ind w:left="792" w:hanging="792"/>
       </w:pPr>
       <w:r>
-        <w:t>[49]</w:t>
+        <w:t>[51]</w:t>
         <w:tab/>
       </w:r>
       <w:r>
-        <w:t xml:space="preserve">F. A. Sunny, P. Hajek, M. Munk, M. Z. Abedin, M. S. Satu, M. I. A. Efat, and M. J. Islam, </w:t>
-      </w:r>
-      <w:r>
-        <w:t xml:space="preserve">“A Systematic Review of Blockchain Applications,” </w:t>
-      </w:r>
-      <w:r>
-        <w:rPr>
-          <w:i/>
-        </w:rPr>
-        <w:t>IEEE Access</w:t>
-      </w:r>
-      <w:r>
-        <w:t xml:space="preserve">, vol. 10, pp. 59155–59177, 2022, doi: </w:t>
-      </w:r>
-      <w:hyperlink r:id="rId50">
+        <w:t xml:space="preserve">F. A. Sunny, P. Hajek, M. Munk, M. Z. Abedin, M. S. Satu, M. I. A. Efat, and M. J. Islam, “A Systematic Review of Blockchain Applications,” IEEE Access, vol. 10, pp. 59155–59177, 2022, doi: </w:t>
+      </w:r>
+      <w:hyperlink r:id="rId52">
         <w:r>
           <w:rPr>
             <w:rStyle w:val="Hyperlink"/>
@@ -1447,25 +1141,61 @@
         <w:ind w:left="792" w:hanging="792"/>
       </w:pPr>
       <w:r>
-        <w:t>[50]</w:t>
+        <w:t>[52]</w:t>
         <w:tab/>
       </w:r>
       <w:r>
-        <w:t xml:space="preserve">B. Putz, F. Menges, and G. Pernul, </w:t>
-      </w:r>
-      <w:r>
-        <w:t xml:space="preserve">“A Secure and Auditable Logging Infrastructure Based on a Permissioned Blockchain,” </w:t>
-      </w:r>
-      <w:r>
-        <w:rPr>
-          <w:i/>
-        </w:rPr>
-        <w:t>Computers &amp; Security</w:t>
-      </w:r>
-      <w:r>
-        <w:t xml:space="preserve">, vol. 87, Art. no. 101602, 2019, doi: </w:t>
-      </w:r>
-      <w:hyperlink r:id="rId51">
+        <w:t xml:space="preserve">G. Del Monte, D. Pennino, and M. Pizzonia, “Scaling Blockchains Without Giving Up Decentralization and Security: A Solution to the Blockchain Scalability Trilemma,” in Proc. 3rd Workshop on Cryptocurrencies and Blockchains for Distributed Systems, 2020, pp. 71–76, doi: </w:t>
+      </w:r>
+      <w:hyperlink r:id="rId53">
+        <w:r>
+          <w:rPr>
+            <w:rStyle w:val="Hyperlink"/>
+          </w:rPr>
+          <w:t>10.1145/3410699.3413800</w:t>
+        </w:r>
+      </w:hyperlink>
+      <w:r>
+        <w:t>.</w:t>
+      </w:r>
+    </w:p>
+    <w:p>
+      <w:pPr>
+        <w:spacing w:after="120"/>
+        <w:ind w:left="792" w:hanging="792"/>
+      </w:pPr>
+      <w:r>
+        <w:t>[53]</w:t>
+        <w:tab/>
+      </w:r>
+      <w:r>
+        <w:t xml:space="preserve">K. Christidis and M. Devetsikiotis, “Blockchains and smart contracts for the internet of things,” IEEE access, vol. 4, pp. 2292–2303, 2016, doi: </w:t>
+      </w:r>
+      <w:hyperlink r:id="rId54">
+        <w:r>
+          <w:rPr>
+            <w:rStyle w:val="Hyperlink"/>
+          </w:rPr>
+          <w:t>10.1109/ACCESS.2016.2566339</w:t>
+        </w:r>
+      </w:hyperlink>
+      <w:r>
+        <w:t>.</w:t>
+      </w:r>
+    </w:p>
+    <w:p>
+      <w:pPr>
+        <w:spacing w:after="120"/>
+        <w:ind w:left="792" w:hanging="792"/>
+      </w:pPr>
+      <w:r>
+        <w:t>[54]</w:t>
+        <w:tab/>
+      </w:r>
+      <w:r>
+        <w:t xml:space="preserve">B. Putz, F. Menges, and G. Pernul, “A Secure and Auditable Logging Infrastructure Based on a Permissioned Blockchain,” Computers &amp; Security, vol. 87, Art. no. 101602, 2019, doi: </w:t>
+      </w:r>
+      <w:hyperlink r:id="rId55">
         <w:r>
           <w:rPr>
             <w:rStyle w:val="Hyperlink"/>
@@ -1483,49 +1213,13 @@
         <w:ind w:left="792" w:hanging="792"/>
       </w:pPr>
       <w:r>
-        <w:t>[51]</w:t>
+        <w:t>[55]</w:t>
         <w:tab/>
       </w:r>
       <w:r>
-        <w:t xml:space="preserve">G. Del Monte, D. Pennino, and M. Pizzonia, </w:t>
-      </w:r>
-      <w:r>
-        <w:t xml:space="preserve">“Scaling Blockchains Without Giving Up Decentralization and Security: A Solution to the Blockchain Scalability Trilemma,” in </w:t>
-      </w:r>
-      <w:r>
-        <w:rPr>
-          <w:i/>
-        </w:rPr>
-        <w:t>Proc. 3rd Workshop on Cryptocurrencies and Blockchains for Distributed Systems</w:t>
-      </w:r>
-      <w:r>
-        <w:t xml:space="preserve">, 2020, pp. 71–76, doi: </w:t>
-      </w:r>
-      <w:hyperlink r:id="rId52">
-        <w:r>
-          <w:rPr>
-            <w:rStyle w:val="Hyperlink"/>
-          </w:rPr>
-          <w:t>10.1145/3410699.3413800</w:t>
-        </w:r>
-      </w:hyperlink>
-      <w:r>
-        <w:t>.</w:t>
-      </w:r>
-    </w:p>
-    <w:p>
-      <w:pPr>
-        <w:spacing w:after="120"/>
-        <w:ind w:left="792" w:hanging="792"/>
-      </w:pPr>
-      <w:r>
-        <w:t>[52]</w:t>
-        <w:tab/>
-      </w:r>
-      <w:r>
         <w:t xml:space="preserve">OpenEthereum, “Aura – Authority Round,” OpenEthereum Documentation. Accessed: Jul. 17, 2026. [Online]. Available: </w:t>
       </w:r>
-      <w:hyperlink r:id="rId53">
+      <w:hyperlink r:id="rId56">
         <w:r>
           <w:rPr>
             <w:rStyle w:val="Hyperlink"/>
@@ -1540,25 +1234,13 @@
         <w:ind w:left="792" w:hanging="792"/>
       </w:pPr>
       <w:r>
-        <w:t>[53]</w:t>
+        <w:t>[56]</w:t>
         <w:tab/>
       </w:r>
       <w:r>
-        <w:t xml:space="preserve">S. Bano, A. Sonnino, M. Al-Bassam, S. Azouvi, P. McCorry, S. Meiklejohn, and G. Danezis, </w:t>
-      </w:r>
-      <w:r>
-        <w:t xml:space="preserve">“SoK: Consensus in the Age of Blockchains,” in </w:t>
-      </w:r>
-      <w:r>
-        <w:rPr>
-          <w:i/>
-        </w:rPr>
-        <w:t>Proc. 1st ACM Conference on Advances in Financial Technologies</w:t>
-      </w:r>
-      <w:r>
-        <w:t xml:space="preserve">, 2019, pp. 183–198, doi: </w:t>
-      </w:r>
-      <w:hyperlink r:id="rId54">
+        <w:t xml:space="preserve">S. Bano, A. Sonnino, M. Al-Bassam, S. Azouvi, P. McCorry, S. Meiklejohn, and G. Danezis, “SoK: Consensus in the Age of Blockchains,” in Proc. 1st ACM Conference on Advances in Financial Technologies, 2019, pp. 183–198, doi: </w:t>
+      </w:r>
+      <w:hyperlink r:id="rId57">
         <w:r>
           <w:rPr>
             <w:rStyle w:val="Hyperlink"/>
@@ -1576,25 +1258,13 @@
         <w:ind w:left="792" w:hanging="792"/>
       </w:pPr>
       <w:r>
-        <w:t>[54]</w:t>
+        <w:t>[57]</w:t>
         <w:tab/>
       </w:r>
       <w:r>
-        <w:t xml:space="preserve">L. Kleinrock, R. Ostrovsky, and V. Zikas, </w:t>
-      </w:r>
-      <w:r>
-        <w:t xml:space="preserve">“Proof-of-Reputation Blockchain with Nakamoto Fallback,” in </w:t>
-      </w:r>
-      <w:r>
-        <w:rPr>
-          <w:i/>
-        </w:rPr>
-        <w:t>Progress in Cryptology – INDOCRYPT 2020</w:t>
-      </w:r>
-      <w:r>
-        <w:t xml:space="preserve"> (Lecture Notes in Computer Science), Springer, 2020, pp. 16–38, doi: </w:t>
-      </w:r>
-      <w:hyperlink r:id="rId55">
+        <w:t xml:space="preserve">L. Kleinrock, R. Ostrovsky, and V. Zikas, “Proof-of-Reputation Blockchain with Nakamoto Fallback,” in Progress in Cryptology – INDOCRYPT 2020 (Lecture Notes in Computer Science), Springer, 2020, pp. 16–38, doi: </w:t>
+      </w:r>
+      <w:hyperlink r:id="rId58">
         <w:r>
           <w:rPr>
             <w:rStyle w:val="Hyperlink"/>
@@ -1612,25 +1282,13 @@
         <w:ind w:left="792" w:hanging="792"/>
       </w:pPr>
       <w:r>
-        <w:t>[55]</w:t>
+        <w:t>[58]</w:t>
         <w:tab/>
       </w:r>
       <w:r>
-        <w:t xml:space="preserve">X. Lu and Z. Guan, </w:t>
-      </w:r>
-      <w:r>
-        <w:t xml:space="preserve">“A Blockchain-Based Trading Matching Scheme in Energy Internet,” in </w:t>
-      </w:r>
-      <w:r>
-        <w:rPr>
-          <w:i/>
-        </w:rPr>
-        <w:t>Proc. 2nd ACM International Symposium on Blockchain and Secure Critical Infrastructure</w:t>
-      </w:r>
-      <w:r>
-        <w:t xml:space="preserve">, 2020, pp. 142–150, doi: </w:t>
-      </w:r>
-      <w:hyperlink r:id="rId56">
+        <w:t xml:space="preserve">X. Lu and Z. Guan, “A Blockchain-Based Trading Matching Scheme in Energy Internet,” in Proc. 2nd ACM International Symposium on Blockchain and Secure Critical Infrastructure, 2020, pp. 142–150, doi: </w:t>
+      </w:r>
+      <w:hyperlink r:id="rId59">
         <w:r>
           <w:rPr>
             <w:rStyle w:val="Hyperlink"/>
@@ -1648,25 +1306,13 @@
         <w:ind w:left="792" w:hanging="792"/>
       </w:pPr>
       <w:r>
-        <w:t>[56]</w:t>
+        <w:t>[59]</w:t>
         <w:tab/>
       </w:r>
       <w:r>
-        <w:t xml:space="preserve">Y. Na, Z. Wen, J. Fang, Y. Tang, and Y. Li, </w:t>
-      </w:r>
-      <w:r>
-        <w:t xml:space="preserve">“A Derivative PBFT Blockchain Consensus Algorithm with Dual Primary Nodes Based on Separation of Powers-DPNPBFT,” </w:t>
-      </w:r>
-      <w:r>
-        <w:rPr>
-          <w:i/>
-        </w:rPr>
-        <w:t>IEEE Access</w:t>
-      </w:r>
-      <w:r>
-        <w:t xml:space="preserve">, vol. 10, pp. 76114–76124, 2022, doi: </w:t>
-      </w:r>
-      <w:hyperlink r:id="rId57">
+        <w:t xml:space="preserve">Y. Na, Z. Wen, J. Fang, Y. Tang, and Y. Li, “A Derivative PBFT Blockchain Consensus Algorithm with Dual Primary Nodes Based on Separation of Powers-DPNPBFT,” IEEE Access, vol. 10, pp. 76114–76124, 2022, doi: </w:t>
+      </w:r>
+      <w:hyperlink r:id="rId60">
         <w:r>
           <w:rPr>
             <w:rStyle w:val="Hyperlink"/>
@@ -1684,25 +1330,13 @@
         <w:ind w:left="792" w:hanging="792"/>
       </w:pPr>
       <w:r>
-        <w:t>[57]</w:t>
+        <w:t>[60]</w:t>
         <w:tab/>
       </w:r>
       <w:r>
-        <w:t xml:space="preserve">X. Zhang, R. Li, and H. Zhao, </w:t>
-      </w:r>
-      <w:r>
-        <w:t xml:space="preserve">“A Parallel Consensus Mechanism Using PBFT Based on DAG-Lattice Structure in the Internet of Vehicles,” </w:t>
-      </w:r>
-      <w:r>
-        <w:rPr>
-          <w:i/>
-        </w:rPr>
-        <w:t>IEEE Internet of Things Journal</w:t>
-      </w:r>
-      <w:r>
-        <w:t xml:space="preserve">, vol. 10, no. 6, pp. 5418–5433, 2023, doi: </w:t>
-      </w:r>
-      <w:hyperlink r:id="rId58">
+        <w:t xml:space="preserve">X. Zhang, R. Li, and H. Zhao, “A Parallel Consensus Mechanism Using PBFT Based on DAG-Lattice Structure in the Internet of Vehicles,” IEEE Internet of Things Journal, vol. 10, no. 6, pp. 5418–5433, 2023, doi: </w:t>
+      </w:r>
+      <w:hyperlink r:id="rId61">
         <w:r>
           <w:rPr>
             <w:rStyle w:val="Hyperlink"/>
@@ -1720,25 +1354,13 @@
         <w:ind w:left="792" w:hanging="792"/>
       </w:pPr>
       <w:r>
-        <w:t>[58]</w:t>
+        <w:t>[61]</w:t>
         <w:tab/>
       </w:r>
       <w:r>
-        <w:t xml:space="preserve">S. Xu, C. Zhang, L. Wang, S. Zhang, and W. Shao, </w:t>
-      </w:r>
-      <w:r>
-        <w:t xml:space="preserve">“A Cross Data Center Access Control Model by Constructing GAS on Blockchain,” in </w:t>
-      </w:r>
-      <w:r>
-        <w:rPr>
-          <w:i/>
-        </w:rPr>
-        <w:t>2022 IEEE 28th International Conference on Parallel and Distributed Systems (ICPADS)</w:t>
-      </w:r>
-      <w:r>
-        <w:t xml:space="preserve">, 2023, pp. 312–321, doi: </w:t>
-      </w:r>
-      <w:hyperlink r:id="rId59">
+        <w:t xml:space="preserve">S. Xu, C. Zhang, L. Wang, S. Zhang, and W. Shao, “A Cross Data Center Access Control Model by Constructing GAS on Blockchain,” in 2022 IEEE 28th International Conference on Parallel and Distributed Systems (ICPADS), 2023, pp. 312–321, doi: </w:t>
+      </w:r>
+      <w:hyperlink r:id="rId62">
         <w:r>
           <w:rPr>
             <w:rStyle w:val="Hyperlink"/>
@@ -1756,25 +1378,13 @@
         <w:ind w:left="792" w:hanging="792"/>
       </w:pPr>
       <w:r>
-        <w:t>[59]</w:t>
+        <w:t>[62]</w:t>
         <w:tab/>
       </w:r>
       <w:r>
-        <w:t xml:space="preserve">S. Tang et al., </w:t>
-      </w:r>
-      <w:r>
-        <w:t xml:space="preserve">“Towards a Multi-Chain Future of Proof-of-Space,” in </w:t>
-      </w:r>
-      <w:r>
-        <w:rPr>
-          <w:i/>
-        </w:rPr>
-        <w:t>Security and Privacy in Communication Networks</w:t>
-      </w:r>
-      <w:r>
-        <w:t xml:space="preserve"> (Lecture Notes of the Institute for Computer Sciences, Social Informatics and Telecommunications Engineering), Springer, 2019, pp. 23–38, doi: </w:t>
-      </w:r>
-      <w:hyperlink r:id="rId60">
+        <w:t xml:space="preserve">S. Tang et al., “Towards a Multi-Chain Future of Proof-of-Space,” in Security and Privacy in Communication Networks (Lecture Notes of the Institute for Computer Sciences, Social Informatics and Telecommunications Engineering), Springer, 2019, pp. 23–38, doi: </w:t>
+      </w:r>
+      <w:hyperlink r:id="rId63">
         <w:r>
           <w:rPr>
             <w:rStyle w:val="Hyperlink"/>
@@ -1792,25 +1402,13 @@
         <w:ind w:left="792" w:hanging="792"/>
       </w:pPr>
       <w:r>
-        <w:t>[60]</w:t>
+        <w:t>[63]</w:t>
         <w:tab/>
       </w:r>
       <w:r>
-        <w:t xml:space="preserve">J. Sedlmeir, H. U. Buhl, G. Fridgen, and R. Keller, </w:t>
-      </w:r>
-      <w:r>
-        <w:t xml:space="preserve">“The Energy Consumption of Blockchain Technology: Beyond Myth,” </w:t>
-      </w:r>
-      <w:r>
-        <w:rPr>
-          <w:i/>
-        </w:rPr>
-        <w:t>Business &amp; Information Systems Engineering</w:t>
-      </w:r>
-      <w:r>
-        <w:t xml:space="preserve">, vol. 62, no. 6, pp. 599–608, 2020, doi: </w:t>
-      </w:r>
-      <w:hyperlink r:id="rId61">
+        <w:t xml:space="preserve">J. Sedlmeir, H. U. Buhl, G. Fridgen, and R. Keller, “The Energy Consumption of Blockchain Technology: Beyond Myth,” Business &amp; Information Systems Engineering, vol. 62, no. 6, pp. 599–608, 2020, doi: </w:t>
+      </w:r>
+      <w:hyperlink r:id="rId64">
         <w:r>
           <w:rPr>
             <w:rStyle w:val="Hyperlink"/>
@@ -1828,25 +1426,13 @@
         <w:ind w:left="792" w:hanging="792"/>
       </w:pPr>
       <w:r>
-        <w:t>[61]</w:t>
+        <w:t>[64]</w:t>
         <w:tab/>
       </w:r>
       <w:r>
-        <w:t xml:space="preserve">A. Alofi, M. A. Bokhari, R. Bahsoon, and R. Hendley, </w:t>
-      </w:r>
-      <w:r>
-        <w:t xml:space="preserve">“Self-Optimizing the Environmental Sustainability of Blockchain-Based Systems,” </w:t>
-      </w:r>
-      <w:r>
-        <w:rPr>
-          <w:i/>
-        </w:rPr>
-        <w:t>IEEE Transactions on Sustainable Computing</w:t>
-      </w:r>
-      <w:r>
-        <w:t xml:space="preserve">, vol. 9, no. 3, pp. 396–408, 2024, doi: </w:t>
-      </w:r>
-      <w:hyperlink r:id="rId62">
+        <w:t xml:space="preserve">A. Alofi, M. A. Bokhari, R. Bahsoon, and R. Hendley, “Self-Optimizing the Environmental Sustainability of Blockchain-Based Systems,” IEEE Transactions on Sustainable Computing, vol. 9, no. 3, pp. 396–408, 2024, doi: </w:t>
+      </w:r>
+      <w:hyperlink r:id="rId65">
         <w:r>
           <w:rPr>
             <w:rStyle w:val="Hyperlink"/>
@@ -1864,16 +1450,13 @@
         <w:ind w:left="792" w:hanging="792"/>
       </w:pPr>
       <w:r>
-        <w:t>[62]</w:t>
+        <w:t>[65]</w:t>
         <w:tab/>
       </w:r>
       <w:r>
-        <w:t xml:space="preserve">J. I. Ibañez and F. Rua, </w:t>
-      </w:r>
-      <w:r>
-        <w:t xml:space="preserve">“The Energy Consumption of Proof-of-Stake Systems: Replication and Expansion,” SSRN working paper, 2023, doi: </w:t>
-      </w:r>
-      <w:hyperlink r:id="rId63">
+        <w:t xml:space="preserve">J. I. Ibañez and F. Rua, “The Energy Consumption of Proof-of-Stake Systems: Replication and Expansion,” SSRN working paper, 2023, doi: </w:t>
+      </w:r>
+      <w:hyperlink r:id="rId66">
         <w:r>
           <w:rPr>
             <w:rStyle w:val="Hyperlink"/>
@@ -1891,25 +1474,13 @@
         <w:ind w:left="792" w:hanging="792"/>
       </w:pPr>
       <w:r>
-        <w:t>[63]</w:t>
+        <w:t>[66]</w:t>
         <w:tab/>
       </w:r>
       <w:r>
-        <w:t xml:space="preserve">A. Khosravi and F. Säämäki, </w:t>
-      </w:r>
-      <w:r>
-        <w:t xml:space="preserve">“Beyond Bitcoin: Evaluating Energy Consumption and Environmental Impact Across Cryptocurrency Projects,” </w:t>
-      </w:r>
-      <w:r>
-        <w:rPr>
-          <w:i/>
-        </w:rPr>
-        <w:t>Energies</w:t>
-      </w:r>
-      <w:r>
-        <w:t xml:space="preserve">, vol. 16, no. 18, Art. no. 6610, 2023, doi: </w:t>
-      </w:r>
-      <w:hyperlink r:id="rId64">
+        <w:t xml:space="preserve">A. Khosravi and F. Säämäki, “Beyond Bitcoin: Evaluating Energy Consumption and Environmental Impact Across Cryptocurrency Projects,” Energies, vol. 16, no. 18, Art. no. 6610, 2023, doi: </w:t>
+      </w:r>
+      <w:hyperlink r:id="rId67">
         <w:r>
           <w:rPr>
             <w:rStyle w:val="Hyperlink"/>
@@ -1927,25 +1498,37 @@
         <w:ind w:left="792" w:hanging="792"/>
       </w:pPr>
       <w:r>
-        <w:t>[64]</w:t>
+        <w:t>[67]</w:t>
         <w:tab/>
       </w:r>
       <w:r>
-        <w:t xml:space="preserve">G. Ateniese, I. Bonacina, A. Faonio, and N. Galesi, </w:t>
-      </w:r>
-      <w:r>
-        <w:t xml:space="preserve">“Proofs of Space: When Space Is of the Essence,” in </w:t>
-      </w:r>
-      <w:r>
-        <w:rPr>
-          <w:i/>
-        </w:rPr>
-        <w:t>Security and Cryptography for Networks</w:t>
-      </w:r>
-      <w:r>
-        <w:t xml:space="preserve"> (Lecture Notes in Computer Science), Springer, 2014, pp. 538–557, doi: </w:t>
-      </w:r>
-      <w:hyperlink r:id="rId65">
+        <w:t xml:space="preserve">Z. Zhao, Z. Fang, X. Wang, X. Chen, H. Su, H. Xiao, and Y. Zhou, “Proof-of-learning with incentive security,” arXiv preprint arXiv:2404.09005 (2024). doi: </w:t>
+      </w:r>
+      <w:hyperlink r:id="rId68">
+        <w:r>
+          <w:rPr>
+            <w:rStyle w:val="Hyperlink"/>
+          </w:rPr>
+          <w:t>10.48550/arXiv.2404.09005</w:t>
+        </w:r>
+      </w:hyperlink>
+      <w:r>
+        <w:t>.</w:t>
+      </w:r>
+    </w:p>
+    <w:p>
+      <w:pPr>
+        <w:spacing w:after="120"/>
+        <w:ind w:left="792" w:hanging="792"/>
+      </w:pPr>
+      <w:r>
+        <w:t>[68]</w:t>
+        <w:tab/>
+      </w:r>
+      <w:r>
+        <w:t xml:space="preserve">G. Ateniese, I. Bonacina, A. Faonio, and N. Galesi, “Proofs of Space: When Space Is of the Essence,” in Security and Cryptography for Networks (Lecture Notes in Computer Science), Springer, 2014, pp. 538–557, doi: </w:t>
+      </w:r>
+      <w:hyperlink r:id="rId69">
         <w:r>
           <w:rPr>
             <w:rStyle w:val="Hyperlink"/>
@@ -1963,25 +1546,766 @@
         <w:ind w:left="792" w:hanging="792"/>
       </w:pPr>
       <w:r>
-        <w:t>[65]</w:t>
+        <w:t>[69]</w:t>
         <w:tab/>
       </w:r>
       <w:r>
-        <w:t xml:space="preserve">V. Kohli, S. Chakravarty, V. Chamola, K. S. Sangwan, and S. Zeadally, </w:t>
-      </w:r>
-      <w:r>
-        <w:t xml:space="preserve">“An Analysis of Energy Consumption and Carbon Footprints of Cryptocurrencies and Possible Solutions,” </w:t>
-      </w:r>
-      <w:r>
-        <w:rPr>
-          <w:i/>
-        </w:rPr>
-        <w:t>Digital Communications and Networks</w:t>
-      </w:r>
-      <w:r>
-        <w:t xml:space="preserve">, vol. 9, no. 1, pp. 79–89, 2023, doi: </w:t>
-      </w:r>
-      <w:hyperlink r:id="rId66">
+        <w:t xml:space="preserve">M. N. M. Bhutta et al., “A Survey on Blockchain Technology: Evolution, Architecture and Security,” IEEE Access, vol. 9, pp. 61048–61073, 2021, doi: </w:t>
+      </w:r>
+      <w:hyperlink r:id="rId70">
+        <w:r>
+          <w:rPr>
+            <w:rStyle w:val="Hyperlink"/>
+          </w:rPr>
+          <w:t>10.1109/ACCESS.2021.3072849</w:t>
+        </w:r>
+      </w:hyperlink>
+      <w:r>
+        <w:t>.</w:t>
+      </w:r>
+    </w:p>
+    <w:p>
+      <w:pPr>
+        <w:spacing w:after="120"/>
+        <w:ind w:left="792" w:hanging="792"/>
+      </w:pPr>
+      <w:r>
+        <w:t>[70]</w:t>
+        <w:tab/>
+      </w:r>
+      <w:r>
+        <w:t xml:space="preserve">S. Islam, M. J. Islam, M. Hossain, S. Noor, K.-S. Kwak, and S. M. R. Islam, “A Survey on Consensus Algorithms in Blockchain-Based Applications: Architecture, Taxonomy, and Operational Issues,” IEEE Access, vol. 11, pp. 39066–39082, 2023, doi: </w:t>
+      </w:r>
+      <w:hyperlink r:id="rId71">
+        <w:r>
+          <w:rPr>
+            <w:rStyle w:val="Hyperlink"/>
+          </w:rPr>
+          <w:t>10.1109/ACCESS.2023.3267047</w:t>
+        </w:r>
+      </w:hyperlink>
+      <w:r>
+        <w:t>.</w:t>
+      </w:r>
+    </w:p>
+    <w:p>
+      <w:pPr>
+        <w:spacing w:after="120"/>
+        <w:ind w:left="792" w:hanging="792"/>
+      </w:pPr>
+      <w:r>
+        <w:t>[71]</w:t>
+        <w:tab/>
+      </w:r>
+      <w:r>
+        <w:t xml:space="preserve">W. Wang et al., “A Survey on Consensus Mechanisms and Mining Strategy Management in Blockchain Networks,” IEEE Access, vol. 7, pp. 22328–22370, 2019, doi: </w:t>
+      </w:r>
+      <w:hyperlink r:id="rId72">
+        <w:r>
+          <w:rPr>
+            <w:rStyle w:val="Hyperlink"/>
+          </w:rPr>
+          <w:t>10.1109/ACCESS.2019.2896108</w:t>
+        </w:r>
+      </w:hyperlink>
+      <w:r>
+        <w:t>.</w:t>
+      </w:r>
+    </w:p>
+    <w:p>
+      <w:pPr>
+        <w:spacing w:after="120"/>
+        <w:ind w:left="792" w:hanging="792"/>
+      </w:pPr>
+      <w:r>
+        <w:t>[72]</w:t>
+        <w:tab/>
+      </w:r>
+      <w:r>
+        <w:t xml:space="preserve">Y. Xiao, N. Zhang, W. Lou, and Y. T. Hou, “A Survey of Distributed Consensus Protocols for Blockchain Networks,” IEEE Communications Surveys &amp; Tutorials, vol. 22, no. 2, pp. 1432–1465, 2020, doi: </w:t>
+      </w:r>
+      <w:hyperlink r:id="rId73">
+        <w:r>
+          <w:rPr>
+            <w:rStyle w:val="Hyperlink"/>
+          </w:rPr>
+          <w:t>10.1109/COMST.2020.2969706</w:t>
+        </w:r>
+      </w:hyperlink>
+      <w:r>
+        <w:t>.</w:t>
+      </w:r>
+    </w:p>
+    <w:p>
+      <w:pPr>
+        <w:spacing w:after="120"/>
+        <w:ind w:left="792" w:hanging="792"/>
+      </w:pPr>
+      <w:r>
+        <w:t>[73]</w:t>
+        <w:tab/>
+      </w:r>
+      <w:r>
+        <w:t xml:space="preserve">D. Hu et al., “Ladder: A Convergence-Based Structured DAG Blockchain for High Throughput and Low Latency,” in Proc. 22nd USENIX Symposium on Networked Systems Design and Implementation (NSDI 25), 779–794. Philadelphia, PA: USENIX Association, 2025. </w:t>
+      </w:r>
+      <w:hyperlink r:id="rId74">
+        <w:r>
+          <w:rPr>
+            <w:rStyle w:val="Hyperlink"/>
+          </w:rPr>
+          <w:t>https://dl.acm.org/doi/10.5555/3767955.3767996</w:t>
+        </w:r>
+      </w:hyperlink>
+      <w:r>
+        <w:t>.</w:t>
+      </w:r>
+    </w:p>
+    <w:p>
+      <w:pPr>
+        <w:spacing w:after="120"/>
+        <w:ind w:left="792" w:hanging="792"/>
+      </w:pPr>
+      <w:r>
+        <w:t>[74]</w:t>
+        <w:tab/>
+      </w:r>
+      <w:r>
+        <w:t xml:space="preserve">H. Lyu, S. Xie, J. Niu, I. Beschastnikh, Y. Zhang, M. Sadoghi, and C. Feng, “Orthrus: Accelerating Multi-BFT Consensus through Concurrent Partial Ordering of Transactions,” in Proc. 2025 IEEE 41st International Conference on Data Engineering (ICDE), 2615–2627, 2025. doi: </w:t>
+      </w:r>
+      <w:hyperlink r:id="rId75">
+        <w:r>
+          <w:rPr>
+            <w:rStyle w:val="Hyperlink"/>
+          </w:rPr>
+          <w:t>10.1109/ICDE65448.2025.00197</w:t>
+        </w:r>
+      </w:hyperlink>
+      <w:r>
+        <w:t>.</w:t>
+      </w:r>
+    </w:p>
+    <w:p>
+      <w:pPr>
+        <w:spacing w:after="120"/>
+        <w:ind w:left="792" w:hanging="792"/>
+      </w:pPr>
+      <w:r>
+        <w:t>[75]</w:t>
+        <w:tab/>
+      </w:r>
+      <w:r>
+        <w:t xml:space="preserve">H. Xu, X. Liu, C. Zhang, W. Wang, J. Wang, and K. Li, “Crackle: A Fast Sector-Based BFT Consensus with Sublinear Communication Complexity,” in Proc. IEEE INFOCOM 2024, 1–10, 2024. doi: </w:t>
+      </w:r>
+      <w:hyperlink r:id="rId76">
+        <w:r>
+          <w:rPr>
+            <w:rStyle w:val="Hyperlink"/>
+          </w:rPr>
+          <w:t>10.1109/INFOCOM52122.2024.10621123</w:t>
+        </w:r>
+      </w:hyperlink>
+      <w:r>
+        <w:t>.</w:t>
+      </w:r>
+    </w:p>
+    <w:p>
+      <w:pPr>
+        <w:spacing w:after="120"/>
+        <w:ind w:left="792" w:hanging="792"/>
+      </w:pPr>
+      <w:r>
+        <w:t>[76]</w:t>
+        <w:tab/>
+      </w:r>
+      <w:r>
+        <w:t xml:space="preserve">M. J. Page et al., “The PRISMA 2020 Statement: An Updated Guideline for Reporting Systematic Reviews,” BMJ, vol. 372, Art. no. n71, 2021, doi: </w:t>
+      </w:r>
+      <w:hyperlink r:id="rId77">
+        <w:r>
+          <w:rPr>
+            <w:rStyle w:val="Hyperlink"/>
+          </w:rPr>
+          <w:t>10.1136/bmj.n71</w:t>
+        </w:r>
+      </w:hyperlink>
+      <w:r>
+        <w:t>.</w:t>
+      </w:r>
+    </w:p>
+    <w:p>
+      <w:pPr>
+        <w:spacing w:after="120"/>
+        <w:ind w:left="792" w:hanging="792"/>
+      </w:pPr>
+      <w:r>
+        <w:t>[77]</w:t>
+        <w:tab/>
+      </w:r>
+      <w:r>
+        <w:t xml:space="preserve">M. J. Page et al., “PRISMA 2020 Explanation and Elaboration: Updated Guidance and Exemplars for Reporting Systematic Reviews,” BMJ, vol. 372, Art. no. n160, 2021, doi: </w:t>
+      </w:r>
+      <w:hyperlink r:id="rId78">
+        <w:r>
+          <w:rPr>
+            <w:rStyle w:val="Hyperlink"/>
+          </w:rPr>
+          <w:t>10.1136/bmj.n160</w:t>
+        </w:r>
+      </w:hyperlink>
+      <w:r>
+        <w:t>.</w:t>
+      </w:r>
+    </w:p>
+    <w:p>
+      <w:pPr>
+        <w:spacing w:after="120"/>
+        <w:ind w:left="792" w:hanging="792"/>
+      </w:pPr>
+      <w:r>
+        <w:t>[78]</w:t>
+        <w:tab/>
+      </w:r>
+      <w:r>
+        <w:t xml:space="preserve">B. Kitchenham and S. Charters, Guidelines for Performing Systematic Literature Reviews in Software Engineering, EBSE Technical Report EBSE-2007-01, Keele University and Durham University, 2007. [Online]. Available: </w:t>
+      </w:r>
+      <w:hyperlink r:id="rId79">
+        <w:r>
+          <w:rPr>
+            <w:rStyle w:val="Hyperlink"/>
+          </w:rPr>
+          <w:t>https://legacyfileshare.elsevier.com/promis_misc/525444systematicreviewsguide.pdf</w:t>
+        </w:r>
+      </w:hyperlink>
+    </w:p>
+    <w:p>
+      <w:pPr>
+        <w:spacing w:after="120"/>
+        <w:ind w:left="792" w:hanging="792"/>
+      </w:pPr>
+      <w:r>
+        <w:t>[79]</w:t>
+        <w:tab/>
+      </w:r>
+      <w:r>
+        <w:t xml:space="preserve">IEEE Professional Communication Society, Author Guidelines for Integrative Literature Reviews, 2019. [Online]. Available: </w:t>
+      </w:r>
+      <w:hyperlink r:id="rId80">
+        <w:r>
+          <w:rPr>
+            <w:rStyle w:val="Hyperlink"/>
+          </w:rPr>
+          <w:t>https://procomm.ieee.org/wp-content/uploads/2019/05/Author-Guidelines-for-Integrative-Literature-Reviews.pdf</w:t>
+        </w:r>
+      </w:hyperlink>
+    </w:p>
+    <w:p>
+      <w:pPr>
+        <w:spacing w:after="120"/>
+        <w:ind w:left="792" w:hanging="792"/>
+      </w:pPr>
+      <w:r>
+        <w:t>[80]</w:t>
+        <w:tab/>
+      </w:r>
+      <w:r>
+        <w:t xml:space="preserve">A. Elsanousi, E. Pei, and K. Mershad, “Proactive Blockchain Deployment Mechanism in Resource-Constrained Rate-Splitting Multiple Access IoT Networks,” Internet of Things, vol. 27, Art. no. 101328, 2024, doi: </w:t>
+      </w:r>
+      <w:hyperlink r:id="rId81">
+        <w:r>
+          <w:rPr>
+            <w:rStyle w:val="Hyperlink"/>
+          </w:rPr>
+          <w:t>10.1016/j.iot.2024.101328</w:t>
+        </w:r>
+      </w:hyperlink>
+      <w:r>
+        <w:t>.</w:t>
+      </w:r>
+    </w:p>
+    <w:p>
+      <w:pPr>
+        <w:spacing w:after="120"/>
+        <w:ind w:left="792" w:hanging="792"/>
+      </w:pPr>
+      <w:r>
+        <w:t>[81]</w:t>
+        <w:tab/>
+      </w:r>
+      <w:r>
+        <w:t xml:space="preserve">B. Hammi, S. Zeadally, and J. Nebhen, “Security Threats, Countermeasures, and Challenges of Digital Supply Chains,” ACM Computing Surveys, vol. 55, no. 14S, Art. no. 316, 2023, doi: </w:t>
+      </w:r>
+      <w:hyperlink r:id="rId82">
+        <w:r>
+          <w:rPr>
+            <w:rStyle w:val="Hyperlink"/>
+          </w:rPr>
+          <w:t>10.1145/3588999</w:t>
+        </w:r>
+      </w:hyperlink>
+      <w:r>
+        <w:t>.</w:t>
+      </w:r>
+    </w:p>
+    <w:p>
+      <w:pPr>
+        <w:spacing w:after="120"/>
+        <w:ind w:left="792" w:hanging="792"/>
+      </w:pPr>
+      <w:r>
+        <w:t>[82]</w:t>
+        <w:tab/>
+      </w:r>
+      <w:r>
+        <w:t xml:space="preserve">M. Sánchez-de la Rosa, C. Núñez-Gómez, M. B. Caminero, and C. Carrión, “Exploring the Use of Blockchain in Resource-Constrained Fog Computing Environments,” Software: Practice and Experience, vol. 53, no. 4, pp. 971–87, 2023, doi: </w:t>
+      </w:r>
+      <w:hyperlink r:id="rId83">
+        <w:r>
+          <w:rPr>
+            <w:rStyle w:val="Hyperlink"/>
+          </w:rPr>
+          <w:t>10.1002/spe.3173</w:t>
+        </w:r>
+      </w:hyperlink>
+      <w:r>
+        <w:t>.</w:t>
+      </w:r>
+    </w:p>
+    <w:p>
+      <w:pPr>
+        <w:spacing w:after="120"/>
+        <w:ind w:left="792" w:hanging="792"/>
+      </w:pPr>
+      <w:r>
+        <w:t>[83]</w:t>
+        <w:tab/>
+      </w:r>
+      <w:r>
+        <w:t xml:space="preserve">K. Z. Azar, H. M. Kamali, H. Homayoun, and A. Sasan, “From Cryptography to Logic Locking: A Survey on the Architecture Evolution of Secure Scan Chains,” IEEE Access, vol. 9, pp. 73133–73151, 2021, doi: </w:t>
+      </w:r>
+      <w:hyperlink r:id="rId84">
+        <w:r>
+          <w:rPr>
+            <w:rStyle w:val="Hyperlink"/>
+          </w:rPr>
+          <w:t>10.1109/ACCESS.2021.3080257</w:t>
+        </w:r>
+      </w:hyperlink>
+      <w:r>
+        <w:t>.</w:t>
+      </w:r>
+    </w:p>
+    <w:p>
+      <w:pPr>
+        <w:spacing w:after="120"/>
+        <w:ind w:left="792" w:hanging="792"/>
+      </w:pPr>
+      <w:r>
+        <w:t>[84]</w:t>
+        <w:tab/>
+      </w:r>
+      <w:r>
+        <w:t xml:space="preserve">E. Atay and J. L. Y. Tong, “The Impact of Blockchain Technology on Human Resource Management,” in Handbook of Research on Social Impacts of E-Payment and Blockchain Technology, 160–177. Hershey, PA: IGI Global, 2022. doi: </w:t>
+      </w:r>
+      <w:hyperlink r:id="rId85">
+        <w:r>
+          <w:rPr>
+            <w:rStyle w:val="Hyperlink"/>
+          </w:rPr>
+          <w:t>10.4018/978-1-7998-9035-5.ch009</w:t>
+        </w:r>
+      </w:hyperlink>
+      <w:r>
+        <w:t>.</w:t>
+      </w:r>
+    </w:p>
+    <w:p>
+      <w:pPr>
+        <w:spacing w:after="120"/>
+        <w:ind w:left="792" w:hanging="792"/>
+      </w:pPr>
+      <w:r>
+        <w:t>[85]</w:t>
+        <w:tab/>
+      </w:r>
+      <w:r>
+        <w:t xml:space="preserve">M. Rukhiran, S. Boonsong, and P. Netinant, “Sustainable optimizing performance and energy efficiency in proof of work blockchain: A multilinear regression approach,” Sustainability, vol. 16, no. 4, Art. no. 1519, 2024, doi: </w:t>
+      </w:r>
+      <w:hyperlink r:id="rId86">
+        <w:r>
+          <w:rPr>
+            <w:rStyle w:val="Hyperlink"/>
+          </w:rPr>
+          <w:t>10.3390/su16041519</w:t>
+        </w:r>
+      </w:hyperlink>
+      <w:r>
+        <w:t>.</w:t>
+      </w:r>
+    </w:p>
+    <w:p>
+      <w:pPr>
+        <w:spacing w:after="120"/>
+        <w:ind w:left="792" w:hanging="792"/>
+      </w:pPr>
+      <w:r>
+        <w:t>[86]</w:t>
+        <w:tab/>
+      </w:r>
+      <w:r>
+        <w:t xml:space="preserve">J. Bonneau and N. Heninger, Eds., Financial Cryptography and Data Security: 24th International Conference (FC 2020), Revised Selected Papers (Lecture Notes in Computer Science), Springer, 2020, doi: </w:t>
+      </w:r>
+      <w:hyperlink r:id="rId87">
+        <w:r>
+          <w:rPr>
+            <w:rStyle w:val="Hyperlink"/>
+          </w:rPr>
+          <w:t>10.1007/978-3-030-51280-4</w:t>
+        </w:r>
+      </w:hyperlink>
+      <w:r>
+        <w:t>.</w:t>
+      </w:r>
+    </w:p>
+    <w:p>
+      <w:pPr>
+        <w:spacing w:after="120"/>
+        <w:ind w:left="792" w:hanging="792"/>
+      </w:pPr>
+      <w:r>
+        <w:t>[87]</w:t>
+        <w:tab/>
+      </w:r>
+      <w:r>
+        <w:t xml:space="preserve">P. Szilágyi, “EIP-225: Clique Proof-of-Authority Consensus Protocol,” Ethereum Improvement Proposals, 2017. [Online]. Available: </w:t>
+      </w:r>
+      <w:hyperlink r:id="rId88">
+        <w:r>
+          <w:rPr>
+            <w:rStyle w:val="Hyperlink"/>
+          </w:rPr>
+          <w:t>https://eips.ethereum.org/EIPS/eip-225</w:t>
+        </w:r>
+      </w:hyperlink>
+    </w:p>
+    <w:p>
+      <w:pPr>
+        <w:spacing w:after="120"/>
+        <w:ind w:left="792" w:hanging="792"/>
+      </w:pPr>
+      <w:r>
+        <w:t>[88]</w:t>
+        <w:tab/>
+      </w:r>
+      <w:r>
+        <w:t xml:space="preserve">Hyperledger Foundation, “Hyperledger Foundation,” Accessed: Mar. 28, 2026. [Online]. Available: </w:t>
+      </w:r>
+      <w:hyperlink r:id="rId89">
+        <w:r>
+          <w:rPr>
+            <w:rStyle w:val="Hyperlink"/>
+          </w:rPr>
+          <w:t>https://hyperledger.github.io/</w:t>
+        </w:r>
+      </w:hyperlink>
+    </w:p>
+    <w:p>
+      <w:pPr>
+        <w:spacing w:after="120"/>
+        <w:ind w:left="792" w:hanging="792"/>
+      </w:pPr>
+      <w:r>
+        <w:t>[89]</w:t>
+        <w:tab/>
+      </w:r>
+      <w:r>
+        <w:t xml:space="preserve">S. Deb, R. Raynor, and S. Kannan, “Stakesure: Proof of stake mechanisms with strong cryptoeconomic safety,” arXiv preprint arXiv:2401.05797 (2024). doi: </w:t>
+      </w:r>
+      <w:hyperlink r:id="rId90">
+        <w:r>
+          <w:rPr>
+            <w:rStyle w:val="Hyperlink"/>
+          </w:rPr>
+          <w:t>10.48550/arXiv.2401.05797</w:t>
+        </w:r>
+      </w:hyperlink>
+      <w:r>
+        <w:t>.</w:t>
+      </w:r>
+    </w:p>
+    <w:p>
+      <w:pPr>
+        <w:spacing w:after="120"/>
+        <w:ind w:left="792" w:hanging="792"/>
+      </w:pPr>
+      <w:r>
+        <w:t>[90]</w:t>
+        <w:tab/>
+      </w:r>
+      <w:r>
+        <w:t xml:space="preserve">M. P. Asadauskas, C. Cachin, and I. Amores Sesar, “PoET: An Eco-Friendly Alternative to PoW,” thesis, University of Bern, 2021. [Online]. Available: </w:t>
+      </w:r>
+      <w:hyperlink r:id="rId91">
+        <w:r>
+          <w:rPr>
+            <w:rStyle w:val="Hyperlink"/>
+          </w:rPr>
+          <w:t>https://crypto.unibe.ch/archive/theses/2021.bsc.markus.asadauskas.pdf</w:t>
+        </w:r>
+      </w:hyperlink>
+    </w:p>
+    <w:p>
+      <w:pPr>
+        <w:spacing w:after="120"/>
+        <w:ind w:left="792" w:hanging="792"/>
+      </w:pPr>
+      <w:r>
+        <w:t>[91]</w:t>
+        <w:tab/>
+      </w:r>
+      <w:r>
+        <w:t xml:space="preserve">M. S. Ali, M. Vecchio, M. Pincheira, K. Dolui, F. Antonelli, and M. H. ur Rehman, “Applications of Blockchains in the Internet of Things: A Comprehensive Survey,” IEEE Communications Surveys &amp; Tutorials, vol. 21, no. 2, pp. 1676–1717, 2019, doi: </w:t>
+      </w:r>
+      <w:hyperlink r:id="rId92">
+        <w:r>
+          <w:rPr>
+            <w:rStyle w:val="Hyperlink"/>
+          </w:rPr>
+          <w:t>10.1109/COMST.2018.2886932</w:t>
+        </w:r>
+      </w:hyperlink>
+      <w:r>
+        <w:t>.</w:t>
+      </w:r>
+    </w:p>
+    <w:p>
+      <w:pPr>
+        <w:spacing w:after="120"/>
+        <w:ind w:left="792" w:hanging="792"/>
+      </w:pPr>
+      <w:r>
+        <w:t>[92]</w:t>
+        <w:tab/>
+      </w:r>
+      <w:r>
+        <w:t xml:space="preserve">J. Pennekamp, F. Alder, R. Matzutt, J. T. Mühlberg, F. Piessens, and K. Wehrle, “Secure End-to-End Sensing in Supply Chains,” in 2020 IEEE Conference on Communications and Network Security (CNS), 1–6. 2020. doi: </w:t>
+      </w:r>
+      <w:hyperlink r:id="rId93">
+        <w:r>
+          <w:rPr>
+            <w:rStyle w:val="Hyperlink"/>
+          </w:rPr>
+          <w:t>10.1109/CNS48642.2020.9162337</w:t>
+        </w:r>
+      </w:hyperlink>
+      <w:r>
+        <w:t>.</w:t>
+      </w:r>
+    </w:p>
+    <w:p>
+      <w:pPr>
+        <w:spacing w:after="120"/>
+        <w:ind w:left="792" w:hanging="792"/>
+      </w:pPr>
+      <w:r>
+        <w:t>[93]</w:t>
+        <w:tab/>
+      </w:r>
+      <w:r>
+        <w:t xml:space="preserve">J. Leng, M. Zhou, J. L. Zhao, Y. Huang, and Y. Bian, “Blockchain security: A survey of techniques and research directions,” IEEE Transactions on Services Computing, vol. 15, no. 4, pp. 2490–2510, 2020, doi: </w:t>
+      </w:r>
+      <w:hyperlink r:id="rId94">
+        <w:r>
+          <w:rPr>
+            <w:rStyle w:val="Hyperlink"/>
+          </w:rPr>
+          <w:t>10.1109/TSC.2020.3038641</w:t>
+        </w:r>
+      </w:hyperlink>
+      <w:r>
+        <w:t>.</w:t>
+      </w:r>
+    </w:p>
+    <w:p>
+      <w:pPr>
+        <w:spacing w:after="120"/>
+        <w:ind w:left="792" w:hanging="792"/>
+      </w:pPr>
+      <w:r>
+        <w:t>[94]</w:t>
+        <w:tab/>
+      </w:r>
+      <w:r>
+        <w:t xml:space="preserve">S. Jangirala, A. K. Das, and A. V. Vasilakos, “Designing Secure Lightweight Blockchain-Enabled RFID-Based Authentication Protocol for Supply Chains in 5G Mobile Edge Computing Environment,” IEEE Transactions on Industrial Informatics, vol. 16, no. 11, pp. 7081–93, 2020, doi: </w:t>
+      </w:r>
+      <w:hyperlink r:id="rId95">
+        <w:r>
+          <w:rPr>
+            <w:rStyle w:val="Hyperlink"/>
+          </w:rPr>
+          <w:t>10.1109/TII.2019.2942389</w:t>
+        </w:r>
+      </w:hyperlink>
+      <w:r>
+        <w:t>.</w:t>
+      </w:r>
+    </w:p>
+    <w:p>
+      <w:pPr>
+        <w:spacing w:after="120"/>
+        <w:ind w:left="792" w:hanging="792"/>
+      </w:pPr>
+      <w:r>
+        <w:t>[95]</w:t>
+        <w:tab/>
+      </w:r>
+      <w:r>
+        <w:t xml:space="preserve">H. Wang, G. Chen, Y. Zhang, and Z. Lin, “Multi-Certificate Attacks against Proof-of-Elapsed-Time and Their Countermeasures,” in NDSS. 2022, doi: </w:t>
+      </w:r>
+      <w:hyperlink r:id="rId96">
+        <w:r>
+          <w:rPr>
+            <w:rStyle w:val="Hyperlink"/>
+          </w:rPr>
+          <w:t>10.14722/ndss.2022.24158</w:t>
+        </w:r>
+      </w:hyperlink>
+      <w:r>
+        <w:t>.</w:t>
+      </w:r>
+    </w:p>
+    <w:p>
+      <w:pPr>
+        <w:spacing w:after="120"/>
+        <w:ind w:left="792" w:hanging="792"/>
+      </w:pPr>
+      <w:r>
+        <w:t>[96]</w:t>
+        <w:tab/>
+      </w:r>
+      <w:r>
+        <w:t xml:space="preserve">A. EL Azzaoui, H. Chen, S. H. Kim, Y. Pan, and J. H. Park, “Blockchain-Based Distributed Information Hiding Framework for Data Privacy Preserving in Medical Supply Chain Systems,” Sensors, vol. 22, no. 4, Art. no. 1371, 2022, doi: </w:t>
+      </w:r>
+      <w:hyperlink r:id="rId97">
+        <w:r>
+          <w:rPr>
+            <w:rStyle w:val="Hyperlink"/>
+          </w:rPr>
+          <w:t>10.3390/s22041371</w:t>
+        </w:r>
+      </w:hyperlink>
+      <w:r>
+        <w:t>.</w:t>
+      </w:r>
+    </w:p>
+    <w:p>
+      <w:pPr>
+        <w:spacing w:after="120"/>
+        <w:ind w:left="792" w:hanging="792"/>
+      </w:pPr>
+      <w:r>
+        <w:t>[97]</w:t>
+        <w:tab/>
+      </w:r>
+      <w:r>
+        <w:t xml:space="preserve">A. Bhoware, K. Jajulwar, A. Deshmukh, K. Dabhekar, S. Ghodmare, and A. Gulghane, “Performance Analysis of Network Security System Using Bioinspired-Blockchain Technique for IP Networks,” in 2023 11th International Conference on Emerging Trends in Engineering and Technology. 2023. doi: </w:t>
+      </w:r>
+      <w:hyperlink r:id="rId98">
+        <w:r>
+          <w:rPr>
+            <w:rStyle w:val="Hyperlink"/>
+          </w:rPr>
+          <w:t>10.1109/ICETET-SIP58143.2023.10151475</w:t>
+        </w:r>
+      </w:hyperlink>
+      <w:r>
+        <w:t>.</w:t>
+      </w:r>
+    </w:p>
+    <w:p>
+      <w:pPr>
+        <w:spacing w:after="120"/>
+        <w:ind w:left="792" w:hanging="792"/>
+      </w:pPr>
+      <w:r>
+        <w:t>[98]</w:t>
+        <w:tab/>
+      </w:r>
+      <w:r>
+        <w:t xml:space="preserve">I. Abellán Álvarez, V. Gramlich, and J. Sedlmeir, “Unsealing the secrets of blockchain consensus: A systematic comparison of the formal security of proof-of-work and proof-of-stake,” in Proc. 39th ACM/SIGAPP symposium on applied computing, pp. 278-287. 2024. doi: </w:t>
+      </w:r>
+      <w:hyperlink r:id="rId99">
+        <w:r>
+          <w:rPr>
+            <w:rStyle w:val="Hyperlink"/>
+          </w:rPr>
+          <w:t>10.1145/3605098.3635970</w:t>
+        </w:r>
+      </w:hyperlink>
+      <w:r>
+        <w:t>.</w:t>
+      </w:r>
+    </w:p>
+    <w:p>
+      <w:pPr>
+        <w:spacing w:after="120"/>
+        <w:ind w:left="792" w:hanging="792"/>
+      </w:pPr>
+      <w:r>
+        <w:t>[99]</w:t>
+        <w:tab/>
+      </w:r>
+      <w:r>
+        <w:t xml:space="preserve">M. A. Zarkesh, E. Dastani, B. Safaei, and A. Movaghar, “Edgelinker: Practical blockchain-based framework for healthcare fog applications to enhance security in edge-iot data communications,” in 2024 5th CPSSI International Symposium on Cyber-Physical Systems (Applications and Theory)(CPSAT), pp. 1-8. IEEE, 2024. doi: </w:t>
+      </w:r>
+      <w:hyperlink r:id="rId100">
+        <w:r>
+          <w:rPr>
+            <w:rStyle w:val="Hyperlink"/>
+          </w:rPr>
+          <w:t>10.1109/CPSAT64082.2024.10745419</w:t>
+        </w:r>
+      </w:hyperlink>
+      <w:r>
+        <w:t>.</w:t>
+      </w:r>
+    </w:p>
+    <w:p>
+      <w:pPr>
+        <w:spacing w:after="120"/>
+        <w:ind w:left="792" w:hanging="792"/>
+      </w:pPr>
+      <w:r>
+        <w:t>[100]</w:t>
+        <w:tab/>
+      </w:r>
+      <w:r>
+        <w:t xml:space="preserve">R. S. Vairagade and B. S. Hanumantha, “Secure Internet of Things Network Using Light-Weighted Trust and Blockchain-Powered PoW Framework,” Concurrency and Computation: Practice and Experience 34, no. 21 (2022). doi: </w:t>
+      </w:r>
+      <w:hyperlink r:id="rId101">
+        <w:r>
+          <w:rPr>
+            <w:rStyle w:val="Hyperlink"/>
+          </w:rPr>
+          <w:t>10.1002/cpe.7057</w:t>
+        </w:r>
+      </w:hyperlink>
+      <w:r>
+        <w:t>.</w:t>
+      </w:r>
+    </w:p>
+    <w:p>
+      <w:pPr>
+        <w:spacing w:after="120"/>
+        <w:ind w:left="792" w:hanging="792"/>
+      </w:pPr>
+      <w:r>
+        <w:t>[101]</w:t>
+        <w:tab/>
+      </w:r>
+      <w:r>
+        <w:t xml:space="preserve">V. Kohli, S. Chakravarty, V. Chamola, K. S. Sangwan, and S. Zeadally, “An Analysis of Energy Consumption and Carbon Footprints of Cryptocurrencies and Possible Solutions,” Digital Communications and Networks, vol. 9, no. 1, pp. 79–89, 2023, doi: </w:t>
+      </w:r>
+      <w:hyperlink r:id="rId102">
         <w:r>
           <w:rPr>
             <w:rStyle w:val="Hyperlink"/>
@@ -1999,62 +2323,18 @@
         <w:ind w:left="792" w:hanging="792"/>
       </w:pPr>
       <w:r>
-        <w:t>[66]</w:t>
+        <w:t>[102]</w:t>
         <w:tab/>
       </w:r>
       <w:r>
-        <w:rPr>
-          <w:color w:val="B03000"/>
-        </w:rPr>
-        <w:t>[Missing source — cited as [58] in the original draft but absent from its reference list; bibliographic details to be supplied by the author. Cited (as former [58]) in Chapter 3 for BFT communication overhead.]</w:t>
-      </w:r>
-    </w:p>
-    <w:p>
-      <w:pPr>
-        <w:spacing w:after="120"/>
-        <w:ind w:left="792" w:hanging="792"/>
-      </w:pPr>
-      <w:r>
-        <w:t>[67]</w:t>
-        <w:tab/>
-      </w:r>
-      <w:r>
-        <w:rPr>
-          <w:color w:val="B03000"/>
-        </w:rPr>
-        <w:t>[Missing source — cited as [59] in the original draft but absent from its reference list; bibliographic details to be supplied by the author. Cited (as former [59]) in Chapter 3 for BFT communication overhead.]</w:t>
-      </w:r>
-    </w:p>
-    <w:p>
-      <w:pPr>
-        <w:spacing w:after="120"/>
-        <w:ind w:left="792" w:hanging="792"/>
-      </w:pPr>
-      <w:r>
-        <w:t>[68]</w:t>
-        <w:tab/>
-      </w:r>
-      <w:r>
-        <w:t xml:space="preserve">X. Shi, H. Xiao, W. Liu, K. S. Lackner, V. Buterin, and T. F. Stocker, </w:t>
-      </w:r>
-      <w:r>
-        <w:t xml:space="preserve">“Confronting the Carbon-Footprint Challenge of Blockchain,” </w:t>
-      </w:r>
-      <w:r>
-        <w:rPr>
-          <w:i/>
-        </w:rPr>
-        <w:t>Environmental Science &amp; Technology</w:t>
-      </w:r>
-      <w:r>
-        <w:t xml:space="preserve">, vol. 57, no. 3, pp. 1403–1410, 2023, doi: </w:t>
-      </w:r>
-      <w:hyperlink r:id="rId67">
+        <w:t xml:space="preserve">J. Dutta and D. Puthal, “PoAh 2.0: AI-Empowered Dynamic Authentication Based Adaptive Blockchain Consensus for IoMT-Edge Workflow,” Future Generation Computer Systems, vol. 161, pp. 655–72, 2024, doi: </w:t>
+      </w:r>
+      <w:hyperlink r:id="rId103">
         <w:r>
           <w:rPr>
             <w:rStyle w:val="Hyperlink"/>
           </w:rPr>
-          <w:t>10.1021/acs.est.2c05165</w:t>
+          <w:t>10.1016/j.future.2024.07.048</w:t>
         </w:r>
       </w:hyperlink>
       <w:r>
@@ -2067,14 +2347,22 @@
         <w:ind w:left="792" w:hanging="792"/>
       </w:pPr>
       <w:r>
-        <w:t>[69]</w:t>
+        <w:t>[103]</w:t>
         <w:tab/>
       </w:r>
       <w:r>
-        <w:rPr>
-          <w:color w:val="B03000"/>
-        </w:rPr>
-        <w:t>[Missing source — cited as [83] in the original draft but absent from its reference list; bibliographic details to be supplied by the author. Cited (as former [83]) in Chapter 3 for PBFT scalability.]</w:t>
+        <w:t xml:space="preserve">M. R. Islam, M. M. Rashid, M. A. Rahman, M. H. S. Mohamad, and A. H. Bin Embong, “A Comprehensive Analysis of Blockchain-Based Cryptocurrency Mining Impact on Energy Consumption,” International Journal of Advanced Computer Science and Applications, vol. 13, no. 4, pp. 590–598, 2022, doi: </w:t>
+      </w:r>
+      <w:hyperlink r:id="rId104">
+        <w:r>
+          <w:rPr>
+            <w:rStyle w:val="Hyperlink"/>
+          </w:rPr>
+          <w:t>10.14569/IJACSA.2022.0130469</w:t>
+        </w:r>
+      </w:hyperlink>
+      <w:r>
+        <w:t>.</w:t>
       </w:r>
     </w:p>
     <w:p>
@@ -2083,14 +2371,22 @@
         <w:ind w:left="792" w:hanging="792"/>
       </w:pPr>
       <w:r>
-        <w:t>[70]</w:t>
+        <w:t>[104]</w:t>
         <w:tab/>
       </w:r>
       <w:r>
-        <w:rPr>
-          <w:color w:val="B03000"/>
-        </w:rPr>
-        <w:t>[Missing source — cited as [57] in the original draft but absent from its reference list; bibliographic details to be supplied by the author. Cited (as former [57]) in Chapter 3 for a regulated-environments/safety-standards claim.]</w:t>
+        <w:t xml:space="preserve">A. Christian, D. Therry, R. Ardiansyah, M. Y. Pusadan, Y. Y. Joefrie, and A. A. Kasim, “The Implementation and Analysis of The Proof of Work Consensus in Blockchain,” Advance Sustainable Science, Engineering and Technology 6, no. 1 (2024). doi: </w:t>
+      </w:r>
+      <w:hyperlink r:id="rId105">
+        <w:r>
+          <w:rPr>
+            <w:rStyle w:val="Hyperlink"/>
+          </w:rPr>
+          <w:t>10.26877/asset.v6i1.17878</w:t>
+        </w:r>
+      </w:hyperlink>
+      <w:r>
+        <w:t>.</w:t>
       </w:r>
     </w:p>
     <w:p>
@@ -2099,25 +2395,436 @@
         <w:ind w:left="792" w:hanging="792"/>
       </w:pPr>
       <w:r>
-        <w:t>[71]</w:t>
+        <w:t>[105]</w:t>
         <w:tab/>
       </w:r>
       <w:r>
-        <w:t xml:space="preserve">B. Fisch, </w:t>
-      </w:r>
-      <w:r>
-        <w:t xml:space="preserve">“Tight Proofs of Space and Replication,” in </w:t>
-      </w:r>
-      <w:r>
-        <w:rPr>
-          <w:i/>
-        </w:rPr>
-        <w:t>Advances in Cryptology – EUROCRYPT 2019</w:t>
-      </w:r>
-      <w:r>
-        <w:t xml:space="preserve"> (Lecture Notes in Computer Science), Springer, 2019, pp. 324–348, doi: </w:t>
-      </w:r>
-      <w:hyperlink r:id="rId68">
+        <w:t xml:space="preserve">S. Prasanna, “Exploring the Architecture and Consensus Mechanisms of Hyperledger Fabric in Blockchain Technology,” JNAO, vol. 15, no. 1, 2024. [Online]. Available: </w:t>
+      </w:r>
+      <w:hyperlink r:id="rId106">
+        <w:r>
+          <w:rPr>
+            <w:rStyle w:val="Hyperlink"/>
+          </w:rPr>
+          <w:t>https://jnao-nu.com/Vol.%2015,%20Issue.%2001,%20January-June%20:%202024/13.4.pdf</w:t>
+        </w:r>
+      </w:hyperlink>
+    </w:p>
+    <w:p>
+      <w:pPr>
+        <w:spacing w:after="120"/>
+        <w:ind w:left="792" w:hanging="792"/>
+      </w:pPr>
+      <w:r>
+        <w:t>[106]</w:t>
+        <w:tab/>
+      </w:r>
+      <w:r>
+        <w:t xml:space="preserve">L. Chen, L. Xu, N. Shah, Z. Gao, Y. Lu, and W. Shi, “On Security Analysis of Proof-of-Elapsed-Time (PoET),” in Stabilization, Safety, and Security of Distributed Systems (Lecture Notes in Computer Science), Springer, 2017, pp. 282–297, doi: </w:t>
+      </w:r>
+      <w:hyperlink r:id="rId107">
+        <w:r>
+          <w:rPr>
+            <w:rStyle w:val="Hyperlink"/>
+          </w:rPr>
+          <w:t>10.1007/978-3-319-69084-1_19</w:t>
+        </w:r>
+      </w:hyperlink>
+      <w:r>
+        <w:t>.</w:t>
+      </w:r>
+    </w:p>
+    <w:p>
+      <w:pPr>
+        <w:spacing w:after="120"/>
+        <w:ind w:left="792" w:hanging="792"/>
+      </w:pPr>
+      <w:r>
+        <w:t>[107]</w:t>
+        <w:tab/>
+      </w:r>
+      <w:r>
+        <w:t xml:space="preserve">M. Bowman, D. Das, A. Mandal, and H. Montgomery, “On Elapsed Time Consensus Protocols,” in Applied Cryptography and Network Security Workshops (Lecture Notes in Computer Science), Springer, 2022, doi: </w:t>
+      </w:r>
+      <w:hyperlink r:id="rId108">
+        <w:r>
+          <w:rPr>
+            <w:rStyle w:val="Hyperlink"/>
+          </w:rPr>
+          <w:t>10.1007/978-3-030-92518-5_25</w:t>
+        </w:r>
+      </w:hyperlink>
+      <w:r>
+        <w:t>.</w:t>
+      </w:r>
+    </w:p>
+    <w:p>
+      <w:pPr>
+        <w:spacing w:after="120"/>
+        <w:ind w:left="792" w:hanging="792"/>
+      </w:pPr>
+      <w:r>
+        <w:t>[108]</w:t>
+        <w:tab/>
+      </w:r>
+      <w:r>
+        <w:t xml:space="preserve">V. Shoup, “Proof of History: What Is It Good For,” 2022. [Online]. Available: </w:t>
+      </w:r>
+      <w:hyperlink r:id="rId109">
+        <w:r>
+          <w:rPr>
+            <w:rStyle w:val="Hyperlink"/>
+          </w:rPr>
+          <w:t>https://www.shoup.net/papers/poh.pdf</w:t>
+        </w:r>
+      </w:hyperlink>
+    </w:p>
+    <w:p>
+      <w:pPr>
+        <w:spacing w:after="120"/>
+        <w:ind w:left="792" w:hanging="792"/>
+      </w:pPr>
+      <w:r>
+        <w:t>[109]</w:t>
+        <w:tab/>
+      </w:r>
+      <w:r>
+        <w:t xml:space="preserve">L. Alboaie, S. Alboaie, and C. Calancea, “Optimal Byzantine Fault Tolerance Consensus Algorithm for Permissioned Systems,” in Proc. 2021 20th RoEduNet Conference: Networking in Education and Research, 2021, doi: </w:t>
+      </w:r>
+      <w:hyperlink r:id="rId110">
+        <w:r>
+          <w:rPr>
+            <w:rStyle w:val="Hyperlink"/>
+          </w:rPr>
+          <w:t>10.1109/RoEduNet54112.2021.9638279</w:t>
+        </w:r>
+      </w:hyperlink>
+      <w:r>
+        <w:t>.</w:t>
+      </w:r>
+    </w:p>
+    <w:p>
+      <w:pPr>
+        <w:spacing w:after="120"/>
+        <w:ind w:left="792" w:hanging="792"/>
+      </w:pPr>
+      <w:r>
+        <w:t>[110]</w:t>
+        <w:tab/>
+      </w:r>
+      <w:r>
+        <w:t xml:space="preserve">N. A. Wahab, D. Zhang, N. F. Juniardi, and Y. Wong, “Advances in consortium chain scalability: A review of the practical byzantine fault tolerance consensus algorithm,” International Journal of Advanced Computer Science and Applications (IJACSA) 7 (2024). doi: </w:t>
+      </w:r>
+      <w:hyperlink r:id="rId111">
+        <w:r>
+          <w:rPr>
+            <w:rStyle w:val="Hyperlink"/>
+          </w:rPr>
+          <w:t>10.14569/IJACSA.2024.0150796</w:t>
+        </w:r>
+      </w:hyperlink>
+      <w:r>
+        <w:t>.</w:t>
+      </w:r>
+    </w:p>
+    <w:p>
+      <w:pPr>
+        <w:spacing w:after="120"/>
+        <w:ind w:left="792" w:hanging="792"/>
+      </w:pPr>
+      <w:r>
+        <w:t>[111]</w:t>
+        <w:tab/>
+      </w:r>
+      <w:r>
+        <w:t xml:space="preserve">M. Castro and B. Liskov, “Practical byzantine fault tolerance and proactive recovery,” ACM Transactions on Computer Systems (TOCS), vol. 20, no. 4, pp. 398–461, 2002, doi: </w:t>
+      </w:r>
+      <w:hyperlink r:id="rId112">
+        <w:r>
+          <w:rPr>
+            <w:rStyle w:val="Hyperlink"/>
+          </w:rPr>
+          <w:t>10.1145/571637.571640</w:t>
+        </w:r>
+      </w:hyperlink>
+      <w:r>
+        <w:t>.</w:t>
+      </w:r>
+    </w:p>
+    <w:p>
+      <w:pPr>
+        <w:spacing w:after="120"/>
+        <w:ind w:left="792" w:hanging="792"/>
+      </w:pPr>
+      <w:r>
+        <w:t>[112]</w:t>
+        <w:tab/>
+      </w:r>
+      <w:r>
+        <w:t xml:space="preserve">W. Li, Q. Zhang, S. Deng, B. Zhou, B. Wang, and J. Cao, “Q-Learning Improved Lightweight Consensus Algorithm for Blockchain-Structured Internet of Things,” IEEE Internet of Things Journal, vol. 10, no. 24, 2023, doi: </w:t>
+      </w:r>
+      <w:hyperlink r:id="rId113">
+        <w:r>
+          <w:rPr>
+            <w:rStyle w:val="Hyperlink"/>
+          </w:rPr>
+          <w:t>10.1109/JIOT.2023.3294265</w:t>
+        </w:r>
+      </w:hyperlink>
+      <w:r>
+        <w:t>.</w:t>
+      </w:r>
+    </w:p>
+    <w:p>
+      <w:pPr>
+        <w:spacing w:after="120"/>
+        <w:ind w:left="792" w:hanging="792"/>
+      </w:pPr>
+      <w:r>
+        <w:t>[113]</w:t>
+        <w:tab/>
+      </w:r>
+      <w:r>
+        <w:t xml:space="preserve">M. Aldwairi and L. Tawalbeh, “Security Techniques for Intelligent Spam Sensing and Anomaly Detection in Online Social Platforms,” International Journal of Electrical and Computer Engineering, vol. 10, no. 1, pp. 275–287, 2020, doi: </w:t>
+      </w:r>
+      <w:hyperlink r:id="rId114">
+        <w:r>
+          <w:rPr>
+            <w:rStyle w:val="Hyperlink"/>
+          </w:rPr>
+          <w:t>10.11591/ijece.v10i1.pp275-287</w:t>
+        </w:r>
+      </w:hyperlink>
+      <w:r>
+        <w:t>.</w:t>
+      </w:r>
+    </w:p>
+    <w:p>
+      <w:pPr>
+        <w:spacing w:after="120"/>
+        <w:ind w:left="792" w:hanging="792"/>
+      </w:pPr>
+      <w:r>
+        <w:t>[114]</w:t>
+        <w:tab/>
+      </w:r>
+      <w:r>
+        <w:t xml:space="preserve">S. Y. Fayi and Z. Sheng, “A survey of security, privacy and trust issues in vehicular computation offloading and their solutions using blockchain,” Open Research Europe, vol. 3, Art. no. 110, 2023, doi: </w:t>
+      </w:r>
+      <w:hyperlink r:id="rId115">
+        <w:r>
+          <w:rPr>
+            <w:rStyle w:val="Hyperlink"/>
+          </w:rPr>
+          <w:t>10.12688/openreseurope.16189.2</w:t>
+        </w:r>
+      </w:hyperlink>
+      <w:r>
+        <w:t>.</w:t>
+      </w:r>
+    </w:p>
+    <w:p>
+      <w:pPr>
+        <w:spacing w:after="120"/>
+        <w:ind w:left="792" w:hanging="792"/>
+      </w:pPr>
+      <w:r>
+        <w:t>[115]</w:t>
+        <w:tab/>
+      </w:r>
+      <w:r>
+        <w:t xml:space="preserve">C. P. Pascual Caceres et al., “Blockchain Architecture Based on Decentralised PoW Algorithm,” International Journal of Advanced Computer Science and Applications, vol. 14, no. 7, 2023, doi: </w:t>
+      </w:r>
+      <w:hyperlink r:id="rId116">
+        <w:r>
+          <w:rPr>
+            <w:rStyle w:val="Hyperlink"/>
+          </w:rPr>
+          <w:t>10.14569/IJACSA.2023.0140776</w:t>
+        </w:r>
+      </w:hyperlink>
+      <w:r>
+        <w:t>.</w:t>
+      </w:r>
+    </w:p>
+    <w:p>
+      <w:pPr>
+        <w:spacing w:after="120"/>
+        <w:ind w:left="792" w:hanging="792"/>
+      </w:pPr>
+      <w:r>
+        <w:t>[116]</w:t>
+        <w:tab/>
+      </w:r>
+      <w:r>
+        <w:t xml:space="preserve">Q. Wang, R. Li, Q. Wang, S. Chen, and Y. Xiang, “Exploring unfairness on proof of authority: Order manipulation attacks and remedies,” in Proc. 2022 ACM on Asia Conference on Computer and Communications Security, pp. 123-137. 2022. doi: </w:t>
+      </w:r>
+      <w:hyperlink r:id="rId117">
+        <w:r>
+          <w:rPr>
+            <w:rStyle w:val="Hyperlink"/>
+          </w:rPr>
+          <w:t>10.1145/3488932.3517394</w:t>
+        </w:r>
+      </w:hyperlink>
+      <w:r>
+        <w:t>.</w:t>
+      </w:r>
+    </w:p>
+    <w:p>
+      <w:pPr>
+        <w:spacing w:after="120"/>
+        <w:ind w:left="792" w:hanging="792"/>
+      </w:pPr>
+      <w:r>
+        <w:t>[117]</w:t>
+        <w:tab/>
+      </w:r>
+      <w:r>
+        <w:t xml:space="preserve">R. Sytnyk and V. Hnatushenko, “Study of consensus algorithms in blockchain networks in the design of information systems,” Міжнародна науково-технічна конференція Інформаційні технології в металургії та машинобудуванні (2024): 479-484. doi: </w:t>
+      </w:r>
+      <w:hyperlink r:id="rId118">
+        <w:r>
+          <w:rPr>
+            <w:rStyle w:val="Hyperlink"/>
+          </w:rPr>
+          <w:t>10.34185/1991-7848.itmm.2024.01.092</w:t>
+        </w:r>
+      </w:hyperlink>
+      <w:r>
+        <w:t>.</w:t>
+      </w:r>
+    </w:p>
+    <w:p>
+      <w:pPr>
+        <w:spacing w:after="120"/>
+        <w:ind w:left="792" w:hanging="792"/>
+      </w:pPr>
+      <w:r>
+        <w:t>[118]</w:t>
+        <w:tab/>
+      </w:r>
+      <w:r>
+        <w:t xml:space="preserve">M. Anus and A. Bin Ngadi, “Comparison Analysis of Blockchain Consensus Algorithms in Decentralized Public Environment: A Review,” Asia Proceedings of Social Sciences, 2024, doi: </w:t>
+      </w:r>
+      <w:hyperlink r:id="rId119">
+        <w:r>
+          <w:rPr>
+            <w:rStyle w:val="Hyperlink"/>
+          </w:rPr>
+          <w:t>10.31580/jm7sfp03</w:t>
+        </w:r>
+      </w:hyperlink>
+      <w:r>
+        <w:t>.</w:t>
+      </w:r>
+    </w:p>
+    <w:p>
+      <w:pPr>
+        <w:spacing w:after="120"/>
+        <w:ind w:left="792" w:hanging="792"/>
+      </w:pPr>
+      <w:r>
+        <w:t>[119]</w:t>
+        <w:tab/>
+      </w:r>
+      <w:r>
+        <w:t xml:space="preserve">G. A. F. Rebello, G. F. Camilo, L. C. Guimaraes, L. A. C. de Souza, G. A. Thomaz, and O. C. M. Duarte, “A security and performance analysis of proof-based consensus protocols,” Annals of Telecommunications, vol. 77, no. 7, pp. 517–537, 2022, doi: </w:t>
+      </w:r>
+      <w:hyperlink r:id="rId120">
+        <w:r>
+          <w:rPr>
+            <w:rStyle w:val="Hyperlink"/>
+          </w:rPr>
+          <w:t>10.1007/S12243-021-00896-2</w:t>
+        </w:r>
+      </w:hyperlink>
+      <w:r>
+        <w:t>.</w:t>
+      </w:r>
+    </w:p>
+    <w:p>
+      <w:pPr>
+        <w:spacing w:after="120"/>
+        <w:ind w:left="792" w:hanging="792"/>
+      </w:pPr>
+      <w:r>
+        <w:t>[120]</w:t>
+        <w:tab/>
+      </w:r>
+      <w:r>
+        <w:t xml:space="preserve">C. Brian, “Burning Up: A Global History of Fossil Fuel Consumption,” pp. 700–702, 2020, doi: </w:t>
+      </w:r>
+      <w:hyperlink r:id="rId121">
+        <w:r>
+          <w:rPr>
+            <w:rStyle w:val="Hyperlink"/>
+          </w:rPr>
+          <w:t>10.2307/j.ctv4ncp7q</w:t>
+        </w:r>
+      </w:hyperlink>
+      <w:r>
+        <w:t>.</w:t>
+      </w:r>
+    </w:p>
+    <w:p>
+      <w:pPr>
+        <w:spacing w:after="120"/>
+        <w:ind w:left="792" w:hanging="792"/>
+      </w:pPr>
+      <w:r>
+        <w:t>[121]</w:t>
+        <w:tab/>
+      </w:r>
+      <w:r>
+        <w:t xml:space="preserve">H. Ju, M. Kumar, E. Valavi, and S. Aral, “Explaining Sustained Blockchain Decentralization with Quasi-Experiments: Resource Flexibility of Consensus Mechanisms,” arXiv preprint arXiv:2505.24663 (2025). doi: </w:t>
+      </w:r>
+      <w:hyperlink r:id="rId122">
+        <w:r>
+          <w:rPr>
+            <w:rStyle w:val="Hyperlink"/>
+          </w:rPr>
+          <w:t>10.48550/arXiv.2505.24663</w:t>
+        </w:r>
+      </w:hyperlink>
+      <w:r>
+        <w:t>.</w:t>
+      </w:r>
+    </w:p>
+    <w:p>
+      <w:pPr>
+        <w:spacing w:after="120"/>
+        <w:ind w:left="792" w:hanging="792"/>
+      </w:pPr>
+      <w:r>
+        <w:t>[122]</w:t>
+        <w:tab/>
+      </w:r>
+      <w:r>
+        <w:t xml:space="preserve">Solana Foundation, “Solana’s Energy Use Report: November 2021,” 2021. [Online]. Available: </w:t>
+      </w:r>
+      <w:hyperlink r:id="rId123">
+        <w:r>
+          <w:rPr>
+            <w:rStyle w:val="Hyperlink"/>
+          </w:rPr>
+          <w:t>https://solana.com/news/solana-energy-usage-report-november-2021</w:t>
+        </w:r>
+      </w:hyperlink>
+    </w:p>
+    <w:p>
+      <w:pPr>
+        <w:spacing w:after="120"/>
+        <w:ind w:left="792" w:hanging="792"/>
+      </w:pPr>
+      <w:r>
+        <w:t>[123]</w:t>
+        <w:tab/>
+      </w:r>
+      <w:r>
+        <w:t xml:space="preserve">B. Fisch, “Tight Proofs of Space and Replication,” in Advances in Cryptology – EUROCRYPT 2019 (Lecture Notes in Computer Science), Springer, 2019, pp. 324–348, doi: </w:t>
+      </w:r>
+      <w:hyperlink r:id="rId124">
         <w:r>
           <w:rPr>
             <w:rStyle w:val="Hyperlink"/>
@@ -2135,25 +2842,13 @@
         <w:ind w:left="792" w:hanging="792"/>
       </w:pPr>
       <w:r>
-        <w:t>[72]</w:t>
+        <w:t>[124]</w:t>
         <w:tab/>
       </w:r>
       <w:r>
-        <w:t xml:space="preserve">O. Aluko and A. Kolonin, </w:t>
-      </w:r>
-      <w:r>
-        <w:t xml:space="preserve">“Proof-of-Reputation: An Alternative Consensus Mechanism for Blockchain Systems,” </w:t>
-      </w:r>
-      <w:r>
-        <w:rPr>
-          <w:i/>
-        </w:rPr>
-        <w:t>International Journal of Network Security &amp; Its Applications</w:t>
-      </w:r>
-      <w:r>
-        <w:t xml:space="preserve">, vol. 13, no. 4, pp. 23–40, 2021, doi: </w:t>
-      </w:r>
-      <w:hyperlink r:id="rId69">
+        <w:t xml:space="preserve">O. Aluko and A. Kolonin, “Proof-of-Reputation: An Alternative Consensus Mechanism for Blockchain Systems,” International Journal of Network Security &amp; Its Applications, vol. 13, no. 4, pp. 23–40, 2021, doi: </w:t>
+      </w:r>
+      <w:hyperlink r:id="rId125">
         <w:r>
           <w:rPr>
             <w:rStyle w:val="Hyperlink"/>
@@ -2171,25 +2866,13 @@
         <w:ind w:left="792" w:hanging="792"/>
       </w:pPr>
       <w:r>
-        <w:t>[73]</w:t>
+        <w:t>[125]</w:t>
         <w:tab/>
       </w:r>
       <w:r>
-        <w:t xml:space="preserve">J. Liang, X. Liu, X. Wu, and R. Chen, </w:t>
-      </w:r>
-      <w:r>
-        <w:t xml:space="preserve">“Improvement and Application of Blockchain Consensus Algorithm for Distributed Power Energy System,” in </w:t>
-      </w:r>
-      <w:r>
-        <w:rPr>
-          <w:i/>
-        </w:rPr>
-        <w:t>2023 IEEE 8th International Conference on Big Data Analytics (ICBDA)</w:t>
-      </w:r>
-      <w:r>
-        <w:t xml:space="preserve">, 2023, pp. 77–82, doi: </w:t>
-      </w:r>
-      <w:hyperlink r:id="rId70">
+        <w:t xml:space="preserve">J. Liang, X. Liu, X. Wu, and R. Chen, “Improvement and Application of Blockchain Consensus Algorithm for Distributed Power Energy System,” in 2023 IEEE 8th International Conference on Big Data Analytics (ICBDA), 2023, pp. 77–82, doi: </w:t>
+      </w:r>
+      <w:hyperlink r:id="rId126">
         <w:r>
           <w:rPr>
             <w:rStyle w:val="Hyperlink"/>
@@ -2207,25 +2890,13 @@
         <w:ind w:left="792" w:hanging="792"/>
       </w:pPr>
       <w:r>
-        <w:t>[74]</w:t>
+        <w:t>[126]</w:t>
         <w:tab/>
       </w:r>
       <w:r>
-        <w:t xml:space="preserve">B. Buyukates et al., </w:t>
-      </w:r>
-      <w:r>
-        <w:t xml:space="preserve">“Proof-of-Contribution-Based Design for Collaborative Machine Learning on Blockchain,” in </w:t>
-      </w:r>
-      <w:r>
-        <w:rPr>
-          <w:i/>
-        </w:rPr>
-        <w:t>2023 IEEE International Conference on Decentralized Applications and Infrastructures (DAPPS)</w:t>
-      </w:r>
-      <w:r>
-        <w:t xml:space="preserve">, 2023, pp. 13–22, doi: </w:t>
-      </w:r>
-      <w:hyperlink r:id="rId71">
+        <w:t xml:space="preserve">B. Buyukates et al., “Proof-of-Contribution-Based Design for Collaborative Machine Learning on Blockchain,” in 2023 IEEE International Conference on Decentralized Applications and Infrastructures (DAPPS), 2023, pp. 13–22, doi: </w:t>
+      </w:r>
+      <w:hyperlink r:id="rId127">
         <w:r>
           <w:rPr>
             <w:rStyle w:val="Hyperlink"/>
@@ -2243,13 +2914,13 @@
         <w:ind w:left="792" w:hanging="792"/>
       </w:pPr>
       <w:r>
-        <w:t>[75]</w:t>
+        <w:t>[127]</w:t>
         <w:tab/>
       </w:r>
       <w:r>
         <w:t xml:space="preserve">L. Zhou, Y. Xian, Y. Yang, J. Jiang, P. Liu, and X. Li, “A Microgrid Trading Framework Based on PoC Consensus,” arXiv preprint arXiv:2310.07165, 2023, doi: </w:t>
       </w:r>
-      <w:hyperlink r:id="rId72">
+      <w:hyperlink r:id="rId128">
         <w:r>
           <w:rPr>
             <w:rStyle w:val="Hyperlink"/>
@@ -2267,26 +2938,13 @@
         <w:ind w:left="792" w:hanging="792"/>
       </w:pPr>
       <w:r>
-        <w:t>[76]</w:t>
+        <w:t>[128]</w:t>
         <w:tab/>
       </w:r>
       <w:r>
-        <w:t>“Blockchain for sustainability and climate action.” [Source could not be verified — see the verification report for candidates.]</w:t>
-      </w:r>
-    </w:p>
-    <w:p>
-      <w:pPr>
-        <w:spacing w:after="120"/>
-        <w:ind w:left="792" w:hanging="792"/>
-      </w:pPr>
-      <w:r>
-        <w:t>[77]</w:t>
-        <w:tab/>
-      </w:r>
-      <w:r>
         <w:t xml:space="preserve">J. Sedlmeir, H. U. Buhl, G. Fridgen, and R. Keller, “Recent Developments in Blockchain Technology and Their Impact on Energy Consumption,” arXiv preprint arXiv:2102.07886, 2021, doi: </w:t>
       </w:r>
-      <w:hyperlink r:id="rId73">
+      <w:hyperlink r:id="rId129">
         <w:r>
           <w:rPr>
             <w:rStyle w:val="Hyperlink"/>
@@ -2301,20 +2959,23 @@
         <w:ind w:left="792" w:hanging="792"/>
       </w:pPr>
       <w:r>
-        <w:t>[78]</w:t>
+        <w:t>[129]</w:t>
         <w:tab/>
       </w:r>
       <w:r>
-        <w:t xml:space="preserve">V. Shoup, “Proof of History: What Is It Good For,” 2022. [Online]. Available: </w:t>
-      </w:r>
-      <w:hyperlink r:id="rId74">
+        <w:t xml:space="preserve">M. Baboi, “Security of consensus mechanisms in blockchain,” Romanian Cyber Security Journal, vol. 5, no. 2, pp. 45–53, 2023, doi: </w:t>
+      </w:r>
+      <w:hyperlink r:id="rId130">
         <w:r>
           <w:rPr>
             <w:rStyle w:val="Hyperlink"/>
           </w:rPr>
-          <w:t>https://www.shoup.net/papers/poh.pdf</w:t>
+          <w:t>10.54851/v5i2y202305</w:t>
         </w:r>
       </w:hyperlink>
+      <w:r>
+        <w:t>.</w:t>
+      </w:r>
     </w:p>
     <w:p>
       <w:pPr>
@@ -2322,55 +2983,13 @@
         <w:ind w:left="792" w:hanging="792"/>
       </w:pPr>
       <w:r>
-        <w:t>[79]</w:t>
+        <w:t>[130]</w:t>
         <w:tab/>
       </w:r>
       <w:r>
-        <w:t xml:space="preserve">Solana Foundation, “Solana’s Energy Use Report: November 2021,” 2021. [Online]. Available: </w:t>
-      </w:r>
-      <w:hyperlink r:id="rId75">
-        <w:r>
-          <w:rPr>
-            <w:rStyle w:val="Hyperlink"/>
-          </w:rPr>
-          <w:t>https://solana.com/news/solana-energy-usage-report-november-2021</w:t>
-        </w:r>
-      </w:hyperlink>
-    </w:p>
-    <w:p>
-      <w:pPr>
-        <w:spacing w:after="120"/>
-        <w:ind w:left="792" w:hanging="792"/>
-      </w:pPr>
-      <w:r>
-        <w:t>[80]</w:t>
-        <w:tab/>
-      </w:r>
-      <w:r>
-        <w:t xml:space="preserve">P. Szilágyi, “EIP-225: Clique Proof-of-Authority Consensus Protocol,” Ethereum Improvement Proposals, 2017. [Online]. Available: </w:t>
-      </w:r>
-      <w:hyperlink r:id="rId76">
-        <w:r>
-          <w:rPr>
-            <w:rStyle w:val="Hyperlink"/>
-          </w:rPr>
-          <w:t>https://eips.ethereum.org/EIPS/eip-225</w:t>
-        </w:r>
-      </w:hyperlink>
-    </w:p>
-    <w:p>
-      <w:pPr>
-        <w:spacing w:after="120"/>
-        <w:ind w:left="792" w:hanging="792"/>
-      </w:pPr>
-      <w:r>
-        <w:t>[81]</w:t>
-        <w:tab/>
-      </w:r>
-      <w:r>
         <w:t xml:space="preserve">C. Grunspan and R. Perez-Marco, “Proof of Reputation,” arXiv preprint arXiv:2302.06966, 2023, doi: </w:t>
       </w:r>
-      <w:hyperlink r:id="rId77">
+      <w:hyperlink r:id="rId131">
         <w:r>
           <w:rPr>
             <w:rStyle w:val="Hyperlink"/>
@@ -2388,43 +3007,18 @@
         <w:ind w:left="792" w:hanging="792"/>
       </w:pPr>
       <w:r>
-        <w:t>[82]</w:t>
+        <w:t>[131]</w:t>
         <w:tab/>
       </w:r>
       <w:r>
-        <w:t>“The Energy Consumption of Blockchain Technology: A Systematic Mapping Study.” [Source could not be verified — see the verification report for candidates.]</w:t>
-      </w:r>
-    </w:p>
-    <w:p>
-      <w:pPr>
-        <w:spacing w:after="120"/>
-        <w:ind w:left="792" w:hanging="792"/>
-      </w:pPr>
-      <w:r>
-        <w:t>[83]</w:t>
-        <w:tab/>
-      </w:r>
-      <w:r>
-        <w:t xml:space="preserve">L. Chen, L. Xu, N. Shah, Z. Gao, Y. Lu, and W. Shi, </w:t>
-      </w:r>
-      <w:r>
-        <w:t xml:space="preserve">“On Security Analysis of Proof-of-Elapsed-Time (PoET),” in </w:t>
-      </w:r>
-      <w:r>
-        <w:rPr>
-          <w:i/>
-        </w:rPr>
-        <w:t>Stabilization, Safety, and Security of Distributed Systems</w:t>
-      </w:r>
-      <w:r>
-        <w:t xml:space="preserve"> (Lecture Notes in Computer Science), Springer, 2017, pp. 282–297, doi: </w:t>
-      </w:r>
-      <w:hyperlink r:id="rId78">
+        <w:t xml:space="preserve">P. Sethi, T. Nguyen, M. R. Chowdhury, S. Pirttikangas, and A. P. da Silva, “Fair consensus in blockchain with heterogeneous miners using reinforcement learning aided adaptive proof-of-work,” in 2024 IEEE 21st Consumer Communications &amp; Networking Conference (CCNC), pp. 937-942. IEEE, 2024. doi: </w:t>
+      </w:r>
+      <w:hyperlink r:id="rId132">
         <w:r>
           <w:rPr>
             <w:rStyle w:val="Hyperlink"/>
           </w:rPr>
-          <w:t>10.1007/978-3-319-69084-1_19</w:t>
+          <w:t>10.1109/CCNC51664.2024.10454844</w:t>
         </w:r>
       </w:hyperlink>
       <w:r>
@@ -2437,987 +3031,13 @@
         <w:ind w:left="792" w:hanging="792"/>
       </w:pPr>
       <w:r>
-        <w:t>[84]</w:t>
+        <w:t>[132]</w:t>
         <w:tab/>
       </w:r>
       <w:r>
-        <w:rPr>
-          <w:color w:val="B03000"/>
-        </w:rPr>
-        <w:t>[Missing source — cited as [80] in the original draft but absent from its reference list; bibliographic details to be supplied by the author. Cited (as former [80]) in Chapter 3 for Proof-of-Contribution.]</w:t>
-      </w:r>
-    </w:p>
-    <w:p>
-      <w:pPr>
-        <w:spacing w:after="120"/>
-        <w:ind w:left="792" w:hanging="792"/>
-      </w:pPr>
-      <w:r>
-        <w:t>[85]</w:t>
-        <w:tab/>
-      </w:r>
-      <w:r>
-        <w:t xml:space="preserve">M. Alharby and A. van Moorsel, </w:t>
-      </w:r>
-      <w:r>
-        <w:t xml:space="preserve">“BlockSim: A Simulation Framework for Blockchain Systems,” </w:t>
-      </w:r>
-      <w:r>
-        <w:rPr>
-          <w:i/>
-        </w:rPr>
-        <w:t>ACM SIGMETRICS Performance Evaluation Review</w:t>
-      </w:r>
-      <w:r>
-        <w:t xml:space="preserve">, vol. 46, no. 3, pp. 135–138, 2019, doi: </w:t>
-      </w:r>
-      <w:hyperlink r:id="rId79">
-        <w:r>
-          <w:rPr>
-            <w:rStyle w:val="Hyperlink"/>
-          </w:rPr>
-          <w:t>10.1145/3308897.3308956</w:t>
-        </w:r>
-      </w:hyperlink>
-      <w:r>
-        <w:t>.</w:t>
-      </w:r>
-    </w:p>
-    <w:p>
-      <w:pPr>
-        <w:spacing w:after="120"/>
-        <w:ind w:left="792" w:hanging="792"/>
-      </w:pPr>
-      <w:r>
-        <w:t>[86]</w:t>
-        <w:tab/>
-      </w:r>
-      <w:r>
-        <w:t xml:space="preserve">R. Paulavičius, S. Grigaitis, and E. Filatovas, </w:t>
-      </w:r>
-      <w:r>
-        <w:t xml:space="preserve">“A Systematic Review and Empirical Analysis of Blockchain Simulators,” </w:t>
-      </w:r>
-      <w:r>
-        <w:rPr>
-          <w:i/>
-        </w:rPr>
-        <w:t>IEEE Access</w:t>
-      </w:r>
-      <w:r>
-        <w:t xml:space="preserve">, vol. 9, pp. 38010–38028, 2021, doi: </w:t>
-      </w:r>
-      <w:hyperlink r:id="rId80">
-        <w:r>
-          <w:rPr>
-            <w:rStyle w:val="Hyperlink"/>
-          </w:rPr>
-          <w:t>10.1109/ACCESS.2021.3063324</w:t>
-        </w:r>
-      </w:hyperlink>
-      <w:r>
-        <w:t>.</w:t>
-      </w:r>
-    </w:p>
-    <w:p>
-      <w:pPr>
-        <w:spacing w:after="120"/>
-        <w:ind w:left="792" w:hanging="792"/>
-      </w:pPr>
-      <w:r>
-        <w:t>[87]</w:t>
-        <w:tab/>
-      </w:r>
-      <w:r>
-        <w:t xml:space="preserve">C. Faria and M. Correia, </w:t>
-      </w:r>
-      <w:r>
-        <w:t xml:space="preserve">“BlockSim: Blockchain Simulator,” in </w:t>
-      </w:r>
-      <w:r>
-        <w:rPr>
-          <w:i/>
-        </w:rPr>
-        <w:t>2019 IEEE International Conference on Blockchain (Blockchain)</w:t>
-      </w:r>
-      <w:r>
-        <w:t xml:space="preserve">, 2019, pp. 439–446, doi: </w:t>
-      </w:r>
-      <w:hyperlink r:id="rId81">
-        <w:r>
-          <w:rPr>
-            <w:rStyle w:val="Hyperlink"/>
-          </w:rPr>
-          <w:t>10.1109/Blockchain.2019.00067</w:t>
-        </w:r>
-      </w:hyperlink>
-      <w:r>
-        <w:t>.</w:t>
-      </w:r>
-    </w:p>
-    <w:p>
-      <w:pPr>
-        <w:spacing w:after="120"/>
-        <w:ind w:left="792" w:hanging="792"/>
-      </w:pPr>
-      <w:r>
-        <w:t>[88]</w:t>
-        <w:tab/>
-      </w:r>
-      <w:r>
-        <w:t xml:space="preserve">S. Smetanin, A. Ometov, M. Komarov, P. Masek, and Y. Koucheryavy, </w:t>
-      </w:r>
-      <w:r>
-        <w:t xml:space="preserve">“Blockchain Evaluation Approaches: State-of-the-Art and Future Perspective,” </w:t>
-      </w:r>
-      <w:r>
-        <w:rPr>
-          <w:i/>
-        </w:rPr>
-        <w:t>Sensors</w:t>
-      </w:r>
-      <w:r>
-        <w:t xml:space="preserve">, vol. 20, no. 12, Art. no. 3358, 2020, doi: </w:t>
-      </w:r>
-      <w:hyperlink r:id="rId82">
-        <w:r>
-          <w:rPr>
-            <w:rStyle w:val="Hyperlink"/>
-          </w:rPr>
-          <w:t>10.3390/s20123358</w:t>
-        </w:r>
-      </w:hyperlink>
-      <w:r>
-        <w:t>.</w:t>
-      </w:r>
-    </w:p>
-    <w:p>
-      <w:pPr>
-        <w:spacing w:after="120"/>
-        <w:ind w:left="792" w:hanging="792"/>
-      </w:pPr>
-      <w:r>
-        <w:t>[89]</w:t>
-        <w:tab/>
-      </w:r>
-      <w:r>
-        <w:t xml:space="preserve">A. Gervais, G. O. Karame, K. Wüst, V. Glykantzis, H. Ritzdorf, and S. Capkun, </w:t>
-      </w:r>
-      <w:r>
-        <w:t xml:space="preserve">“On the Security and Performance of Proof of Work Blockchains,” in </w:t>
-      </w:r>
-      <w:r>
-        <w:rPr>
-          <w:i/>
-        </w:rPr>
-        <w:t>Proc. 2016 ACM SIGSAC Conference on Computer and Communications Security</w:t>
-      </w:r>
-      <w:r>
-        <w:t xml:space="preserve">, 2016, pp. 3–16, doi: </w:t>
-      </w:r>
-      <w:hyperlink r:id="rId83">
-        <w:r>
-          <w:rPr>
-            <w:rStyle w:val="Hyperlink"/>
-          </w:rPr>
-          <w:t>10.1145/2976749.2978341</w:t>
-        </w:r>
-      </w:hyperlink>
-      <w:r>
-        <w:t>.</w:t>
-      </w:r>
-    </w:p>
-    <w:p>
-      <w:pPr>
-        <w:spacing w:after="120"/>
-        <w:ind w:left="792" w:hanging="792"/>
-      </w:pPr>
-      <w:r>
-        <w:t>[90]</w:t>
-        <w:tab/>
-      </w:r>
-      <w:r>
-        <w:t>R. S. Rasheed and A. A. AbuSamra, “Extending BlockSim with Energy and Carbon Footprint Modeling for Sustainable Blockchain Evaluation,” unpublished manuscript, 2026.</w:t>
-      </w:r>
-    </w:p>
-    <w:p>
-      <w:pPr>
-        <w:spacing w:after="120"/>
-        <w:ind w:left="792" w:hanging="792"/>
-      </w:pPr>
-      <w:r>
-        <w:t>[91]</w:t>
-        <w:tab/>
-      </w:r>
-      <w:r>
-        <w:t xml:space="preserve">Y. Xiao, N. Zhang, W. Lou, and Y. T. Hou, </w:t>
-      </w:r>
-      <w:r>
-        <w:t xml:space="preserve">“A Survey of Distributed Consensus Protocols for Blockchain Networks,” </w:t>
-      </w:r>
-      <w:r>
-        <w:rPr>
-          <w:i/>
-        </w:rPr>
-        <w:t>IEEE Communications Surveys &amp; Tutorials</w:t>
-      </w:r>
-      <w:r>
-        <w:t xml:space="preserve">, vol. 22, no. 2, pp. 1432–1465, 2020, doi: </w:t>
-      </w:r>
-      <w:hyperlink r:id="rId84">
-        <w:r>
-          <w:rPr>
-            <w:rStyle w:val="Hyperlink"/>
-          </w:rPr>
-          <w:t>10.1109/COMST.2020.2969706</w:t>
-        </w:r>
-      </w:hyperlink>
-      <w:r>
-        <w:t>.</w:t>
-      </w:r>
-    </w:p>
-    <w:p>
-      <w:pPr>
-        <w:spacing w:after="120"/>
-        <w:ind w:left="792" w:hanging="792"/>
-      </w:pPr>
-      <w:r>
-        <w:t>[92]</w:t>
-        <w:tab/>
-      </w:r>
-      <w:r>
-        <w:t xml:space="preserve">K. Croman et al., </w:t>
-      </w:r>
-      <w:r>
-        <w:t xml:space="preserve">“On Scaling Decentralized Blockchains (a Position Paper),” in </w:t>
-      </w:r>
-      <w:r>
-        <w:rPr>
-          <w:i/>
-        </w:rPr>
-        <w:t>Financial Cryptography and Data Security</w:t>
-      </w:r>
-      <w:r>
-        <w:t xml:space="preserve"> (Lecture Notes in Computer Science), Springer, 2016, pp. 106–125, doi: </w:t>
-      </w:r>
-      <w:hyperlink r:id="rId85">
-        <w:r>
-          <w:rPr>
-            <w:rStyle w:val="Hyperlink"/>
-          </w:rPr>
-          <w:t>10.1007/978-3-662-53357-4_8</w:t>
-        </w:r>
-      </w:hyperlink>
-      <w:r>
-        <w:t>.</w:t>
-      </w:r>
-    </w:p>
-    <w:p>
-      <w:pPr>
-        <w:spacing w:after="120"/>
-        <w:ind w:left="792" w:hanging="792"/>
-      </w:pPr>
-      <w:r>
-        <w:t>[93]</w:t>
-        <w:tab/>
-      </w:r>
-      <w:r>
-        <w:t xml:space="preserve">A. de Vries, </w:t>
-      </w:r>
-      <w:r>
-        <w:t xml:space="preserve">“Bitcoin’s Growing Energy Problem,” </w:t>
-      </w:r>
-      <w:r>
-        <w:rPr>
-          <w:i/>
-        </w:rPr>
-        <w:t>Joule</w:t>
-      </w:r>
-      <w:r>
-        <w:t xml:space="preserve">, vol. 2, no. 5, pp. 801–805, 2018, doi: </w:t>
-      </w:r>
-      <w:hyperlink r:id="rId86">
-        <w:r>
-          <w:rPr>
-            <w:rStyle w:val="Hyperlink"/>
-          </w:rPr>
-          <w:t>10.1016/j.joule.2018.04.016</w:t>
-        </w:r>
-      </w:hyperlink>
-      <w:r>
-        <w:t>.</w:t>
-      </w:r>
-    </w:p>
-    <w:p>
-      <w:pPr>
-        <w:spacing w:after="120"/>
-        <w:ind w:left="792" w:hanging="792"/>
-      </w:pPr>
-      <w:r>
-        <w:t>[94]</w:t>
-        <w:tab/>
-      </w:r>
-      <w:r>
-        <w:t xml:space="preserve">C. Stoll, L. Klaaßen, and U. Gallersdörfer, </w:t>
-      </w:r>
-      <w:r>
-        <w:t xml:space="preserve">“The Carbon Footprint of Bitcoin,” </w:t>
-      </w:r>
-      <w:r>
-        <w:rPr>
-          <w:i/>
-        </w:rPr>
-        <w:t>Joule</w:t>
-      </w:r>
-      <w:r>
-        <w:t xml:space="preserve">, vol. 3, no. 7, pp. 1647–1661, 2019, doi: </w:t>
-      </w:r>
-      <w:hyperlink r:id="rId87">
-        <w:r>
-          <w:rPr>
-            <w:rStyle w:val="Hyperlink"/>
-          </w:rPr>
-          <w:t>10.1016/j.joule.2019.05.012</w:t>
-        </w:r>
-      </w:hyperlink>
-      <w:r>
-        <w:t>.</w:t>
-      </w:r>
-    </w:p>
-    <w:p>
-      <w:pPr>
-        <w:spacing w:after="120"/>
-        <w:ind w:left="792" w:hanging="792"/>
-      </w:pPr>
-      <w:r>
-        <w:t>[95]</w:t>
-        <w:tab/>
-      </w:r>
-      <w:r>
-        <w:t xml:space="preserve">R. S. Rasheed, BlockSim-New (modified BlockSim implementation with energy and carbon accounting), computer software, 2026. [Online]. Available: </w:t>
-      </w:r>
-      <w:hyperlink r:id="rId88">
-        <w:r>
-          <w:rPr>
-            <w:rStyle w:val="Hyperlink"/>
-          </w:rPr>
-          <w:t>https://github.com/raedrasheed/BlockSim-New</w:t>
-        </w:r>
-      </w:hyperlink>
-    </w:p>
-    <w:p/>
-    <w:p>
-      <w:r>
-        <w:rPr>
-          <w:i/>
-        </w:rPr>
-        <w:t>Entries [96]–[155] below were merged from the reference list of the author’s review article “Consensus Algorithms for Blockchain Systems: A Review of Functionality, Security and Energy-Aware Design” (deduplicated against [1]–[95]). They are not yet cited in the thesis text; cite them in Chapter 3 where appropriate.</w:t>
-      </w:r>
-    </w:p>
-    <w:p>
-      <w:pPr>
-        <w:spacing w:after="120"/>
-        <w:ind w:left="792" w:hanging="792"/>
-      </w:pPr>
-      <w:r>
-        <w:t>[96]</w:t>
-        <w:tab/>
-      </w:r>
-      <w:r>
-        <w:t xml:space="preserve">M. N. M. Bhutta et al., “A Survey on Blockchain Technology: Evolution, Architecture and Security,” IEEE Access, vol. 9, pp. 61048–61073, 2021, doi: </w:t>
-      </w:r>
-      <w:hyperlink r:id="rId89">
-        <w:r>
-          <w:rPr>
-            <w:rStyle w:val="Hyperlink"/>
-          </w:rPr>
-          <w:t>10.1109/ACCESS.2021.3072849</w:t>
-        </w:r>
-      </w:hyperlink>
-      <w:r>
-        <w:t>.</w:t>
-      </w:r>
-    </w:p>
-    <w:p>
-      <w:pPr>
-        <w:spacing w:after="120"/>
-        <w:ind w:left="792" w:hanging="792"/>
-      </w:pPr>
-      <w:r>
-        <w:t>[97]</w:t>
-        <w:tab/>
-      </w:r>
-      <w:r>
-        <w:t xml:space="preserve">W. Wang et al., “A Survey on Consensus Mechanisms and Mining Strategy Management in Blockchain Networks,” IEEE Access, vol. 7, pp. 22328–22370, 2019, doi: </w:t>
-      </w:r>
-      <w:hyperlink r:id="rId90">
-        <w:r>
-          <w:rPr>
-            <w:rStyle w:val="Hyperlink"/>
-          </w:rPr>
-          <w:t>10.1109/ACCESS.2019.2896108</w:t>
-        </w:r>
-      </w:hyperlink>
-      <w:r>
-        <w:t>.</w:t>
-      </w:r>
-    </w:p>
-    <w:p>
-      <w:pPr>
-        <w:spacing w:after="120"/>
-        <w:ind w:left="792" w:hanging="792"/>
-      </w:pPr>
-      <w:r>
-        <w:t>[98]</w:t>
-        <w:tab/>
-      </w:r>
-      <w:r>
-        <w:t xml:space="preserve">S. Islam, M. J. Islam, M. Hossain, S. Noor, K.-S. Kwak, and S. M. R. Islam, “A Survey on Consensus Algorithms in Blockchain-Based Applications: Architecture, Taxonomy, and Operational Issues,” IEEE Access, vol. 11, pp. 39066–39082, 2023, doi: </w:t>
-      </w:r>
-      <w:hyperlink r:id="rId91">
-        <w:r>
-          <w:rPr>
-            <w:rStyle w:val="Hyperlink"/>
-          </w:rPr>
-          <w:t>10.1109/ACCESS.2023.3267047</w:t>
-        </w:r>
-      </w:hyperlink>
-      <w:r>
-        <w:t>.</w:t>
-      </w:r>
-    </w:p>
-    <w:p>
-      <w:pPr>
-        <w:spacing w:after="120"/>
-        <w:ind w:left="792" w:hanging="792"/>
-      </w:pPr>
-      <w:r>
-        <w:t>[99]</w:t>
-        <w:tab/>
-      </w:r>
-      <w:r>
-        <w:t xml:space="preserve">D. Hu et al., “Ladder: A Convergence-Based Structured DAG Blockchain for High Throughput and Low Latency,” in Proc. 22nd USENIX Symposium on Networked Systems Design and Implementation (NSDI 25), 779–794. Philadelphia, PA: USENIX Association, 2025. </w:t>
-      </w:r>
-      <w:hyperlink r:id="rId92">
-        <w:r>
-          <w:rPr>
-            <w:rStyle w:val="Hyperlink"/>
-          </w:rPr>
-          <w:t>https://dl.acm.org/doi/10.5555/3767955.3767996</w:t>
-        </w:r>
-      </w:hyperlink>
-      <w:r>
-        <w:t>.</w:t>
-      </w:r>
-    </w:p>
-    <w:p>
-      <w:pPr>
-        <w:spacing w:after="120"/>
-        <w:ind w:left="792" w:hanging="792"/>
-      </w:pPr>
-      <w:r>
-        <w:t>[100]</w:t>
-        <w:tab/>
-      </w:r>
-      <w:r>
-        <w:t xml:space="preserve">H. Lyu, S. Xie, J. Niu, I. Beschastnikh, Y. Zhang, M. Sadoghi, and C. Feng, “Orthrus: Accelerating Multi-BFT Consensus through Concurrent Partial Ordering of Transactions,” in Proc. 2025 IEEE 41st International Conference on Data Engineering (ICDE), 2615–2627, 2025. doi: </w:t>
-      </w:r>
-      <w:hyperlink r:id="rId93">
-        <w:r>
-          <w:rPr>
-            <w:rStyle w:val="Hyperlink"/>
-          </w:rPr>
-          <w:t>10.1109/ICDE65448.2025.00197</w:t>
-        </w:r>
-      </w:hyperlink>
-      <w:r>
-        <w:t>.</w:t>
-      </w:r>
-    </w:p>
-    <w:p>
-      <w:pPr>
-        <w:spacing w:after="120"/>
-        <w:ind w:left="792" w:hanging="792"/>
-      </w:pPr>
-      <w:r>
-        <w:t>[101]</w:t>
-        <w:tab/>
-      </w:r>
-      <w:r>
-        <w:t xml:space="preserve">H. Xu, X. Liu, C. Zhang, W. Wang, J. Wang, and K. Li, “Crackle: A Fast Sector-Based BFT Consensus with Sublinear Communication Complexity,” in Proc. IEEE INFOCOM 2024, 1–10, 2024. doi: </w:t>
-      </w:r>
-      <w:hyperlink r:id="rId94">
-        <w:r>
-          <w:rPr>
-            <w:rStyle w:val="Hyperlink"/>
-          </w:rPr>
-          <w:t>10.1109/INFOCOM52122.2024.10621123</w:t>
-        </w:r>
-      </w:hyperlink>
-      <w:r>
-        <w:t>.</w:t>
-      </w:r>
-    </w:p>
-    <w:p>
-      <w:pPr>
-        <w:spacing w:after="120"/>
-        <w:ind w:left="792" w:hanging="792"/>
-      </w:pPr>
-      <w:r>
-        <w:t>[102]</w:t>
-        <w:tab/>
-      </w:r>
-      <w:r>
-        <w:t xml:space="preserve">M. J. Page et al., “The PRISMA 2020 Statement: An Updated Guideline for Reporting Systematic Reviews,” BMJ, vol. 372, Art. no. n71, 2021, doi: </w:t>
-      </w:r>
-      <w:hyperlink r:id="rId95">
-        <w:r>
-          <w:rPr>
-            <w:rStyle w:val="Hyperlink"/>
-          </w:rPr>
-          <w:t>10.1136/bmj.n71</w:t>
-        </w:r>
-      </w:hyperlink>
-      <w:r>
-        <w:t>.</w:t>
-      </w:r>
-    </w:p>
-    <w:p>
-      <w:pPr>
-        <w:spacing w:after="120"/>
-        <w:ind w:left="792" w:hanging="792"/>
-      </w:pPr>
-      <w:r>
-        <w:t>[103]</w:t>
-        <w:tab/>
-      </w:r>
-      <w:r>
-        <w:t xml:space="preserve">M. J. Page et al., “PRISMA 2020 Explanation and Elaboration: Updated Guidance and Exemplars for Reporting Systematic Reviews,” BMJ, vol. 372, Art. no. n160, 2021, doi: </w:t>
-      </w:r>
-      <w:hyperlink r:id="rId96">
-        <w:r>
-          <w:rPr>
-            <w:rStyle w:val="Hyperlink"/>
-          </w:rPr>
-          <w:t>10.1136/bmj.n160</w:t>
-        </w:r>
-      </w:hyperlink>
-      <w:r>
-        <w:t>.</w:t>
-      </w:r>
-    </w:p>
-    <w:p>
-      <w:pPr>
-        <w:spacing w:after="120"/>
-        <w:ind w:left="792" w:hanging="792"/>
-      </w:pPr>
-      <w:r>
-        <w:t>[104]</w:t>
-        <w:tab/>
-      </w:r>
-      <w:r>
-        <w:t xml:space="preserve">B. Kitchenham and S. Charters, Guidelines for Performing Systematic Literature Reviews in Software Engineering, EBSE Technical Report EBSE-2007-01, Keele University and Durham University, 2007. [Online]. Available: </w:t>
-      </w:r>
-      <w:hyperlink r:id="rId97">
-        <w:r>
-          <w:rPr>
-            <w:rStyle w:val="Hyperlink"/>
-          </w:rPr>
-          <w:t>https://legacyfileshare.elsevier.com/promis_misc/525444systematicreviewsguide.pdf</w:t>
-        </w:r>
-      </w:hyperlink>
-    </w:p>
-    <w:p>
-      <w:pPr>
-        <w:spacing w:after="120"/>
-        <w:ind w:left="792" w:hanging="792"/>
-      </w:pPr>
-      <w:r>
-        <w:t>[105]</w:t>
-        <w:tab/>
-      </w:r>
-      <w:r>
-        <w:t xml:space="preserve">IEEE Professional Communication Society, Author Guidelines for Integrative Literature Reviews, 2019. [Online]. Available: </w:t>
-      </w:r>
-      <w:hyperlink r:id="rId98">
-        <w:r>
-          <w:rPr>
-            <w:rStyle w:val="Hyperlink"/>
-          </w:rPr>
-          <w:t>https://procomm.ieee.org/wp-content/uploads/2019/05/Author-Guidelines-for-Integrative-Literature-Reviews.pdf</w:t>
-        </w:r>
-      </w:hyperlink>
-    </w:p>
-    <w:p>
-      <w:pPr>
-        <w:spacing w:after="120"/>
-        <w:ind w:left="792" w:hanging="792"/>
-      </w:pPr>
-      <w:r>
-        <w:t>[106]</w:t>
-        <w:tab/>
-      </w:r>
-      <w:r>
-        <w:t xml:space="preserve">M. R. Islam, M. M. Rashid, M. A. Rahman, M. H. S. Mohamad, and A. H. Bin Embong, “A Comprehensive Analysis of Blockchain-Based Cryptocurrency Mining Impact on Energy Consumption,” International Journal of Advanced Computer Science and Applications, vol. 13, no. 4, pp. 590–598, 2022, doi: </w:t>
-      </w:r>
-      <w:hyperlink r:id="rId99">
-        <w:r>
-          <w:rPr>
-            <w:rStyle w:val="Hyperlink"/>
-          </w:rPr>
-          <w:t>10.14569/IJACSA.2022.0130469</w:t>
-        </w:r>
-      </w:hyperlink>
-      <w:r>
-        <w:t>.</w:t>
-      </w:r>
-    </w:p>
-    <w:p>
-      <w:pPr>
-        <w:spacing w:after="120"/>
-        <w:ind w:left="792" w:hanging="792"/>
-      </w:pPr>
-      <w:r>
-        <w:t>[107]</w:t>
-        <w:tab/>
-      </w:r>
-      <w:r>
-        <w:t xml:space="preserve">A. Elsanousi, E. Pei, and K. Mershad, “Proactive Blockchain Deployment Mechanism in Resource-Constrained Rate-Splitting Multiple Access IoT Networks,” Internet of Things, vol. 27, Art. no. 101328, 2024, doi: </w:t>
-      </w:r>
-      <w:hyperlink r:id="rId100">
-        <w:r>
-          <w:rPr>
-            <w:rStyle w:val="Hyperlink"/>
-          </w:rPr>
-          <w:t>10.1016/j.iot.2024.101328</w:t>
-        </w:r>
-      </w:hyperlink>
-      <w:r>
-        <w:t>.</w:t>
-      </w:r>
-    </w:p>
-    <w:p>
-      <w:pPr>
-        <w:spacing w:after="120"/>
-        <w:ind w:left="792" w:hanging="792"/>
-      </w:pPr>
-      <w:r>
-        <w:t>[108]</w:t>
-        <w:tab/>
-      </w:r>
-      <w:r>
-        <w:t xml:space="preserve">M. S. Ali, M. Vecchio, M. Pincheira, K. Dolui, F. Antonelli, and M. H. ur Rehman, “Applications of Blockchains in the Internet of Things: A Comprehensive Survey,” IEEE Communications Surveys &amp; Tutorials, vol. 21, no. 2, pp. 1676–1717, 2019, doi: </w:t>
-      </w:r>
-      <w:hyperlink r:id="rId101">
-        <w:r>
-          <w:rPr>
-            <w:rStyle w:val="Hyperlink"/>
-          </w:rPr>
-          <w:t>10.1109/COMST.2018.2886932</w:t>
-        </w:r>
-      </w:hyperlink>
-      <w:r>
-        <w:t>.</w:t>
-      </w:r>
-    </w:p>
-    <w:p>
-      <w:pPr>
-        <w:spacing w:after="120"/>
-        <w:ind w:left="792" w:hanging="792"/>
-      </w:pPr>
-      <w:r>
-        <w:t>[109]</w:t>
-        <w:tab/>
-      </w:r>
-      <w:r>
-        <w:t xml:space="preserve">E. Atay and J. L. Y. Tong, “The Impact of Blockchain Technology on Human Resource Management,” in Handbook of Research on Social Impacts of E-Payment and Blockchain Technology, 160–177. Hershey, PA: IGI Global, 2022. doi: </w:t>
-      </w:r>
-      <w:hyperlink r:id="rId102">
-        <w:r>
-          <w:rPr>
-            <w:rStyle w:val="Hyperlink"/>
-          </w:rPr>
-          <w:t>10.4018/978-1-7998-9035-5.ch009</w:t>
-        </w:r>
-      </w:hyperlink>
-      <w:r>
-        <w:t>.</w:t>
-      </w:r>
-    </w:p>
-    <w:p>
-      <w:pPr>
-        <w:spacing w:after="120"/>
-        <w:ind w:left="792" w:hanging="792"/>
-      </w:pPr>
-      <w:r>
-        <w:t>[110]</w:t>
-        <w:tab/>
-      </w:r>
-      <w:r>
-        <w:t xml:space="preserve">Hyperledger Foundation, “Hyperledger Foundation,” Accessed: Mar. 28, 2026. [Online]. Available: </w:t>
-      </w:r>
-      <w:hyperlink r:id="rId103">
-        <w:r>
-          <w:rPr>
-            <w:rStyle w:val="Hyperlink"/>
-          </w:rPr>
-          <w:t>https://hyperledger.github.io/</w:t>
-        </w:r>
-      </w:hyperlink>
-    </w:p>
-    <w:p>
-      <w:pPr>
-        <w:spacing w:after="120"/>
-        <w:ind w:left="792" w:hanging="792"/>
-      </w:pPr>
-      <w:r>
-        <w:t>[111]</w:t>
-        <w:tab/>
-      </w:r>
-      <w:r>
-        <w:t xml:space="preserve">S. Alam, S. Bhatia, M. Shuaib, M. M. Khubrani, F. Alfayez, A. A. Malibari, and S. Ahmad, “An Overview of Blockchain and IoT Integration for Secure and Reliable Health Records Monitoring,” Sustainability, vol. 15, no. 7, Art. no. 5660, 2023, doi: </w:t>
-      </w:r>
-      <w:hyperlink r:id="rId104">
-        <w:r>
-          <w:rPr>
-            <w:rStyle w:val="Hyperlink"/>
-          </w:rPr>
-          <w:t>10.3390/su15075660</w:t>
-        </w:r>
-      </w:hyperlink>
-      <w:r>
-        <w:t>.</w:t>
-      </w:r>
-    </w:p>
-    <w:p>
-      <w:pPr>
-        <w:spacing w:after="120"/>
-        <w:ind w:left="792" w:hanging="792"/>
-      </w:pPr>
-      <w:r>
-        <w:t>[112]</w:t>
-        <w:tab/>
-      </w:r>
-      <w:r>
-        <w:t xml:space="preserve">M. Sánchez-de la Rosa, C. Núñez-Gómez, M. B. Caminero, and C. Carrión, “Exploring the Use of Blockchain in Resource-Constrained Fog Computing Environments,” Software: Practice and Experience, vol. 53, no. 4, pp. 971–87, 2023, doi: </w:t>
-      </w:r>
-      <w:hyperlink r:id="rId105">
-        <w:r>
-          <w:rPr>
-            <w:rStyle w:val="Hyperlink"/>
-          </w:rPr>
-          <w:t>10.1002/spe.3173</w:t>
-        </w:r>
-      </w:hyperlink>
-      <w:r>
-        <w:t>.</w:t>
-      </w:r>
-    </w:p>
-    <w:p>
-      <w:pPr>
-        <w:spacing w:after="120"/>
-        <w:ind w:left="792" w:hanging="792"/>
-      </w:pPr>
-      <w:r>
-        <w:t>[113]</w:t>
-        <w:tab/>
-      </w:r>
-      <w:r>
-        <w:t xml:space="preserve">K. Z. Azar, H. M. Kamali, H. Homayoun, and A. Sasan, “From Cryptography to Logic Locking: A Survey on the Architecture Evolution of Secure Scan Chains,” IEEE Access, vol. 9, pp. 73133–73151, 2021, doi: </w:t>
-      </w:r>
-      <w:hyperlink r:id="rId106">
-        <w:r>
-          <w:rPr>
-            <w:rStyle w:val="Hyperlink"/>
-          </w:rPr>
-          <w:t>10.1109/ACCESS.2021.3080257</w:t>
-        </w:r>
-      </w:hyperlink>
-      <w:r>
-        <w:t>.</w:t>
-      </w:r>
-    </w:p>
-    <w:p>
-      <w:pPr>
-        <w:spacing w:after="120"/>
-        <w:ind w:left="792" w:hanging="792"/>
-      </w:pPr>
-      <w:r>
-        <w:t>[114]</w:t>
-        <w:tab/>
-      </w:r>
-      <w:r>
-        <w:t xml:space="preserve">B. Hammi, S. Zeadally, and J. Nebhen, “Security Threats, Countermeasures, and Challenges of Digital Supply Chains,” ACM Computing Surveys, vol. 55, no. 14S, Art. no. 316, 2023, doi: </w:t>
-      </w:r>
-      <w:hyperlink r:id="rId107">
-        <w:r>
-          <w:rPr>
-            <w:rStyle w:val="Hyperlink"/>
-          </w:rPr>
-          <w:t>10.1145/3588999</w:t>
-        </w:r>
-      </w:hyperlink>
-      <w:r>
-        <w:t>.</w:t>
-      </w:r>
-    </w:p>
-    <w:p>
-      <w:pPr>
-        <w:spacing w:after="120"/>
-        <w:ind w:left="792" w:hanging="792"/>
-      </w:pPr>
-      <w:r>
-        <w:t>[115]</w:t>
-        <w:tab/>
-      </w:r>
-      <w:r>
-        <w:t xml:space="preserve">J. Dutta and D. Puthal, “PoAh 2.0: AI-Empowered Dynamic Authentication Based Adaptive Blockchain Consensus for IoMT-Edge Workflow,” Future Generation Computer Systems, vol. 161, pp. 655–72, 2024, doi: </w:t>
-      </w:r>
-      <w:hyperlink r:id="rId108">
-        <w:r>
-          <w:rPr>
-            <w:rStyle w:val="Hyperlink"/>
-          </w:rPr>
-          <w:t>10.1016/j.future.2024.07.048</w:t>
-        </w:r>
-      </w:hyperlink>
-      <w:r>
-        <w:t>.</w:t>
-      </w:r>
-    </w:p>
-    <w:p>
-      <w:pPr>
-        <w:spacing w:after="120"/>
-        <w:ind w:left="792" w:hanging="792"/>
-      </w:pPr>
-      <w:r>
-        <w:t>[116]</w:t>
-        <w:tab/>
-      </w:r>
-      <w:r>
-        <w:t xml:space="preserve">J. Pennekamp, F. Alder, R. Matzutt, J. T. Mühlberg, F. Piessens, and K. Wehrle, “Secure End-to-End Sensing in Supply Chains,” in 2020 IEEE Conference on Communications and Network Security (CNS), 1–6. 2020. doi: </w:t>
-      </w:r>
-      <w:hyperlink r:id="rId109">
-        <w:r>
-          <w:rPr>
-            <w:rStyle w:val="Hyperlink"/>
-          </w:rPr>
-          <w:t>10.1109/CNS48642.2020.9162337</w:t>
-        </w:r>
-      </w:hyperlink>
-      <w:r>
-        <w:t>.</w:t>
-      </w:r>
-    </w:p>
-    <w:p>
-      <w:pPr>
-        <w:spacing w:after="120"/>
-        <w:ind w:left="792" w:hanging="792"/>
-      </w:pPr>
-      <w:r>
-        <w:t>[117]</w:t>
-        <w:tab/>
-      </w:r>
-      <w:r>
-        <w:t xml:space="preserve">S. Jangirala, A. K. Das, and A. V. Vasilakos, “Designing Secure Lightweight Blockchain-Enabled RFID-Based Authentication Protocol for Supply Chains in 5G Mobile Edge Computing Environment,” IEEE Transactions on Industrial Informatics, vol. 16, no. 11, pp. 7081–93, 2020, doi: </w:t>
-      </w:r>
-      <w:hyperlink r:id="rId110">
-        <w:r>
-          <w:rPr>
-            <w:rStyle w:val="Hyperlink"/>
-          </w:rPr>
-          <w:t>10.1109/TII.2019.2942389</w:t>
-        </w:r>
-      </w:hyperlink>
-      <w:r>
-        <w:t>.</w:t>
-      </w:r>
-    </w:p>
-    <w:p>
-      <w:pPr>
-        <w:spacing w:after="120"/>
-        <w:ind w:left="792" w:hanging="792"/>
-      </w:pPr>
-      <w:r>
-        <w:t>[118]</w:t>
-        <w:tab/>
-      </w:r>
-      <w:r>
-        <w:t xml:space="preserve">A. EL Azzaoui, H. Chen, S. H. Kim, Y. Pan, and J. H. Park, “Blockchain-Based Distributed Information Hiding Framework for Data Privacy Preserving in Medical Supply Chain Systems,” Sensors, vol. 22, no. 4, Art. no. 1371, 2022, doi: </w:t>
-      </w:r>
-      <w:hyperlink r:id="rId111">
-        <w:r>
-          <w:rPr>
-            <w:rStyle w:val="Hyperlink"/>
-          </w:rPr>
-          <w:t>10.3390/s22041371</w:t>
-        </w:r>
-      </w:hyperlink>
-      <w:r>
-        <w:t>.</w:t>
-      </w:r>
-    </w:p>
-    <w:p>
-      <w:pPr>
-        <w:spacing w:after="120"/>
-        <w:ind w:left="792" w:hanging="792"/>
-      </w:pPr>
-      <w:r>
-        <w:t>[119]</w:t>
-        <w:tab/>
-      </w:r>
-      <w:r>
-        <w:t xml:space="preserve">M. S. Solmaz and M. Koray, “Blockchain Technology in Maritime Transportation and Management,” in Handbook of Research on the Applications of International Transportation and Logistics for World Trade, 483–99. Hershey, PA: IGI Global, 2020. doi: </w:t>
-      </w:r>
-      <w:hyperlink r:id="rId112">
-        <w:r>
-          <w:rPr>
-            <w:rStyle w:val="Hyperlink"/>
-          </w:rPr>
-          <w:t>10.4018/978-1-7998-1397-2.ch026</w:t>
-        </w:r>
-      </w:hyperlink>
-      <w:r>
-        <w:t>.</w:t>
-      </w:r>
-    </w:p>
-    <w:p>
-      <w:pPr>
-        <w:spacing w:after="120"/>
-        <w:ind w:left="792" w:hanging="792"/>
-      </w:pPr>
-      <w:r>
-        <w:t>[120]</w:t>
-        <w:tab/>
-      </w:r>
-      <w:r>
-        <w:t xml:space="preserve">O. Zumburidze, N. Adamashvili, R. State, R. Tonelli, and H. Taherdoost, “Blockchain Integration and Its Impact on Renewable Energy,” Computers, vol. 13, no. 4, Art. no. 107, 2024, doi: </w:t>
-      </w:r>
-      <w:hyperlink r:id="rId113">
-        <w:r>
-          <w:rPr>
-            <w:rStyle w:val="Hyperlink"/>
-          </w:rPr>
-          <w:t>10.3390/computers13040107</w:t>
-        </w:r>
-      </w:hyperlink>
-      <w:r>
-        <w:t>.</w:t>
-      </w:r>
-    </w:p>
-    <w:p>
-      <w:pPr>
-        <w:spacing w:after="120"/>
-        <w:ind w:left="792" w:hanging="792"/>
-      </w:pPr>
-      <w:r>
-        <w:t>[121]</w:t>
-        <w:tab/>
-      </w:r>
-      <w:r>
         <w:t xml:space="preserve">W. Yao, F. P. Deek, R. Murimi, and G. Wang, “SoK: A Taxonomy for Critical Analysis of Consensus Mechanisms in Consortium Blockchain,” IEEE Access, vol. 11, pp. 79572–79587, 2023, doi: </w:t>
       </w:r>
-      <w:hyperlink r:id="rId114">
+      <w:hyperlink r:id="rId133">
         <w:r>
           <w:rPr>
             <w:rStyle w:val="Hyperlink"/>
@@ -3435,295 +3055,13 @@
         <w:ind w:left="792" w:hanging="792"/>
       </w:pPr>
       <w:r>
-        <w:t>[122]</w:t>
-        <w:tab/>
-      </w:r>
-      <w:r>
-        <w:t xml:space="preserve">A. Bhoware, K. Jajulwar, A. Deshmukh, K. Dabhekar, S. Ghodmare, and A. Gulghane, “Performance Analysis of Network Security System Using Bioinspired-Blockchain Technique for IP Networks,” in 2023 11th International Conference on Emerging Trends in Engineering and Technology. 2023. doi: </w:t>
-      </w:r>
-      <w:hyperlink r:id="rId115">
-        <w:r>
-          <w:rPr>
-            <w:rStyle w:val="Hyperlink"/>
-          </w:rPr>
-          <w:t>10.1109/ICETET-SIP58143.2023.10151475</w:t>
-        </w:r>
-      </w:hyperlink>
-      <w:r>
-        <w:t>.</w:t>
-      </w:r>
-    </w:p>
-    <w:p>
-      <w:pPr>
-        <w:spacing w:after="120"/>
-        <w:ind w:left="792" w:hanging="792"/>
-      </w:pPr>
-      <w:r>
-        <w:t>[123]</w:t>
-        <w:tab/>
-      </w:r>
-      <w:r>
-        <w:t xml:space="preserve">R. S. Vairagade and B. S. Hanumantha, “Secure Internet of Things Network Using Light-Weighted Trust and Blockchain-Powered PoW Framework,” Concurrency and Computation: Practice and Experience 34, no. 21 (2022). doi: </w:t>
-      </w:r>
-      <w:hyperlink r:id="rId116">
-        <w:r>
-          <w:rPr>
-            <w:rStyle w:val="Hyperlink"/>
-          </w:rPr>
-          <w:t>10.1002/cpe.7057</w:t>
-        </w:r>
-      </w:hyperlink>
-      <w:r>
-        <w:t>.</w:t>
-      </w:r>
-    </w:p>
-    <w:p>
-      <w:pPr>
-        <w:spacing w:after="120"/>
-        <w:ind w:left="792" w:hanging="792"/>
-      </w:pPr>
-      <w:r>
-        <w:t>[124]</w:t>
-        <w:tab/>
-      </w:r>
-      <w:r>
-        <w:t xml:space="preserve">A. Christian, D. Therry, R. Ardiansyah, M. Y. Pusadan, Y. Y. Joefrie, and A. A. Kasim, “The Implementation and Analysis of The Proof of Work Consensus in Blockchain,” Advance Sustainable Science, Engineering and Technology 6, no. 1 (2024). doi: </w:t>
-      </w:r>
-      <w:hyperlink r:id="rId117">
-        <w:r>
-          <w:rPr>
-            <w:rStyle w:val="Hyperlink"/>
-          </w:rPr>
-          <w:t>10.26877/asset.v6i1.17878</w:t>
-        </w:r>
-      </w:hyperlink>
-      <w:r>
-        <w:t>.</w:t>
-      </w:r>
-    </w:p>
-    <w:p>
-      <w:pPr>
-        <w:spacing w:after="120"/>
-        <w:ind w:left="792" w:hanging="792"/>
-      </w:pPr>
-      <w:r>
-        <w:t>[125]</w:t>
-        <w:tab/>
-      </w:r>
-      <w:r>
-        <w:t xml:space="preserve">P. Sethi, T. Nguyen, M. R. Chowdhury, S. Pirttikangas, and A. P. da Silva, “Fair consensus in blockchain with heterogeneous miners using reinforcement learning aided adaptive proof-of-work,” in 2024 IEEE 21st Consumer Communications &amp; Networking Conference (CCNC), pp. 937-942. IEEE, 2024. doi: </w:t>
-      </w:r>
-      <w:hyperlink r:id="rId118">
-        <w:r>
-          <w:rPr>
-            <w:rStyle w:val="Hyperlink"/>
-          </w:rPr>
-          <w:t>10.1109/CCNC51664.2024.10454844</w:t>
-        </w:r>
-      </w:hyperlink>
-      <w:r>
-        <w:t>.</w:t>
-      </w:r>
-    </w:p>
-    <w:p>
-      <w:pPr>
-        <w:spacing w:after="120"/>
-        <w:ind w:left="792" w:hanging="792"/>
-      </w:pPr>
-      <w:r>
-        <w:t>[126]</w:t>
-        <w:tab/>
-      </w:r>
-      <w:r>
-        <w:t xml:space="preserve">J. Leng, M. Zhou, J. L. Zhao, Y. Huang, and Y. Bian, “Blockchain security: A survey of techniques and research directions,” IEEE Transactions on Services Computing, vol. 15, no. 4, pp. 2490–2510, 2020, doi: </w:t>
-      </w:r>
-      <w:hyperlink r:id="rId119">
-        <w:r>
-          <w:rPr>
-            <w:rStyle w:val="Hyperlink"/>
-          </w:rPr>
-          <w:t>10.1109/TSC.2020.3038641</w:t>
-        </w:r>
-      </w:hyperlink>
-      <w:r>
-        <w:t>.</w:t>
-      </w:r>
-    </w:p>
-    <w:p>
-      <w:pPr>
-        <w:spacing w:after="120"/>
-        <w:ind w:left="792" w:hanging="792"/>
-      </w:pPr>
-      <w:r>
-        <w:t>[127]</w:t>
-        <w:tab/>
-      </w:r>
-      <w:r>
-        <w:t xml:space="preserve">M. Aldwairi and L. Tawalbeh, “Security Techniques for Intelligent Spam Sensing and Anomaly Detection in Online Social Platforms,” International Journal of Electrical and Computer Engineering, vol. 10, no. 1, pp. 275–287, 2020, doi: </w:t>
-      </w:r>
-      <w:hyperlink r:id="rId120">
-        <w:r>
-          <w:rPr>
-            <w:rStyle w:val="Hyperlink"/>
-          </w:rPr>
-          <w:t>10.11591/ijece.v10i1.pp275-287</w:t>
-        </w:r>
-      </w:hyperlink>
-      <w:r>
-        <w:t>.</w:t>
-      </w:r>
-    </w:p>
-    <w:p>
-      <w:pPr>
-        <w:spacing w:after="120"/>
-        <w:ind w:left="792" w:hanging="792"/>
-      </w:pPr>
-      <w:r>
-        <w:t>[128]</w:t>
-        <w:tab/>
-      </w:r>
-      <w:r>
-        <w:t xml:space="preserve">C. P. Pascual Caceres et al., “Blockchain Architecture Based on Decentralised PoW Algorithm,” International Journal of Advanced Computer Science and Applications, vol. 14, no. 7, 2023, doi: </w:t>
-      </w:r>
-      <w:hyperlink r:id="rId121">
-        <w:r>
-          <w:rPr>
-            <w:rStyle w:val="Hyperlink"/>
-          </w:rPr>
-          <w:t>10.14569/IJACSA.2023.0140776</w:t>
-        </w:r>
-      </w:hyperlink>
-      <w:r>
-        <w:t>.</w:t>
-      </w:r>
-    </w:p>
-    <w:p>
-      <w:pPr>
-        <w:spacing w:after="120"/>
-        <w:ind w:left="792" w:hanging="792"/>
-      </w:pPr>
-      <w:r>
-        <w:t>[129]</w:t>
-        <w:tab/>
-      </w:r>
-      <w:r>
-        <w:t xml:space="preserve">S. Prasanna, “Exploring the Architecture and Consensus Mechanisms of Hyperledger Fabric in Blockchain Technology,” JNAO, vol. 15, no. 1, 2024. [Online]. Available: </w:t>
-      </w:r>
-      <w:hyperlink r:id="rId122">
-        <w:r>
-          <w:rPr>
-            <w:rStyle w:val="Hyperlink"/>
-          </w:rPr>
-          <w:t>https://jnao-nu.com/Vol.%2015,%20Issue.%2001,%20January-June%20:%202024/13.4.pdf</w:t>
-        </w:r>
-      </w:hyperlink>
-    </w:p>
-    <w:p>
-      <w:pPr>
-        <w:spacing w:after="120"/>
-        <w:ind w:left="792" w:hanging="792"/>
-      </w:pPr>
-      <w:r>
-        <w:t>[130]</w:t>
-        <w:tab/>
-      </w:r>
-      <w:r>
-        <w:t xml:space="preserve">L. Alboaie, S. Alboaie, and C. Calancea, “Optimal Byzantine Fault Tolerance Consensus Algorithm for Permissioned Systems,” in Proc. 2021 20th RoEduNet Conference: Networking in Education and Research, 2021, doi: </w:t>
-      </w:r>
-      <w:hyperlink r:id="rId123">
-        <w:r>
-          <w:rPr>
-            <w:rStyle w:val="Hyperlink"/>
-          </w:rPr>
-          <w:t>10.1109/RoEduNet54112.2021.9638279</w:t>
-        </w:r>
-      </w:hyperlink>
-      <w:r>
-        <w:t>.</w:t>
-      </w:r>
-    </w:p>
-    <w:p>
-      <w:pPr>
-        <w:spacing w:after="120"/>
-        <w:ind w:left="792" w:hanging="792"/>
-      </w:pPr>
-      <w:r>
-        <w:t>[131]</w:t>
-        <w:tab/>
-      </w:r>
-      <w:r>
-        <w:t xml:space="preserve">H. Wang, G. Chen, Y. Zhang, and Z. Lin, “Multi-Certificate Attacks against Proof-of-Elapsed-Time and Their Countermeasures,” in NDSS. 2022, doi: </w:t>
-      </w:r>
-      <w:hyperlink r:id="rId124">
-        <w:r>
-          <w:rPr>
-            <w:rStyle w:val="Hyperlink"/>
-          </w:rPr>
-          <w:t>10.14722/ndss.2022.24158</w:t>
-        </w:r>
-      </w:hyperlink>
-      <w:r>
-        <w:t>.</w:t>
-      </w:r>
-    </w:p>
-    <w:p>
-      <w:pPr>
-        <w:spacing w:after="120"/>
-        <w:ind w:left="792" w:hanging="792"/>
-      </w:pPr>
-      <w:r>
-        <w:t>[132]</w:t>
-        <w:tab/>
-      </w:r>
-      <w:r>
-        <w:t xml:space="preserve">K. Christidis and M. Devetsikiotis, “Blockchains and smart contracts for the internet of things,” IEEE access, vol. 4, pp. 2292–2303, 2016, doi: </w:t>
-      </w:r>
-      <w:hyperlink r:id="rId125">
-        <w:r>
-          <w:rPr>
-            <w:rStyle w:val="Hyperlink"/>
-          </w:rPr>
-          <w:t>10.1109/ACCESS.2016.2566339</w:t>
-        </w:r>
-      </w:hyperlink>
-      <w:r>
-        <w:t>.</w:t>
-      </w:r>
-    </w:p>
-    <w:p>
-      <w:pPr>
-        <w:spacing w:after="120"/>
-        <w:ind w:left="792" w:hanging="792"/>
-      </w:pPr>
-      <w:r>
         <w:t>[133]</w:t>
         <w:tab/>
       </w:r>
       <w:r>
-        <w:t xml:space="preserve">M. P. Asadauskas, C. Cachin, and I. Amores Sesar, “PoET: An Eco-Friendly Alternative to PoW,” thesis, University of Bern, 2021. [Online]. Available: </w:t>
-      </w:r>
-      <w:hyperlink r:id="rId126">
-        <w:r>
-          <w:rPr>
-            <w:rStyle w:val="Hyperlink"/>
-          </w:rPr>
-          <w:t>https://crypto.unibe.ch/archive/theses/2021.bsc.markus.asadauskas.pdf</w:t>
-        </w:r>
-      </w:hyperlink>
-    </w:p>
-    <w:p>
-      <w:pPr>
-        <w:spacing w:after="120"/>
-        <w:ind w:left="792" w:hanging="792"/>
-      </w:pPr>
-      <w:r>
-        <w:t>[134]</w:t>
-        <w:tab/>
-      </w:r>
-      <w:r>
         <w:t xml:space="preserve">F. Raheman, “Blockchain in Logistics: A Protocol Selection Guide,” Accessed: Mar. 28, 2026. [Online]. Available: </w:t>
       </w:r>
-      <w:hyperlink r:id="rId127">
+      <w:hyperlink r:id="rId134">
         <w:r>
           <w:rPr>
             <w:rStyle w:val="Hyperlink"/>
@@ -3738,186 +3076,18 @@
         <w:ind w:left="792" w:hanging="792"/>
       </w:pPr>
       <w:r>
-        <w:t>[135]</w:t>
+        <w:t>[134]</w:t>
         <w:tab/>
       </w:r>
       <w:r>
-        <w:t xml:space="preserve">M. Baboi, “Security of consensus mechanisms in blockchain,” Romanian Cyber Security Journal, vol. 5, no. 2, pp. 45–53, 2023, doi: </w:t>
-      </w:r>
-      <w:hyperlink r:id="rId128">
-        <w:r>
-          <w:rPr>
-            <w:rStyle w:val="Hyperlink"/>
-          </w:rPr>
-          <w:t>10.54851/v5i2y202305</w:t>
-        </w:r>
-      </w:hyperlink>
-      <w:r>
-        <w:t>.</w:t>
-      </w:r>
-    </w:p>
-    <w:p>
-      <w:pPr>
-        <w:spacing w:after="120"/>
-        <w:ind w:left="792" w:hanging="792"/>
-      </w:pPr>
-      <w:r>
-        <w:t>[136]</w:t>
-        <w:tab/>
-      </w:r>
-      <w:r>
-        <w:t xml:space="preserve">H. Ju, M. Kumar, E. Valavi, and S. Aral, “Explaining Sustained Blockchain Decentralization with Quasi-Experiments: Resource Flexibility of Consensus Mechanisms,” arXiv preprint arXiv:2505.24663 (2025). doi: </w:t>
-      </w:r>
-      <w:hyperlink r:id="rId129">
-        <w:r>
-          <w:rPr>
-            <w:rStyle w:val="Hyperlink"/>
-          </w:rPr>
-          <w:t>10.48550/arXiv.2505.24663</w:t>
-        </w:r>
-      </w:hyperlink>
-      <w:r>
-        <w:t>.</w:t>
-      </w:r>
-    </w:p>
-    <w:p>
-      <w:pPr>
-        <w:spacing w:after="120"/>
-        <w:ind w:left="792" w:hanging="792"/>
-      </w:pPr>
-      <w:r>
-        <w:t>[137]</w:t>
-        <w:tab/>
-      </w:r>
-      <w:r>
-        <w:t xml:space="preserve">M. A. Zarkesh, E. Dastani, B. Safaei, and A. Movaghar, “Edgelinker: Practical blockchain-based framework for healthcare fog applications to enhance security in edge-iot data communications,” in 2024 5th CPSSI International Symposium on Cyber-Physical Systems (Applications and Theory)(CPSAT), pp. 1-8. IEEE, 2024. doi: </w:t>
-      </w:r>
-      <w:hyperlink r:id="rId130">
-        <w:r>
-          <w:rPr>
-            <w:rStyle w:val="Hyperlink"/>
-          </w:rPr>
-          <w:t>10.1109/CPSAT64082.2024.10745419</w:t>
-        </w:r>
-      </w:hyperlink>
-      <w:r>
-        <w:t>.</w:t>
-      </w:r>
-    </w:p>
-    <w:p>
-      <w:pPr>
-        <w:spacing w:after="120"/>
-        <w:ind w:left="792" w:hanging="792"/>
-      </w:pPr>
-      <w:r>
-        <w:t>[138]</w:t>
-        <w:tab/>
-      </w:r>
-      <w:r>
-        <w:t xml:space="preserve">N. A. Wahab, D. Zhang, N. F. Juniardi, and Y. Wong, “Advances in consortium chain scalability: A review of the practical byzantine fault tolerance consensus algorithm,” International Journal of Advanced Computer Science and Applications (IJACSA) 7 (2024). doi: </w:t>
-      </w:r>
-      <w:hyperlink r:id="rId131">
-        <w:r>
-          <w:rPr>
-            <w:rStyle w:val="Hyperlink"/>
-          </w:rPr>
-          <w:t>10.14569/IJACSA.2024.0150796</w:t>
-        </w:r>
-      </w:hyperlink>
-      <w:r>
-        <w:t>.</w:t>
-      </w:r>
-    </w:p>
-    <w:p>
-      <w:pPr>
-        <w:spacing w:after="120"/>
-        <w:ind w:left="792" w:hanging="792"/>
-      </w:pPr>
-      <w:r>
-        <w:t>[139]</w:t>
-        <w:tab/>
-      </w:r>
-      <w:r>
-        <w:t xml:space="preserve">M. Castro and B. Liskov, “Practical byzantine fault tolerance and proactive recovery,” ACM Transactions on Computer Systems (TOCS), vol. 20, no. 4, pp. 398–461, 2002, doi: </w:t>
-      </w:r>
-      <w:hyperlink r:id="rId132">
-        <w:r>
-          <w:rPr>
-            <w:rStyle w:val="Hyperlink"/>
-          </w:rPr>
-          <w:t>10.1145/571637.571640</w:t>
-        </w:r>
-      </w:hyperlink>
-      <w:r>
-        <w:t>.</w:t>
-      </w:r>
-    </w:p>
-    <w:p>
-      <w:pPr>
-        <w:spacing w:after="120"/>
-        <w:ind w:left="792" w:hanging="792"/>
-      </w:pPr>
-      <w:r>
-        <w:t>[140]</w:t>
-        <w:tab/>
-      </w:r>
-      <w:r>
-        <w:t xml:space="preserve">G. A. F. Rebello, G. F. Camilo, L. C. Guimaraes, L. A. C. de Souza, G. A. Thomaz, and O. C. M. Duarte, “A security and performance analysis of proof-based consensus protocols,” Annals of Telecommunications, vol. 77, no. 7, pp. 517–537, 2022, doi: </w:t>
-      </w:r>
-      <w:hyperlink r:id="rId133">
-        <w:r>
-          <w:rPr>
-            <w:rStyle w:val="Hyperlink"/>
-          </w:rPr>
-          <w:t>10.1007/S12243-021-00896-2</w:t>
-        </w:r>
-      </w:hyperlink>
-      <w:r>
-        <w:t>.</w:t>
-      </w:r>
-    </w:p>
-    <w:p>
-      <w:pPr>
-        <w:spacing w:after="120"/>
-        <w:ind w:left="792" w:hanging="792"/>
-      </w:pPr>
-      <w:r>
-        <w:t>[141]</w:t>
-        <w:tab/>
-      </w:r>
-      <w:r>
-        <w:t xml:space="preserve">Z. Zhao, Z. Fang, X. Wang, X. Chen, H. Su, H. Xiao, and Y. Zhou, “Proof-of-learning with incentive security,” arXiv preprint arXiv:2404.09005 (2024). doi: </w:t>
-      </w:r>
-      <w:hyperlink r:id="rId134">
-        <w:r>
-          <w:rPr>
-            <w:rStyle w:val="Hyperlink"/>
-          </w:rPr>
-          <w:t>10.48550/arXiv.2404.09005</w:t>
-        </w:r>
-      </w:hyperlink>
-      <w:r>
-        <w:t>.</w:t>
-      </w:r>
-    </w:p>
-    <w:p>
-      <w:pPr>
-        <w:spacing w:after="120"/>
-        <w:ind w:left="792" w:hanging="792"/>
-      </w:pPr>
-      <w:r>
-        <w:t>[142]</w:t>
-        <w:tab/>
-      </w:r>
-      <w:r>
-        <w:t xml:space="preserve">S. Deb, R. Raynor, and S. Kannan, “Stakesure: Proof of stake mechanisms with strong cryptoeconomic safety,” arXiv preprint arXiv:2401.05797 (2024). doi: </w:t>
+        <w:t xml:space="preserve">M. S. Solmaz and M. Koray, “Blockchain Technology in Maritime Transportation and Management,” in Handbook of Research on the Applications of International Transportation and Logistics for World Trade, 483–99. Hershey, PA: IGI Global, 2020. doi: </w:t>
       </w:r>
       <w:hyperlink r:id="rId135">
         <w:r>
           <w:rPr>
             <w:rStyle w:val="Hyperlink"/>
           </w:rPr>
-          <w:t>10.48550/arXiv.2401.05797</w:t>
+          <w:t>10.4018/978-1-7998-1397-2.ch026</w:t>
         </w:r>
       </w:hyperlink>
       <w:r>
@@ -3930,18 +3100,18 @@
         <w:ind w:left="792" w:hanging="792"/>
       </w:pPr>
       <w:r>
-        <w:t>[143]</w:t>
+        <w:t>[135]</w:t>
         <w:tab/>
       </w:r>
       <w:r>
-        <w:t xml:space="preserve">I. Abellán Álvarez, V. Gramlich, and J. Sedlmeir, “Unsealing the secrets of blockchain consensus: A systematic comparison of the formal security of proof-of-work and proof-of-stake,” in Proc. 39th ACM/SIGAPP symposium on applied computing, pp. 278-287. 2024. doi: </w:t>
+        <w:t xml:space="preserve">O. Zumburidze, N. Adamashvili, R. State, R. Tonelli, and H. Taherdoost, “Blockchain Integration and Its Impact on Renewable Energy,” Computers, vol. 13, no. 4, Art. no. 107, 2024, doi: </w:t>
       </w:r>
       <w:hyperlink r:id="rId136">
         <w:r>
           <w:rPr>
             <w:rStyle w:val="Hyperlink"/>
           </w:rPr>
-          <w:t>10.1145/3605098.3635970</w:t>
+          <w:t>10.3390/computers13040107</w:t>
         </w:r>
       </w:hyperlink>
       <w:r>
@@ -3954,18 +3124,18 @@
         <w:ind w:left="792" w:hanging="792"/>
       </w:pPr>
       <w:r>
-        <w:t>[144]</w:t>
+        <w:t>[136]</w:t>
         <w:tab/>
       </w:r>
       <w:r>
-        <w:t xml:space="preserve">W. Li, Q. Zhang, S. Deng, B. Zhou, B. Wang, and J. Cao, “Q-Learning Improved Lightweight Consensus Algorithm for Blockchain-Structured Internet of Things,” IEEE Internet of Things Journal, vol. 10, no. 24, 2023, doi: </w:t>
+        <w:t xml:space="preserve">R. M. Ashu and S. Zafar, “Revolutionary IoT and Big Data in Healthcare: A Predictive Model Analysis,” ICIDSSD, vol. 2020, Art. no. 61, 2021, doi: </w:t>
       </w:r>
       <w:hyperlink r:id="rId137">
         <w:r>
           <w:rPr>
             <w:rStyle w:val="Hyperlink"/>
           </w:rPr>
-          <w:t>10.1109/JIOT.2023.3294265</w:t>
+          <w:t>10.4108/eai.27-2-2020.2303135</w:t>
         </w:r>
       </w:hyperlink>
       <w:r>
@@ -3978,18 +3148,18 @@
         <w:ind w:left="792" w:hanging="792"/>
       </w:pPr>
       <w:r>
-        <w:t>[145]</w:t>
+        <w:t>[137]</w:t>
         <w:tab/>
       </w:r>
       <w:r>
-        <w:t xml:space="preserve">S. Y. Fayi and Z. Sheng, “A survey of security, privacy and trust issues in vehicular computation offloading and their solutions using blockchain,” Open Research Europe, vol. 3, Art. no. 110, 2023, doi: </w:t>
+        <w:t xml:space="preserve">A. Hassan, M. I. Ali, R. Ahammed, M. M. Khan, N. Alsufyani, and A. Alsufyani, “Secured insurance framework using blockchain and smart contract,” Scientific Programming, vol. 2021, no. 1, Art. no. 6787406, 2021, doi: </w:t>
       </w:r>
       <w:hyperlink r:id="rId138">
         <w:r>
           <w:rPr>
             <w:rStyle w:val="Hyperlink"/>
           </w:rPr>
-          <w:t>10.12688/openreseurope.16189.2</w:t>
+          <w:t>10.1155/2021/6787406</w:t>
         </w:r>
       </w:hyperlink>
       <w:r>
@@ -4002,7 +3172,7 @@
         <w:ind w:left="792" w:hanging="792"/>
       </w:pPr>
       <w:r>
-        <w:t>[146]</w:t>
+        <w:t>[138]</w:t>
         <w:tab/>
       </w:r>
       <w:r>
@@ -4026,18 +3196,18 @@
         <w:ind w:left="792" w:hanging="792"/>
       </w:pPr>
       <w:r>
-        <w:t>[147]</w:t>
+        <w:t>[139]</w:t>
         <w:tab/>
       </w:r>
       <w:r>
-        <w:t xml:space="preserve">Q. Wang, R. Li, Q. Wang, S. Chen, and Y. Xiang, “Exploring unfairness on proof of authority: Order manipulation attacks and remedies,” in Proc. 2022 ACM on Asia Conference on Computer and Communications Security, pp. 123-137. 2022. doi: </w:t>
+        <w:t xml:space="preserve">M. Alharby and A. van Moorsel, “BlockSim: A Simulation Framework for Blockchain Systems,” ACM SIGMETRICS Performance Evaluation Review, vol. 46, no. 3, pp. 135–138, 2019, doi: </w:t>
       </w:r>
       <w:hyperlink r:id="rId140">
         <w:r>
           <w:rPr>
             <w:rStyle w:val="Hyperlink"/>
           </w:rPr>
-          <w:t>10.1145/3488932.3517394</w:t>
+          <w:t>10.1145/3308897.3308956</w:t>
         </w:r>
       </w:hyperlink>
       <w:r>
@@ -4050,18 +3220,18 @@
         <w:ind w:left="792" w:hanging="792"/>
       </w:pPr>
       <w:r>
-        <w:t>[148]</w:t>
+        <w:t>[140]</w:t>
         <w:tab/>
       </w:r>
       <w:r>
-        <w:t xml:space="preserve">R. Sytnyk and V. Hnatushenko, “Study of consensus algorithms in blockchain networks in the design of information systems,” Міжнародна науково-технічна конференція Інформаційні технології в металургії та машинобудуванні (2024): 479-484. doi: </w:t>
+        <w:t xml:space="preserve">R. Paulavičius, S. Grigaitis, and E. Filatovas, “A Systematic Review and Empirical Analysis of Blockchain Simulators,” IEEE Access, vol. 9, pp. 38010–38028, 2021, doi: </w:t>
       </w:r>
       <w:hyperlink r:id="rId141">
         <w:r>
           <w:rPr>
             <w:rStyle w:val="Hyperlink"/>
           </w:rPr>
-          <w:t>10.34185/1991-7848.itmm.2024.01.092</w:t>
+          <w:t>10.1109/ACCESS.2021.3063324</w:t>
         </w:r>
       </w:hyperlink>
       <w:r>
@@ -4074,18 +3244,18 @@
         <w:ind w:left="792" w:hanging="792"/>
       </w:pPr>
       <w:r>
-        <w:t>[149]</w:t>
+        <w:t>[141]</w:t>
         <w:tab/>
       </w:r>
       <w:r>
-        <w:t xml:space="preserve">M. Anus and A. Bin Ngadi, “Comparison Analysis of Blockchain Consensus Algorithms in Decentralized Public Environment: A Review,” Asia Proceedings of Social Sciences, 2024, doi: </w:t>
+        <w:t xml:space="preserve">C. Faria and M. Correia, “BlockSim: Blockchain Simulator,” in 2019 IEEE International Conference on Blockchain (Blockchain), 2019, pp. 439–446, doi: </w:t>
       </w:r>
       <w:hyperlink r:id="rId142">
         <w:r>
           <w:rPr>
             <w:rStyle w:val="Hyperlink"/>
           </w:rPr>
-          <w:t>10.31580/jm7sfp03</w:t>
+          <w:t>10.1109/Blockchain.2019.00067</w:t>
         </w:r>
       </w:hyperlink>
       <w:r>
@@ -4098,18 +3268,18 @@
         <w:ind w:left="792" w:hanging="792"/>
       </w:pPr>
       <w:r>
-        <w:t>[150]</w:t>
+        <w:t>[142]</w:t>
         <w:tab/>
       </w:r>
       <w:r>
-        <w:t xml:space="preserve">R. M. Ashu and S. Zafar, “Revolutionary IoT and Big Data in Healthcare: A Predictive Model Analysis,” ICIDSSD, vol. 2020, Art. no. 61, 2021, doi: </w:t>
+        <w:t xml:space="preserve">S. Smetanin, A. Ometov, M. Komarov, P. Masek, and Y. Koucheryavy, “Blockchain Evaluation Approaches: State-of-the-Art and Future Perspective,” Sensors, vol. 20, no. 12, Art. no. 3358, 2020, doi: </w:t>
       </w:r>
       <w:hyperlink r:id="rId143">
         <w:r>
           <w:rPr>
             <w:rStyle w:val="Hyperlink"/>
           </w:rPr>
-          <w:t>10.4108/eai.27-2-2020.2303135</w:t>
+          <w:t>10.3390/s20123358</w:t>
         </w:r>
       </w:hyperlink>
       <w:r>
@@ -4122,18 +3292,18 @@
         <w:ind w:left="792" w:hanging="792"/>
       </w:pPr>
       <w:r>
-        <w:t>[151]</w:t>
+        <w:t>[143]</w:t>
         <w:tab/>
       </w:r>
       <w:r>
-        <w:t xml:space="preserve">A. Hassan, M. I. Ali, R. Ahammed, M. M. Khan, N. Alsufyani, and A. Alsufyani, “Secured insurance framework using blockchain and smart contract,” Scientific Programming, vol. 2021, no. 1, Art. no. 6787406, 2021, doi: </w:t>
+        <w:t xml:space="preserve">A. Gervais, G. O. Karame, K. Wüst, V. Glykantzis, H. Ritzdorf, and S. Capkun, “On the Security and Performance of Proof of Work Blockchains,” in Proc. 2016 ACM SIGSAC Conference on Computer and Communications Security, 2016, pp. 3–16, doi: </w:t>
       </w:r>
       <w:hyperlink r:id="rId144">
         <w:r>
           <w:rPr>
             <w:rStyle w:val="Hyperlink"/>
           </w:rPr>
-          <w:t>10.1155/2021/6787406</w:t>
+          <w:t>10.1145/2976749.2978341</w:t>
         </w:r>
       </w:hyperlink>
       <w:r>
@@ -4146,18 +3316,31 @@
         <w:ind w:left="792" w:hanging="792"/>
       </w:pPr>
       <w:r>
-        <w:t>[152]</w:t>
+        <w:t>[144]</w:t>
         <w:tab/>
       </w:r>
       <w:r>
-        <w:t xml:space="preserve">M. Rukhiran, S. Boonsong, and P. Netinant, “Sustainable optimizing performance and energy efficiency in proof of work blockchain: A multilinear regression approach,” Sustainability, vol. 16, no. 4, Art. no. 1519, 2024, doi: </w:t>
+        <w:t>R. S. Rasheed and A. A. AbuSamra, “Extending BlockSim with Energy and Carbon Footprint Modeling for Sustainable Blockchain Evaluation,” unpublished manuscript, 2026.</w:t>
+      </w:r>
+    </w:p>
+    <w:p>
+      <w:pPr>
+        <w:spacing w:after="120"/>
+        <w:ind w:left="792" w:hanging="792"/>
+      </w:pPr>
+      <w:r>
+        <w:t>[145]</w:t>
+        <w:tab/>
+      </w:r>
+      <w:r>
+        <w:t xml:space="preserve">K. Croman et al., “On Scaling Decentralized Blockchains (a Position Paper),” in Financial Cryptography and Data Security (Lecture Notes in Computer Science), Springer, 2016, pp. 106–125, doi: </w:t>
       </w:r>
       <w:hyperlink r:id="rId145">
         <w:r>
           <w:rPr>
             <w:rStyle w:val="Hyperlink"/>
           </w:rPr>
-          <w:t>10.3390/su16041519</w:t>
+          <w:t>10.1007/978-3-662-53357-4_8</w:t>
         </w:r>
       </w:hyperlink>
       <w:r>
@@ -4170,18 +3353,18 @@
         <w:ind w:left="792" w:hanging="792"/>
       </w:pPr>
       <w:r>
-        <w:t>[153]</w:t>
+        <w:t>[146]</w:t>
         <w:tab/>
       </w:r>
       <w:r>
-        <w:t xml:space="preserve">M. Bowman, D. Das, A. Mandal, and H. Montgomery, “On Elapsed Time Consensus Protocols,” in Applied Cryptography and Network Security Workshops (Lecture Notes in Computer Science), Springer, 2022, doi: </w:t>
+        <w:t xml:space="preserve">A. de Vries, “Bitcoin’s Growing Energy Problem,” Joule, vol. 2, no. 5, pp. 801–805, 2018, doi: </w:t>
       </w:r>
       <w:hyperlink r:id="rId146">
         <w:r>
           <w:rPr>
             <w:rStyle w:val="Hyperlink"/>
           </w:rPr>
-          <w:t>10.1007/978-3-030-92518-5_25</w:t>
+          <w:t>10.1016/j.joule.2018.04.016</w:t>
         </w:r>
       </w:hyperlink>
       <w:r>
@@ -4194,18 +3377,18 @@
         <w:ind w:left="792" w:hanging="792"/>
       </w:pPr>
       <w:r>
-        <w:t>[154]</w:t>
+        <w:t>[147]</w:t>
         <w:tab/>
       </w:r>
       <w:r>
-        <w:t xml:space="preserve">J. Bonneau and N. Heninger, Eds., Financial Cryptography and Data Security: 24th International Conference (FC 2020), Revised Selected Papers (Lecture Notes in Computer Science), Springer, 2020, doi: </w:t>
+        <w:t xml:space="preserve">C. Stoll, L. Klaaßen, and U. Gallersdörfer, “The Carbon Footprint of Bitcoin,” Joule, vol. 3, no. 7, pp. 1647–1661, 2019, doi: </w:t>
       </w:r>
       <w:hyperlink r:id="rId147">
         <w:r>
           <w:rPr>
             <w:rStyle w:val="Hyperlink"/>
           </w:rPr>
-          <w:t>10.1007/978-3-030-51280-4</w:t>
+          <w:t>10.1016/j.joule.2019.05.012</w:t>
         </w:r>
       </w:hyperlink>
       <w:r>
@@ -4218,23 +3401,20 @@
         <w:ind w:left="792" w:hanging="792"/>
       </w:pPr>
       <w:r>
-        <w:t>[155]</w:t>
+        <w:t>[148]</w:t>
         <w:tab/>
       </w:r>
       <w:r>
-        <w:t xml:space="preserve">C. Brian, “Burning Up: A Global History of Fossil Fuel Consumption,” pp. 700–702, 2020, doi: </w:t>
+        <w:t xml:space="preserve">R. S. Rasheed, BlockSim-New (modified BlockSim implementation with energy and carbon accounting), computer software, 2026. [Online]. Available: </w:t>
       </w:r>
       <w:hyperlink r:id="rId148">
         <w:r>
           <w:rPr>
             <w:rStyle w:val="Hyperlink"/>
           </w:rPr>
-          <w:t>10.2307/j.ctv4ncp7q</w:t>
+          <w:t>https://github.com/raedrasheed/BlockSim-New</w:t>
         </w:r>
       </w:hyperlink>
-      <w:r>
-        <w:t>.</w:t>
-      </w:r>
     </w:p>
     <w:sectPr>
       <w:pgSz w:w="12240" w:h="15840"/>
